--- a/docs/Auxein Inisghts Deployment Workflow V1.0.docx
+++ b/docs/Auxein Inisghts Deployment Workflow V1.0.docx
@@ -2531,16 +2531,29 @@
         <w:t xml:space="preserve">        '</w:t>
       </w:r>
       <w:proofErr w:type="spellStart"/>
-      <w:r>
-        <w:rPr>
-          <w:rFonts w:ascii="Courier New" w:eastAsia="Courier New" w:hAnsi="Courier New" w:cs="Courier New"/>
-          <w:kern w:val="0"/>
-          <w:sz w:val="18"/>
-          <w:szCs w:val="18"/>
-          <w:lang w:eastAsia="en-NZ"/>
-          <w14:ligatures w14:val="none"/>
-        </w:rPr>
-        <w:t>site_name</w:t>
+      <w:proofErr w:type="gramStart"/>
+      <w:r>
+        <w:rPr>
+          <w:rFonts w:ascii="Courier New" w:eastAsia="Courier New" w:hAnsi="Courier New" w:cs="Courier New"/>
+          <w:kern w:val="0"/>
+          <w:sz w:val="18"/>
+          <w:szCs w:val="18"/>
+          <w:lang w:eastAsia="en-NZ"/>
+          <w14:ligatures w14:val="none"/>
+        </w:rPr>
+        <w:t>site</w:t>
+      </w:r>
+      <w:proofErr w:type="gramEnd"/>
+      <w:r>
+        <w:rPr>
+          <w:rFonts w:ascii="Courier New" w:eastAsia="Courier New" w:hAnsi="Courier New" w:cs="Courier New"/>
+          <w:kern w:val="0"/>
+          <w:sz w:val="18"/>
+          <w:szCs w:val="18"/>
+          <w:lang w:eastAsia="en-NZ"/>
+          <w14:ligatures w14:val="none"/>
+        </w:rPr>
+        <w:t>_name</w:t>
       </w:r>
       <w:proofErr w:type="spellEnd"/>
       <w:r>
@@ -2659,16 +2672,29 @@
         <w:t xml:space="preserve">        '</w:t>
       </w:r>
       <w:proofErr w:type="spellStart"/>
-      <w:r>
-        <w:rPr>
-          <w:rFonts w:ascii="Courier New" w:eastAsia="Courier New" w:hAnsi="Courier New" w:cs="Courier New"/>
-          <w:kern w:val="0"/>
-          <w:sz w:val="18"/>
-          <w:szCs w:val="18"/>
-          <w:lang w:eastAsia="en-NZ"/>
-          <w14:ligatures w14:val="none"/>
-        </w:rPr>
-        <w:t>zone_id</w:t>
+      <w:proofErr w:type="gramStart"/>
+      <w:r>
+        <w:rPr>
+          <w:rFonts w:ascii="Courier New" w:eastAsia="Courier New" w:hAnsi="Courier New" w:cs="Courier New"/>
+          <w:kern w:val="0"/>
+          <w:sz w:val="18"/>
+          <w:szCs w:val="18"/>
+          <w:lang w:eastAsia="en-NZ"/>
+          <w14:ligatures w14:val="none"/>
+        </w:rPr>
+        <w:t>zone</w:t>
+      </w:r>
+      <w:proofErr w:type="gramEnd"/>
+      <w:r>
+        <w:rPr>
+          <w:rFonts w:ascii="Courier New" w:eastAsia="Courier New" w:hAnsi="Courier New" w:cs="Courier New"/>
+          <w:kern w:val="0"/>
+          <w:sz w:val="18"/>
+          <w:szCs w:val="18"/>
+          <w:lang w:eastAsia="en-NZ"/>
+          <w14:ligatures w14:val="none"/>
+        </w:rPr>
+        <w:t>_id</w:t>
       </w:r>
       <w:proofErr w:type="spellEnd"/>
       <w:r>
@@ -2859,16 +2885,29 @@
         <w:t xml:space="preserve">        '</w:t>
       </w:r>
       <w:proofErr w:type="spellStart"/>
-      <w:r>
-        <w:rPr>
-          <w:rFonts w:ascii="Courier New" w:eastAsia="Courier New" w:hAnsi="Courier New" w:cs="Courier New"/>
-          <w:kern w:val="0"/>
-          <w:sz w:val="18"/>
-          <w:szCs w:val="18"/>
-          <w:lang w:eastAsia="en-NZ"/>
-          <w14:ligatures w14:val="none"/>
-        </w:rPr>
-        <w:t>data_from</w:t>
+      <w:proofErr w:type="gramStart"/>
+      <w:r>
+        <w:rPr>
+          <w:rFonts w:ascii="Courier New" w:eastAsia="Courier New" w:hAnsi="Courier New" w:cs="Courier New"/>
+          <w:kern w:val="0"/>
+          <w:sz w:val="18"/>
+          <w:szCs w:val="18"/>
+          <w:lang w:eastAsia="en-NZ"/>
+          <w14:ligatures w14:val="none"/>
+        </w:rPr>
+        <w:t>data</w:t>
+      </w:r>
+      <w:proofErr w:type="gramEnd"/>
+      <w:r>
+        <w:rPr>
+          <w:rFonts w:ascii="Courier New" w:eastAsia="Courier New" w:hAnsi="Courier New" w:cs="Courier New"/>
+          <w:kern w:val="0"/>
+          <w:sz w:val="18"/>
+          <w:szCs w:val="18"/>
+          <w:lang w:eastAsia="en-NZ"/>
+          <w14:ligatures w14:val="none"/>
+        </w:rPr>
+        <w:t>_from</w:t>
       </w:r>
       <w:proofErr w:type="spellEnd"/>
       <w:r>
@@ -4541,10 +4580,10 @@
         <w:spacing w:after="80" w:line="240" w:lineRule="auto"/>
         <w:ind w:left="200" w:right="200"/>
         <w:rPr>
-          <w:rFonts w:ascii="Arial" w:eastAsia="Arial" w:hAnsi="Arial" w:cs="Arial"/>
-          <w:kern w:val="0"/>
-          <w:sz w:val="20"/>
-          <w:szCs w:val="20"/>
+          <w:rFonts w:ascii="Courier New" w:eastAsia="Courier New" w:hAnsi="Courier New" w:cs="Courier New"/>
+          <w:kern w:val="0"/>
+          <w:sz w:val="18"/>
+          <w:szCs w:val="18"/>
           <w:lang w:eastAsia="en-NZ"/>
           <w14:ligatures w14:val="none"/>
         </w:rPr>
@@ -4585,6 +4624,262 @@
     </w:p>
     <w:p>
       <w:pPr>
+        <w:shd w:val="clear" w:color="auto" w:fill="F5F5F5"/>
+        <w:spacing w:after="80" w:line="240" w:lineRule="auto"/>
+        <w:ind w:left="200" w:right="200"/>
+        <w:rPr>
+          <w:rFonts w:ascii="Courier New" w:eastAsia="Courier New" w:hAnsi="Courier New" w:cs="Courier New"/>
+          <w:kern w:val="0"/>
+          <w:sz w:val="18"/>
+          <w:szCs w:val="18"/>
+          <w:lang w:eastAsia="en-NZ"/>
+          <w14:ligatures w14:val="none"/>
+        </w:rPr>
+      </w:pPr>
+    </w:p>
+    <w:p>
+      <w:pPr>
+        <w:shd w:val="clear" w:color="auto" w:fill="F5F5F5"/>
+        <w:spacing w:after="80" w:line="240" w:lineRule="auto"/>
+        <w:ind w:left="200" w:right="200"/>
+        <w:rPr>
+          <w:rFonts w:ascii="Courier New" w:eastAsia="Courier New" w:hAnsi="Courier New" w:cs="Courier New"/>
+          <w:kern w:val="0"/>
+          <w:sz w:val="18"/>
+          <w:szCs w:val="18"/>
+          <w:lang w:eastAsia="en-NZ"/>
+          <w14:ligatures w14:val="none"/>
+        </w:rPr>
+      </w:pPr>
+    </w:p>
+    <w:p>
+      <w:pPr>
+        <w:shd w:val="clear" w:color="auto" w:fill="F5F5F5"/>
+        <w:spacing w:after="80" w:line="240" w:lineRule="auto"/>
+        <w:ind w:left="200" w:right="200"/>
+        <w:rPr>
+          <w:rFonts w:ascii="Courier New" w:eastAsia="Courier New" w:hAnsi="Courier New" w:cs="Courier New"/>
+          <w:kern w:val="0"/>
+          <w:sz w:val="18"/>
+          <w:szCs w:val="18"/>
+          <w:lang w:eastAsia="en-NZ"/>
+          <w14:ligatures w14:val="none"/>
+        </w:rPr>
+      </w:pPr>
+      <w:r>
+        <w:rPr>
+          <w:rFonts w:ascii="Courier New" w:eastAsia="Courier New" w:hAnsi="Courier New" w:cs="Courier New"/>
+          <w:kern w:val="0"/>
+          <w:sz w:val="18"/>
+          <w:szCs w:val="18"/>
+          <w:lang w:eastAsia="en-NZ"/>
+          <w14:ligatures w14:val="none"/>
+        </w:rPr>
+        <w:t xml:space="preserve">--source harvest    </w:t>
+      </w:r>
+      <w:r>
+        <w:rPr>
+          <w:rFonts w:ascii="Courier New" w:eastAsia="Courier New" w:hAnsi="Courier New" w:cs="Courier New"/>
+          <w:kern w:val="0"/>
+          <w:sz w:val="18"/>
+          <w:szCs w:val="18"/>
+          <w:lang w:eastAsia="en-NZ"/>
+          <w14:ligatures w14:val="none"/>
+        </w:rPr>
+        <w:t xml:space="preserve">- </w:t>
+      </w:r>
+      <w:r>
+        <w:rPr>
+          <w:rFonts w:ascii="Courier New" w:eastAsia="Courier New" w:hAnsi="Courier New" w:cs="Courier New"/>
+          <w:kern w:val="0"/>
+          <w:sz w:val="18"/>
+          <w:szCs w:val="18"/>
+          <w:lang w:eastAsia="en-NZ"/>
+          <w14:ligatures w14:val="none"/>
+        </w:rPr>
+        <w:t xml:space="preserve">Whole fleet (all credentials), unchanged — this is the GHA </w:t>
+      </w:r>
+      <w:proofErr w:type="spellStart"/>
+      <w:r>
+        <w:rPr>
+          <w:rFonts w:ascii="Courier New" w:eastAsia="Courier New" w:hAnsi="Courier New" w:cs="Courier New"/>
+          <w:kern w:val="0"/>
+          <w:sz w:val="18"/>
+          <w:szCs w:val="18"/>
+          <w:lang w:eastAsia="en-NZ"/>
+          <w14:ligatures w14:val="none"/>
+        </w:rPr>
+        <w:t>cron</w:t>
+      </w:r>
+      <w:proofErr w:type="spellEnd"/>
+      <w:r>
+        <w:rPr>
+          <w:rFonts w:ascii="Courier New" w:eastAsia="Courier New" w:hAnsi="Courier New" w:cs="Courier New"/>
+          <w:kern w:val="0"/>
+          <w:sz w:val="18"/>
+          <w:szCs w:val="18"/>
+          <w:lang w:eastAsia="en-NZ"/>
+          <w14:ligatures w14:val="none"/>
+        </w:rPr>
+        <w:t xml:space="preserve"> path</w:t>
+      </w:r>
+    </w:p>
+    <w:p>
+      <w:pPr>
+        <w:shd w:val="clear" w:color="auto" w:fill="F5F5F5"/>
+        <w:spacing w:after="80" w:line="240" w:lineRule="auto"/>
+        <w:ind w:left="200" w:right="200"/>
+        <w:rPr>
+          <w:rFonts w:ascii="Courier New" w:eastAsia="Courier New" w:hAnsi="Courier New" w:cs="Courier New"/>
+          <w:kern w:val="0"/>
+          <w:sz w:val="18"/>
+          <w:szCs w:val="18"/>
+          <w:lang w:eastAsia="en-NZ"/>
+          <w14:ligatures w14:val="none"/>
+        </w:rPr>
+      </w:pPr>
+    </w:p>
+    <w:p>
+      <w:pPr>
+        <w:shd w:val="clear" w:color="auto" w:fill="F5F5F5"/>
+        <w:spacing w:after="80" w:line="240" w:lineRule="auto"/>
+        <w:ind w:left="200" w:right="200"/>
+        <w:rPr>
+          <w:rFonts w:ascii="Courier New" w:eastAsia="Courier New" w:hAnsi="Courier New" w:cs="Courier New"/>
+          <w:kern w:val="0"/>
+          <w:sz w:val="18"/>
+          <w:szCs w:val="18"/>
+          <w:lang w:eastAsia="en-NZ"/>
+          <w14:ligatures w14:val="none"/>
+        </w:rPr>
+      </w:pPr>
+      <w:r>
+        <w:rPr>
+          <w:rFonts w:ascii="Courier New" w:eastAsia="Courier New" w:hAnsi="Courier New" w:cs="Courier New"/>
+          <w:kern w:val="0"/>
+          <w:sz w:val="18"/>
+          <w:szCs w:val="18"/>
+          <w:lang w:eastAsia="en-NZ"/>
+          <w14:ligatures w14:val="none"/>
+        </w:rPr>
+        <w:t>--</w:t>
+      </w:r>
+      <w:r>
+        <w:rPr>
+          <w:rFonts w:ascii="Courier New" w:eastAsia="Courier New" w:hAnsi="Courier New" w:cs="Courier New"/>
+          <w:kern w:val="0"/>
+          <w:sz w:val="18"/>
+          <w:szCs w:val="18"/>
+          <w:lang w:eastAsia="en-NZ"/>
+          <w14:ligatures w14:val="none"/>
+        </w:rPr>
+        <w:t>source harvest --credential-ref harvest/</w:t>
+      </w:r>
+      <w:proofErr w:type="spellStart"/>
+      <w:r>
+        <w:rPr>
+          <w:rFonts w:ascii="Courier New" w:eastAsia="Courier New" w:hAnsi="Courier New" w:cs="Courier New"/>
+          <w:kern w:val="0"/>
+          <w:sz w:val="18"/>
+          <w:szCs w:val="18"/>
+          <w:lang w:eastAsia="en-NZ"/>
+          <w14:ligatures w14:val="none"/>
+        </w:rPr>
+        <w:t>cod</w:t>
+      </w:r>
+      <w:r>
+        <w:rPr>
+          <w:rFonts w:ascii="Courier New" w:eastAsia="Courier New" w:hAnsi="Courier New" w:cs="Courier New"/>
+          <w:kern w:val="0"/>
+          <w:sz w:val="18"/>
+          <w:szCs w:val="18"/>
+          <w:lang w:eastAsia="en-NZ"/>
+          <w14:ligatures w14:val="none"/>
+        </w:rPr>
+        <w:t>c</w:t>
+      </w:r>
+      <w:proofErr w:type="spellEnd"/>
+      <w:r>
+        <w:rPr>
+          <w:rFonts w:ascii="Courier New" w:eastAsia="Courier New" w:hAnsi="Courier New" w:cs="Courier New"/>
+          <w:kern w:val="0"/>
+          <w:sz w:val="18"/>
+          <w:szCs w:val="18"/>
+          <w:lang w:eastAsia="en-NZ"/>
+          <w14:ligatures w14:val="none"/>
+        </w:rPr>
+        <w:t xml:space="preserve"> - </w:t>
+      </w:r>
+      <w:r>
+        <w:rPr>
+          <w:rFonts w:ascii="Courier New" w:eastAsia="Courier New" w:hAnsi="Courier New" w:cs="Courier New"/>
+          <w:kern w:val="0"/>
+          <w:sz w:val="18"/>
+          <w:szCs w:val="18"/>
+          <w:lang w:eastAsia="en-NZ"/>
+          <w14:ligatures w14:val="none"/>
+        </w:rPr>
+        <w:t xml:space="preserve">Just the CODC devices                                             </w:t>
+      </w:r>
+    </w:p>
+    <w:p>
+      <w:pPr>
+        <w:shd w:val="clear" w:color="auto" w:fill="F5F5F5"/>
+        <w:spacing w:after="80" w:line="240" w:lineRule="auto"/>
+        <w:ind w:left="200" w:right="200"/>
+        <w:rPr>
+          <w:rFonts w:ascii="Courier New" w:eastAsia="Courier New" w:hAnsi="Courier New" w:cs="Courier New"/>
+          <w:kern w:val="0"/>
+          <w:sz w:val="18"/>
+          <w:szCs w:val="18"/>
+          <w:lang w:eastAsia="en-NZ"/>
+          <w14:ligatures w14:val="none"/>
+        </w:rPr>
+      </w:pPr>
+    </w:p>
+    <w:p>
+      <w:pPr>
+        <w:shd w:val="clear" w:color="auto" w:fill="F5F5F5"/>
+        <w:spacing w:after="80" w:line="240" w:lineRule="auto"/>
+        <w:ind w:left="200" w:right="200"/>
+        <w:rPr>
+          <w:rFonts w:ascii="Courier New" w:eastAsia="Courier New" w:hAnsi="Courier New" w:cs="Courier New"/>
+          <w:kern w:val="0"/>
+          <w:sz w:val="18"/>
+          <w:szCs w:val="18"/>
+          <w:lang w:eastAsia="en-NZ"/>
+          <w14:ligatures w14:val="none"/>
+        </w:rPr>
+      </w:pPr>
+      <w:r>
+        <w:rPr>
+          <w:rFonts w:ascii="Courier New" w:eastAsia="Courier New" w:hAnsi="Courier New" w:cs="Courier New"/>
+          <w:kern w:val="0"/>
+          <w:sz w:val="18"/>
+          <w:szCs w:val="18"/>
+          <w:lang w:eastAsia="en-NZ"/>
+          <w14:ligatures w14:val="none"/>
+        </w:rPr>
+        <w:t xml:space="preserve">--source harvest --station HARV_CODC_CROM_TEMP Single device                                                        </w:t>
+      </w:r>
+    </w:p>
+    <w:p>
+      <w:pPr>
+        <w:shd w:val="clear" w:color="auto" w:fill="F5F5F5"/>
+        <w:spacing w:after="80" w:line="240" w:lineRule="auto"/>
+        <w:ind w:left="200" w:right="200"/>
+        <w:rPr>
+          <w:rFonts w:ascii="Arial" w:eastAsia="Arial" w:hAnsi="Arial" w:cs="Arial"/>
+          <w:kern w:val="0"/>
+          <w:sz w:val="20"/>
+          <w:szCs w:val="20"/>
+          <w:lang w:eastAsia="en-NZ"/>
+          <w14:ligatures w14:val="none"/>
+        </w:rPr>
+      </w:pPr>
+    </w:p>
+    <w:p>
+      <w:pPr>
         <w:spacing w:after="80" w:line="240" w:lineRule="auto"/>
         <w:rPr>
           <w:rFonts w:ascii="Arial" w:eastAsia="Arial" w:hAnsi="Arial" w:cs="Arial"/>
@@ -5153,7 +5448,31 @@
           <w:lang w:eastAsia="en-NZ"/>
           <w14:ligatures w14:val="none"/>
         </w:rPr>
-        <w:t>After backfill, run the daily processing pipeline for each date in the backfill range. This populates all derived tables that feed the live dashboard.</w:t>
+        <w:t xml:space="preserve">After </w:t>
+      </w:r>
+      <w:proofErr w:type="gramStart"/>
+      <w:r>
+        <w:rPr>
+          <w:rFonts w:ascii="Arial" w:eastAsia="Arial" w:hAnsi="Arial" w:cs="Arial"/>
+          <w:kern w:val="0"/>
+          <w:sz w:val="20"/>
+          <w:szCs w:val="20"/>
+          <w:lang w:eastAsia="en-NZ"/>
+          <w14:ligatures w14:val="none"/>
+        </w:rPr>
+        <w:t>backfill</w:t>
+      </w:r>
+      <w:proofErr w:type="gramEnd"/>
+      <w:r>
+        <w:rPr>
+          <w:rFonts w:ascii="Arial" w:eastAsia="Arial" w:hAnsi="Arial" w:cs="Arial"/>
+          <w:kern w:val="0"/>
+          <w:sz w:val="20"/>
+          <w:szCs w:val="20"/>
+          <w:lang w:eastAsia="en-NZ"/>
+          <w14:ligatures w14:val="none"/>
+        </w:rPr>
+        <w:t>, run the daily processing pipeline for each date in the backfill range. This populates all derived tables that feed the live dashboard.</w:t>
       </w:r>
     </w:p>
     <w:p>
@@ -5405,6 +5724,7 @@
           <w:lang w:eastAsia="en-NZ"/>
           <w14:ligatures w14:val="none"/>
         </w:rPr>
+        <w:lastRenderedPageBreak/>
         <w:t>phenology_service.py – GDD-based phenology estimates</w:t>
       </w:r>
     </w:p>
@@ -5586,7 +5906,6 @@
           <w:lang w:eastAsia="en-NZ"/>
           <w14:ligatures w14:val="none"/>
         </w:rPr>
-        <w:lastRenderedPageBreak/>
         <w:t>for d</w:t>
       </w:r>
       <w:proofErr w:type="spellEnd"/>
@@ -7004,7 +7323,6 @@
                 <w:lang w:eastAsia="en-NZ"/>
                 <w14:ligatures w14:val="none"/>
               </w:rPr>
-              <w:lastRenderedPageBreak/>
               <w:t>3. Update runner</w:t>
             </w:r>
           </w:p>
@@ -7943,7 +8261,31 @@
           <w:lang w:eastAsia="en-NZ"/>
           <w14:ligatures w14:val="none"/>
         </w:rPr>
-        <w:t>git add .</w:t>
+        <w:t xml:space="preserve">git </w:t>
+      </w:r>
+      <w:proofErr w:type="gramStart"/>
+      <w:r>
+        <w:rPr>
+          <w:rFonts w:ascii="Courier New" w:eastAsia="Courier New" w:hAnsi="Courier New" w:cs="Courier New"/>
+          <w:kern w:val="0"/>
+          <w:sz w:val="18"/>
+          <w:szCs w:val="18"/>
+          <w:lang w:eastAsia="en-NZ"/>
+          <w14:ligatures w14:val="none"/>
+        </w:rPr>
+        <w:t>add</w:t>
+      </w:r>
+      <w:proofErr w:type="gramEnd"/>
+      <w:r>
+        <w:rPr>
+          <w:rFonts w:ascii="Courier New" w:eastAsia="Courier New" w:hAnsi="Courier New" w:cs="Courier New"/>
+          <w:kern w:val="0"/>
+          <w:sz w:val="18"/>
+          <w:szCs w:val="18"/>
+          <w:lang w:eastAsia="en-NZ"/>
+          <w14:ligatures w14:val="none"/>
+        </w:rPr>
+        <w:t xml:space="preserve"> .</w:t>
       </w:r>
     </w:p>
     <w:p>
@@ -11735,16 +12077,29 @@
           <w14:ligatures w14:val="none"/>
         </w:rPr>
       </w:pPr>
-      <w:r>
-        <w:rPr>
-          <w:rFonts w:ascii="Courier New" w:eastAsia="Courier New" w:hAnsi="Courier New" w:cs="Courier New"/>
-          <w:kern w:val="0"/>
-          <w:sz w:val="18"/>
-          <w:szCs w:val="18"/>
-          <w:lang w:eastAsia="en-NZ"/>
-          <w14:ligatures w14:val="none"/>
-        </w:rPr>
-        <w:t>../../</w:t>
+      <w:proofErr w:type="gramStart"/>
+      <w:r>
+        <w:rPr>
+          <w:rFonts w:ascii="Courier New" w:eastAsia="Courier New" w:hAnsi="Courier New" w:cs="Courier New"/>
+          <w:kern w:val="0"/>
+          <w:sz w:val="18"/>
+          <w:szCs w:val="18"/>
+          <w:lang w:eastAsia="en-NZ"/>
+          <w14:ligatures w14:val="none"/>
+        </w:rPr>
+        <w:t>../..</w:t>
+      </w:r>
+      <w:proofErr w:type="gramEnd"/>
+      <w:r>
+        <w:rPr>
+          <w:rFonts w:ascii="Courier New" w:eastAsia="Courier New" w:hAnsi="Courier New" w:cs="Courier New"/>
+          <w:kern w:val="0"/>
+          <w:sz w:val="18"/>
+          <w:szCs w:val="18"/>
+          <w:lang w:eastAsia="en-NZ"/>
+          <w14:ligatures w14:val="none"/>
+        </w:rPr>
+        <w:t>/</w:t>
       </w:r>
       <w:proofErr w:type="spellStart"/>
       <w:r>
@@ -11966,16 +12321,29 @@
           <w14:ligatures w14:val="none"/>
         </w:rPr>
       </w:pPr>
-      <w:r>
-        <w:rPr>
-          <w:rFonts w:ascii="Courier New" w:eastAsia="Courier New" w:hAnsi="Courier New" w:cs="Courier New"/>
-          <w:kern w:val="0"/>
-          <w:sz w:val="18"/>
-          <w:szCs w:val="18"/>
-          <w:lang w:eastAsia="en-NZ"/>
-          <w14:ligatures w14:val="none"/>
-        </w:rPr>
-        <w:t>../../</w:t>
+      <w:proofErr w:type="gramStart"/>
+      <w:r>
+        <w:rPr>
+          <w:rFonts w:ascii="Courier New" w:eastAsia="Courier New" w:hAnsi="Courier New" w:cs="Courier New"/>
+          <w:kern w:val="0"/>
+          <w:sz w:val="18"/>
+          <w:szCs w:val="18"/>
+          <w:lang w:eastAsia="en-NZ"/>
+          <w14:ligatures w14:val="none"/>
+        </w:rPr>
+        <w:t>../..</w:t>
+      </w:r>
+      <w:proofErr w:type="gramEnd"/>
+      <w:r>
+        <w:rPr>
+          <w:rFonts w:ascii="Courier New" w:eastAsia="Courier New" w:hAnsi="Courier New" w:cs="Courier New"/>
+          <w:kern w:val="0"/>
+          <w:sz w:val="18"/>
+          <w:szCs w:val="18"/>
+          <w:lang w:eastAsia="en-NZ"/>
+          <w14:ligatures w14:val="none"/>
+        </w:rPr>
+        <w:t>/</w:t>
       </w:r>
       <w:proofErr w:type="spellStart"/>
       <w:r>
@@ -12988,7 +13356,6 @@
   <w:style w:type="character" w:default="1" w:styleId="DefaultParagraphFont">
     <w:name w:val="Default Paragraph Font"/>
     <w:uiPriority w:val="1"/>
-    <w:semiHidden/>
     <w:unhideWhenUsed/>
   </w:style>
   <w:style w:type="table" w:default="1" w:styleId="TableNormal">

--- a/docs/Auxein Inisghts Deployment Workflow V1.0.docx
+++ b/docs/Auxein Inisghts Deployment Workflow V1.0.docx
@@ -9012,25 +9012,14 @@
       </w:pPr>
       <w:r>
         <w:rPr>
-          <w:rFonts w:ascii="Courier New" w:eastAsia="Courier New" w:hAnsi="Courier New" w:cs="Courier New"/>
-          <w:kern w:val="0"/>
-          <w:sz w:val="18"/>
-          <w:szCs w:val="18"/>
-          <w:lang w:eastAsia="en-NZ"/>
-          <w14:ligatures w14:val="none"/>
-        </w:rPr>
-        <w:t>cd packages/</w:t>
-      </w:r>
-      <w:r>
-        <w:rPr>
-          <w:rFonts w:ascii="Courier New" w:eastAsia="Courier New" w:hAnsi="Courier New" w:cs="Courier New"/>
-          <w:kern w:val="0"/>
-          <w:sz w:val="18"/>
-          <w:szCs w:val="18"/>
-          <w:lang w:eastAsia="en-NZ"/>
-          <w14:ligatures w14:val="none"/>
-        </w:rPr>
-        <w:t>web</w:t>
+          <w:rFonts w:ascii="Arial" w:eastAsia="Arial" w:hAnsi="Arial" w:cs="Arial"/>
+          <w:kern w:val="0"/>
+          <w:sz w:val="20"/>
+          <w:szCs w:val="20"/>
+          <w:lang w:eastAsia="en-NZ"/>
+          <w14:ligatures w14:val="none"/>
+        </w:rPr>
+        <w:t xml:space="preserve">  cd packages\web</w:t>
       </w:r>
     </w:p>
     <w:p>
@@ -9047,13 +9036,24 @@
           <w14:ligatures w14:val="none"/>
         </w:rPr>
       </w:pPr>
+      <w:r>
+        <w:rPr>
+          <w:rFonts w:ascii="Arial" w:eastAsia="Arial" w:hAnsi="Arial" w:cs="Arial"/>
+          <w:kern w:val="0"/>
+          <w:sz w:val="20"/>
+          <w:szCs w:val="20"/>
+          <w:lang w:eastAsia="en-NZ"/>
+          <w14:ligatures w14:val="none"/>
+        </w:rPr>
+        <w:t xml:space="preserve">  </w:t>
+      </w:r>
       <w:proofErr w:type="spellStart"/>
       <w:r>
         <w:rPr>
-          <w:rFonts w:ascii="Courier New" w:eastAsia="Courier New" w:hAnsi="Courier New" w:cs="Courier New"/>
-          <w:kern w:val="0"/>
-          <w:sz w:val="18"/>
-          <w:szCs w:val="18"/>
+          <w:rFonts w:ascii="Arial" w:eastAsia="Arial" w:hAnsi="Arial" w:cs="Arial"/>
+          <w:kern w:val="0"/>
+          <w:sz w:val="20"/>
+          <w:szCs w:val="20"/>
           <w:lang w:eastAsia="en-NZ"/>
           <w14:ligatures w14:val="none"/>
         </w:rPr>
@@ -9062,10 +9062,10 @@
       <w:proofErr w:type="spellEnd"/>
       <w:r>
         <w:rPr>
-          <w:rFonts w:ascii="Courier New" w:eastAsia="Courier New" w:hAnsi="Courier New" w:cs="Courier New"/>
-          <w:kern w:val="0"/>
-          <w:sz w:val="18"/>
-          <w:szCs w:val="18"/>
+          <w:rFonts w:ascii="Arial" w:eastAsia="Arial" w:hAnsi="Arial" w:cs="Arial"/>
+          <w:kern w:val="0"/>
+          <w:sz w:val="20"/>
+          <w:szCs w:val="20"/>
           <w:lang w:eastAsia="en-NZ"/>
           <w14:ligatures w14:val="none"/>
         </w:rPr>
@@ -9086,13 +9086,24 @@
           <w14:ligatures w14:val="none"/>
         </w:rPr>
       </w:pPr>
+      <w:r>
+        <w:rPr>
+          <w:rFonts w:ascii="Arial" w:eastAsia="Arial" w:hAnsi="Arial" w:cs="Arial"/>
+          <w:kern w:val="0"/>
+          <w:sz w:val="20"/>
+          <w:szCs w:val="20"/>
+          <w:lang w:eastAsia="en-NZ"/>
+          <w14:ligatures w14:val="none"/>
+        </w:rPr>
+        <w:t xml:space="preserve">  </w:t>
+      </w:r>
       <w:proofErr w:type="spellStart"/>
       <w:r>
         <w:rPr>
-          <w:rFonts w:ascii="Courier New" w:eastAsia="Courier New" w:hAnsi="Courier New" w:cs="Courier New"/>
-          <w:kern w:val="0"/>
-          <w:sz w:val="18"/>
-          <w:szCs w:val="18"/>
+          <w:rFonts w:ascii="Arial" w:eastAsia="Arial" w:hAnsi="Arial" w:cs="Arial"/>
+          <w:kern w:val="0"/>
+          <w:sz w:val="20"/>
+          <w:szCs w:val="20"/>
           <w:lang w:eastAsia="en-NZ"/>
           <w14:ligatures w14:val="none"/>
         </w:rPr>
@@ -9101,25 +9112,62 @@
       <w:proofErr w:type="spellEnd"/>
       <w:r>
         <w:rPr>
-          <w:rFonts w:ascii="Courier New" w:eastAsia="Courier New" w:hAnsi="Courier New" w:cs="Courier New"/>
-          <w:kern w:val="0"/>
-          <w:sz w:val="18"/>
-          <w:szCs w:val="18"/>
+          <w:rFonts w:ascii="Arial" w:eastAsia="Arial" w:hAnsi="Arial" w:cs="Arial"/>
+          <w:kern w:val="0"/>
+          <w:sz w:val="20"/>
+          <w:szCs w:val="20"/>
           <w:lang w:eastAsia="en-NZ"/>
           <w14:ligatures w14:val="none"/>
         </w:rPr>
         <w:t xml:space="preserve"> s3 sync </w:t>
       </w:r>
-      <w:r>
-        <w:rPr>
-          <w:rFonts w:ascii="Courier New" w:eastAsia="Courier New" w:hAnsi="Courier New" w:cs="Courier New"/>
-          <w:kern w:val="0"/>
-          <w:sz w:val="18"/>
-          <w:szCs w:val="18"/>
-          <w:lang w:eastAsia="en-NZ"/>
-          <w14:ligatures w14:val="none"/>
-        </w:rPr>
-        <w:t>TO BE CONFIRMED WHEN PUBLISHED</w:t>
+      <w:proofErr w:type="spellStart"/>
+      <w:r>
+        <w:rPr>
+          <w:rFonts w:ascii="Arial" w:eastAsia="Arial" w:hAnsi="Arial" w:cs="Arial"/>
+          <w:kern w:val="0"/>
+          <w:sz w:val="20"/>
+          <w:szCs w:val="20"/>
+          <w:lang w:eastAsia="en-NZ"/>
+          <w14:ligatures w14:val="none"/>
+        </w:rPr>
+        <w:t>dist</w:t>
+      </w:r>
+      <w:proofErr w:type="spellEnd"/>
+      <w:r>
+        <w:rPr>
+          <w:rFonts w:ascii="Arial" w:eastAsia="Arial" w:hAnsi="Arial" w:cs="Arial"/>
+          <w:kern w:val="0"/>
+          <w:sz w:val="20"/>
+          <w:szCs w:val="20"/>
+          <w:lang w:eastAsia="en-NZ"/>
+          <w14:ligatures w14:val="none"/>
+        </w:rPr>
+        <w:t xml:space="preserve">/ s3://auxein-grow-web/ --delete --profile </w:t>
+      </w:r>
+      <w:proofErr w:type="spellStart"/>
+      <w:r>
+        <w:rPr>
+          <w:rFonts w:ascii="Arial" w:eastAsia="Arial" w:hAnsi="Arial" w:cs="Arial"/>
+          <w:kern w:val="0"/>
+          <w:sz w:val="20"/>
+          <w:szCs w:val="20"/>
+          <w:lang w:eastAsia="en-NZ"/>
+          <w14:ligatures w14:val="none"/>
+        </w:rPr>
+        <w:t>eb</w:t>
+      </w:r>
+      <w:proofErr w:type="spellEnd"/>
+      <w:r>
+        <w:rPr>
+          <w:rFonts w:ascii="Arial" w:eastAsia="Arial" w:hAnsi="Arial" w:cs="Arial"/>
+          <w:kern w:val="0"/>
+          <w:sz w:val="20"/>
+          <w:szCs w:val="20"/>
+          <w:lang w:eastAsia="en-NZ"/>
+          <w14:ligatures w14:val="none"/>
+        </w:rPr>
+        <w:t>-cli</w:t>
       </w:r>
     </w:p>
     <w:p>
@@ -9136,13 +9184,24 @@
           <w14:ligatures w14:val="none"/>
         </w:rPr>
       </w:pPr>
+      <w:r>
+        <w:rPr>
+          <w:rFonts w:ascii="Arial" w:eastAsia="Arial" w:hAnsi="Arial" w:cs="Arial"/>
+          <w:kern w:val="0"/>
+          <w:sz w:val="20"/>
+          <w:szCs w:val="20"/>
+          <w:lang w:eastAsia="en-NZ"/>
+          <w14:ligatures w14:val="none"/>
+        </w:rPr>
+        <w:t xml:space="preserve">  </w:t>
+      </w:r>
       <w:proofErr w:type="spellStart"/>
       <w:r>
         <w:rPr>
-          <w:rFonts w:ascii="Courier New" w:eastAsia="Courier New" w:hAnsi="Courier New" w:cs="Courier New"/>
-          <w:kern w:val="0"/>
-          <w:sz w:val="18"/>
-          <w:szCs w:val="18"/>
+          <w:rFonts w:ascii="Arial" w:eastAsia="Arial" w:hAnsi="Arial" w:cs="Arial"/>
+          <w:kern w:val="0"/>
+          <w:sz w:val="20"/>
+          <w:szCs w:val="20"/>
           <w:lang w:eastAsia="en-NZ"/>
           <w14:ligatures w14:val="none"/>
         </w:rPr>
@@ -9151,10 +9210,10 @@
       <w:proofErr w:type="spellEnd"/>
       <w:r>
         <w:rPr>
-          <w:rFonts w:ascii="Courier New" w:eastAsia="Courier New" w:hAnsi="Courier New" w:cs="Courier New"/>
-          <w:kern w:val="0"/>
-          <w:sz w:val="18"/>
-          <w:szCs w:val="18"/>
+          <w:rFonts w:ascii="Arial" w:eastAsia="Arial" w:hAnsi="Arial" w:cs="Arial"/>
+          <w:kern w:val="0"/>
+          <w:sz w:val="20"/>
+          <w:szCs w:val="20"/>
           <w:lang w:eastAsia="en-NZ"/>
           <w14:ligatures w14:val="none"/>
         </w:rPr>
@@ -9163,10 +9222,10 @@
       <w:proofErr w:type="spellStart"/>
       <w:r>
         <w:rPr>
-          <w:rFonts w:ascii="Courier New" w:eastAsia="Courier New" w:hAnsi="Courier New" w:cs="Courier New"/>
-          <w:kern w:val="0"/>
-          <w:sz w:val="18"/>
-          <w:szCs w:val="18"/>
+          <w:rFonts w:ascii="Arial" w:eastAsia="Arial" w:hAnsi="Arial" w:cs="Arial"/>
+          <w:kern w:val="0"/>
+          <w:sz w:val="20"/>
+          <w:szCs w:val="20"/>
           <w:lang w:eastAsia="en-NZ"/>
           <w14:ligatures w14:val="none"/>
         </w:rPr>
@@ -9175,26 +9234,54 @@
       <w:proofErr w:type="spellEnd"/>
       <w:r>
         <w:rPr>
-          <w:rFonts w:ascii="Courier New" w:eastAsia="Courier New" w:hAnsi="Courier New" w:cs="Courier New"/>
-          <w:kern w:val="0"/>
-          <w:sz w:val="18"/>
-          <w:szCs w:val="18"/>
-          <w:lang w:eastAsia="en-NZ"/>
-          <w14:ligatures w14:val="none"/>
-        </w:rPr>
-        <w:t xml:space="preserve"> create-</w:t>
-      </w:r>
-      <w:r>
-        <w:rPr>
-          <w:rFonts w:ascii="Courier New" w:eastAsia="Courier New" w:hAnsi="Courier New" w:cs="Courier New"/>
-          <w:kern w:val="0"/>
-          <w:sz w:val="18"/>
-          <w:szCs w:val="18"/>
-          <w:lang w:eastAsia="en-NZ"/>
-          <w14:ligatures w14:val="none"/>
-        </w:rPr>
-        <w:t>TO BE CONFIRMED WHEN PUBLISHED</w:t>
-      </w:r>
+          <w:rFonts w:ascii="Arial" w:eastAsia="Arial" w:hAnsi="Arial" w:cs="Arial"/>
+          <w:kern w:val="0"/>
+          <w:sz w:val="20"/>
+          <w:szCs w:val="20"/>
+          <w:lang w:eastAsia="en-NZ"/>
+          <w14:ligatures w14:val="none"/>
+        </w:rPr>
+        <w:t xml:space="preserve"> create-invalidation --distribution-id E2DU9CGNMPH53L --paths "/*" --profile </w:t>
+      </w:r>
+      <w:proofErr w:type="spellStart"/>
+      <w:r>
+        <w:rPr>
+          <w:rFonts w:ascii="Arial" w:eastAsia="Arial" w:hAnsi="Arial" w:cs="Arial"/>
+          <w:kern w:val="0"/>
+          <w:sz w:val="20"/>
+          <w:szCs w:val="20"/>
+          <w:lang w:eastAsia="en-NZ"/>
+          <w14:ligatures w14:val="none"/>
+        </w:rPr>
+        <w:t>eb</w:t>
+      </w:r>
+      <w:proofErr w:type="spellEnd"/>
+      <w:r>
+        <w:rPr>
+          <w:rFonts w:ascii="Arial" w:eastAsia="Arial" w:hAnsi="Arial" w:cs="Arial"/>
+          <w:kern w:val="0"/>
+          <w:sz w:val="20"/>
+          <w:szCs w:val="20"/>
+          <w:lang w:eastAsia="en-NZ"/>
+          <w14:ligatures w14:val="none"/>
+        </w:rPr>
+        <w:t>-cli</w:t>
+      </w:r>
+    </w:p>
+    <w:p>
+      <w:pPr>
+        <w:shd w:val="clear" w:color="auto" w:fill="F5F5F5"/>
+        <w:spacing w:after="80" w:line="240" w:lineRule="auto"/>
+        <w:ind w:left="200" w:right="200"/>
+        <w:rPr>
+          <w:rFonts w:ascii="Arial" w:eastAsia="Arial" w:hAnsi="Arial" w:cs="Arial"/>
+          <w:kern w:val="0"/>
+          <w:sz w:val="20"/>
+          <w:szCs w:val="20"/>
+          <w:lang w:eastAsia="en-NZ"/>
+          <w14:ligatures w14:val="none"/>
+        </w:rPr>
+      </w:pPr>
     </w:p>
     <w:p>
       <w:pPr>
@@ -9222,6 +9309,7 @@
           <w:rFonts w:eastAsia="Arial"/>
           <w:lang w:eastAsia="en-NZ"/>
         </w:rPr>
+        <w:lastRenderedPageBreak/>
         <w:t>7</w:t>
       </w:r>
       <w:r>

--- a/docs/Auxein Inisghts Deployment Workflow V1.0.docx
+++ b/docs/Auxein Inisghts Deployment Workflow V1.0.docx
@@ -1702,22 +1702,8 @@
                 <w:lang w:eastAsia="en-NZ"/>
                 <w14:ligatures w14:val="none"/>
               </w:rPr>
-              <w:t>Hilltop: hydro.marlborough.govt.nz/</w:t>
+              <w:t>Hilltop: hydro.marlborough.govt.nz/data.hts</w:t>
             </w:r>
-            <w:proofErr w:type="spellStart"/>
-            <w:r>
-              <w:rPr>
-                <w:rFonts w:ascii="Arial" w:eastAsia="Arial" w:hAnsi="Arial" w:cs="Arial"/>
-                <w:color w:val="000000"/>
-                <w:kern w:val="0"/>
-                <w:sz w:val="18"/>
-                <w:szCs w:val="18"/>
-                <w:lang w:eastAsia="en-NZ"/>
-                <w14:ligatures w14:val="none"/>
-              </w:rPr>
-              <w:t>data.hts</w:t>
-            </w:r>
-            <w:proofErr w:type="spellEnd"/>
           </w:p>
         </w:tc>
         <w:tc>
@@ -1890,22 +1876,8 @@
                 <w:lang w:eastAsia="en-NZ"/>
                 <w14:ligatures w14:val="none"/>
               </w:rPr>
-              <w:t>Hilltop: hilltop.gw.govt.nz/</w:t>
+              <w:t>Hilltop: hilltop.gw.govt.nz/Data.hts</w:t>
             </w:r>
-            <w:proofErr w:type="spellStart"/>
-            <w:r>
-              <w:rPr>
-                <w:rFonts w:ascii="Arial" w:eastAsia="Arial" w:hAnsi="Arial" w:cs="Arial"/>
-                <w:color w:val="000000"/>
-                <w:kern w:val="0"/>
-                <w:sz w:val="18"/>
-                <w:szCs w:val="18"/>
-                <w:lang w:eastAsia="en-NZ"/>
-                <w14:ligatures w14:val="none"/>
-              </w:rPr>
-              <w:t>Data.hts</w:t>
-            </w:r>
-            <w:proofErr w:type="spellEnd"/>
           </w:p>
         </w:tc>
         <w:tc>
@@ -2054,45 +2026,8 @@
           <w:lang w:eastAsia="en-NZ"/>
           <w14:ligatures w14:val="none"/>
         </w:rPr>
-        <w:t>Source classes: ingestion/sources/{</w:t>
-      </w:r>
-      <w:proofErr w:type="spellStart"/>
-      <w:r>
-        <w:rPr>
-          <w:rFonts w:ascii="Arial" w:eastAsia="Arial" w:hAnsi="Arial" w:cs="Arial"/>
-          <w:kern w:val="0"/>
-          <w:sz w:val="20"/>
-          <w:szCs w:val="20"/>
-          <w:lang w:eastAsia="en-NZ"/>
-          <w14:ligatures w14:val="none"/>
-        </w:rPr>
-        <w:t>harvest,ecan,mdc,gw</w:t>
-      </w:r>
-      <w:proofErr w:type="spellEnd"/>
-      <w:r>
-        <w:rPr>
-          <w:rFonts w:ascii="Arial" w:eastAsia="Arial" w:hAnsi="Arial" w:cs="Arial"/>
-          <w:kern w:val="0"/>
-          <w:sz w:val="20"/>
-          <w:szCs w:val="20"/>
-          <w:lang w:eastAsia="en-NZ"/>
-          <w14:ligatures w14:val="none"/>
-        </w:rPr>
-        <w:t>}.</w:t>
-      </w:r>
-      <w:proofErr w:type="spellStart"/>
-      <w:r>
-        <w:rPr>
-          <w:rFonts w:ascii="Arial" w:eastAsia="Arial" w:hAnsi="Arial" w:cs="Arial"/>
-          <w:kern w:val="0"/>
-          <w:sz w:val="20"/>
-          <w:szCs w:val="20"/>
-          <w:lang w:eastAsia="en-NZ"/>
-          <w14:ligatures w14:val="none"/>
-        </w:rPr>
-        <w:t>py</w:t>
-      </w:r>
-      <w:proofErr w:type="spellEnd"/>
+        <w:t>Source classes: ingestion/sources/{harvest,ecan,mdc,gw}.py</w:t>
+      </w:r>
     </w:p>
     <w:p>
       <w:pPr>
@@ -2528,44 +2463,7 @@
           <w:lang w:eastAsia="en-NZ"/>
           <w14:ligatures w14:val="none"/>
         </w:rPr>
-        <w:t xml:space="preserve">        '</w:t>
-      </w:r>
-      <w:proofErr w:type="spellStart"/>
-      <w:proofErr w:type="gramStart"/>
-      <w:r>
-        <w:rPr>
-          <w:rFonts w:ascii="Courier New" w:eastAsia="Courier New" w:hAnsi="Courier New" w:cs="Courier New"/>
-          <w:kern w:val="0"/>
-          <w:sz w:val="18"/>
-          <w:szCs w:val="18"/>
-          <w:lang w:eastAsia="en-NZ"/>
-          <w14:ligatures w14:val="none"/>
-        </w:rPr>
-        <w:t>site</w:t>
-      </w:r>
-      <w:proofErr w:type="gramEnd"/>
-      <w:r>
-        <w:rPr>
-          <w:rFonts w:ascii="Courier New" w:eastAsia="Courier New" w:hAnsi="Courier New" w:cs="Courier New"/>
-          <w:kern w:val="0"/>
-          <w:sz w:val="18"/>
-          <w:szCs w:val="18"/>
-          <w:lang w:eastAsia="en-NZ"/>
-          <w14:ligatures w14:val="none"/>
-        </w:rPr>
-        <w:t>_name</w:t>
-      </w:r>
-      <w:proofErr w:type="spellEnd"/>
-      <w:r>
-        <w:rPr>
-          <w:rFonts w:ascii="Courier New" w:eastAsia="Courier New" w:hAnsi="Courier New" w:cs="Courier New"/>
-          <w:kern w:val="0"/>
-          <w:sz w:val="18"/>
-          <w:szCs w:val="18"/>
-          <w:lang w:eastAsia="en-NZ"/>
-          <w14:ligatures w14:val="none"/>
-        </w:rPr>
-        <w:t>': 'Exact API Site Name',</w:t>
+        <w:t xml:space="preserve">        'site_name': 'Exact API Site Name',</w:t>
       </w:r>
     </w:p>
     <w:p>
@@ -2669,168 +2567,59 @@
           <w:lang w:eastAsia="en-NZ"/>
           <w14:ligatures w14:val="none"/>
         </w:rPr>
-        <w:t xml:space="preserve">        '</w:t>
-      </w:r>
-      <w:proofErr w:type="spellStart"/>
-      <w:proofErr w:type="gramStart"/>
-      <w:r>
-        <w:rPr>
-          <w:rFonts w:ascii="Courier New" w:eastAsia="Courier New" w:hAnsi="Courier New" w:cs="Courier New"/>
-          <w:kern w:val="0"/>
-          <w:sz w:val="18"/>
-          <w:szCs w:val="18"/>
-          <w:lang w:eastAsia="en-NZ"/>
-          <w14:ligatures w14:val="none"/>
-        </w:rPr>
-        <w:t>zone</w:t>
-      </w:r>
-      <w:proofErr w:type="gramEnd"/>
-      <w:r>
-        <w:rPr>
-          <w:rFonts w:ascii="Courier New" w:eastAsia="Courier New" w:hAnsi="Courier New" w:cs="Courier New"/>
-          <w:kern w:val="0"/>
-          <w:sz w:val="18"/>
-          <w:szCs w:val="18"/>
-          <w:lang w:eastAsia="en-NZ"/>
-          <w14:ligatures w14:val="none"/>
-        </w:rPr>
-        <w:t>_id</w:t>
-      </w:r>
-      <w:proofErr w:type="spellEnd"/>
-      <w:r>
-        <w:rPr>
-          <w:rFonts w:ascii="Courier New" w:eastAsia="Courier New" w:hAnsi="Courier New" w:cs="Courier New"/>
-          <w:kern w:val="0"/>
-          <w:sz w:val="18"/>
-          <w:szCs w:val="18"/>
-          <w:lang w:eastAsia="en-NZ"/>
-          <w14:ligatures w14:val="none"/>
-        </w:rPr>
-        <w:t xml:space="preserve">': 8,     # Must match </w:t>
-      </w:r>
-      <w:proofErr w:type="spellStart"/>
-      <w:r>
-        <w:rPr>
-          <w:rFonts w:ascii="Courier New" w:eastAsia="Courier New" w:hAnsi="Courier New" w:cs="Courier New"/>
-          <w:kern w:val="0"/>
-          <w:sz w:val="18"/>
-          <w:szCs w:val="18"/>
-          <w:lang w:eastAsia="en-NZ"/>
-          <w14:ligatures w14:val="none"/>
-        </w:rPr>
-        <w:t>climate_zones</w:t>
-      </w:r>
-      <w:proofErr w:type="spellEnd"/>
-      <w:r>
-        <w:rPr>
-          <w:rFonts w:ascii="Courier New" w:eastAsia="Courier New" w:hAnsi="Courier New" w:cs="Courier New"/>
-          <w:kern w:val="0"/>
-          <w:sz w:val="18"/>
-          <w:szCs w:val="18"/>
-          <w:lang w:eastAsia="en-NZ"/>
-          <w14:ligatures w14:val="none"/>
-        </w:rPr>
-        <w:t xml:space="preserve"> table</w:t>
-      </w:r>
-    </w:p>
-    <w:p>
-      <w:pPr>
-        <w:shd w:val="clear" w:color="auto" w:fill="F5F5F5"/>
-        <w:spacing w:after="80" w:line="240" w:lineRule="auto"/>
-        <w:ind w:left="200" w:right="200"/>
-        <w:rPr>
-          <w:rFonts w:ascii="Arial" w:eastAsia="Arial" w:hAnsi="Arial" w:cs="Arial"/>
-          <w:kern w:val="0"/>
-          <w:sz w:val="20"/>
-          <w:szCs w:val="20"/>
-          <w:lang w:eastAsia="en-NZ"/>
-          <w14:ligatures w14:val="none"/>
-        </w:rPr>
-      </w:pPr>
-      <w:r>
-        <w:rPr>
-          <w:rFonts w:ascii="Courier New" w:eastAsia="Courier New" w:hAnsi="Courier New" w:cs="Courier New"/>
-          <w:kern w:val="0"/>
-          <w:sz w:val="18"/>
-          <w:szCs w:val="18"/>
-          <w:lang w:eastAsia="en-NZ"/>
-          <w14:ligatures w14:val="none"/>
-        </w:rPr>
-        <w:t xml:space="preserve">        '</w:t>
-      </w:r>
-      <w:proofErr w:type="spellStart"/>
-      <w:r>
-        <w:rPr>
-          <w:rFonts w:ascii="Courier New" w:eastAsia="Courier New" w:hAnsi="Courier New" w:cs="Courier New"/>
-          <w:kern w:val="0"/>
-          <w:sz w:val="18"/>
-          <w:szCs w:val="18"/>
-          <w:lang w:eastAsia="en-NZ"/>
-          <w14:ligatures w14:val="none"/>
-        </w:rPr>
-        <w:t>lat</w:t>
-      </w:r>
-      <w:proofErr w:type="spellEnd"/>
-      <w:r>
-        <w:rPr>
-          <w:rFonts w:ascii="Courier New" w:eastAsia="Courier New" w:hAnsi="Courier New" w:cs="Courier New"/>
-          <w:kern w:val="0"/>
-          <w:sz w:val="18"/>
-          <w:szCs w:val="18"/>
-          <w:lang w:eastAsia="en-NZ"/>
-          <w14:ligatures w14:val="none"/>
-        </w:rPr>
-        <w:t>': -41.2167,</w:t>
-      </w:r>
-    </w:p>
-    <w:p>
-      <w:pPr>
-        <w:shd w:val="clear" w:color="auto" w:fill="F5F5F5"/>
-        <w:spacing w:after="80" w:line="240" w:lineRule="auto"/>
-        <w:ind w:left="200" w:right="200"/>
-        <w:rPr>
-          <w:rFonts w:ascii="Arial" w:eastAsia="Arial" w:hAnsi="Arial" w:cs="Arial"/>
-          <w:kern w:val="0"/>
-          <w:sz w:val="20"/>
-          <w:szCs w:val="20"/>
-          <w:lang w:eastAsia="en-NZ"/>
-          <w14:ligatures w14:val="none"/>
-        </w:rPr>
-      </w:pPr>
-      <w:r>
-        <w:rPr>
-          <w:rFonts w:ascii="Courier New" w:eastAsia="Courier New" w:hAnsi="Courier New" w:cs="Courier New"/>
-          <w:kern w:val="0"/>
-          <w:sz w:val="18"/>
-          <w:szCs w:val="18"/>
-          <w:lang w:eastAsia="en-NZ"/>
-          <w14:ligatures w14:val="none"/>
-        </w:rPr>
-        <w:t xml:space="preserve">        '</w:t>
-      </w:r>
-      <w:proofErr w:type="spellStart"/>
-      <w:r>
-        <w:rPr>
-          <w:rFonts w:ascii="Courier New" w:eastAsia="Courier New" w:hAnsi="Courier New" w:cs="Courier New"/>
-          <w:kern w:val="0"/>
-          <w:sz w:val="18"/>
-          <w:szCs w:val="18"/>
-          <w:lang w:eastAsia="en-NZ"/>
-          <w14:ligatures w14:val="none"/>
-        </w:rPr>
-        <w:t>lon</w:t>
-      </w:r>
-      <w:proofErr w:type="spellEnd"/>
-      <w:r>
-        <w:rPr>
-          <w:rFonts w:ascii="Courier New" w:eastAsia="Courier New" w:hAnsi="Courier New" w:cs="Courier New"/>
-          <w:kern w:val="0"/>
-          <w:sz w:val="18"/>
-          <w:szCs w:val="18"/>
-          <w:lang w:eastAsia="en-NZ"/>
-          <w14:ligatures w14:val="none"/>
-        </w:rPr>
-        <w:t>': 175.4667,</w:t>
+        <w:t xml:space="preserve">        'zone_id': 8,     # Must match climate_zones table</w:t>
+      </w:r>
+    </w:p>
+    <w:p>
+      <w:pPr>
+        <w:shd w:val="clear" w:color="auto" w:fill="F5F5F5"/>
+        <w:spacing w:after="80" w:line="240" w:lineRule="auto"/>
+        <w:ind w:left="200" w:right="200"/>
+        <w:rPr>
+          <w:rFonts w:ascii="Arial" w:eastAsia="Arial" w:hAnsi="Arial" w:cs="Arial"/>
+          <w:kern w:val="0"/>
+          <w:sz w:val="20"/>
+          <w:szCs w:val="20"/>
+          <w:lang w:eastAsia="en-NZ"/>
+          <w14:ligatures w14:val="none"/>
+        </w:rPr>
+      </w:pPr>
+      <w:r>
+        <w:rPr>
+          <w:rFonts w:ascii="Courier New" w:eastAsia="Courier New" w:hAnsi="Courier New" w:cs="Courier New"/>
+          <w:kern w:val="0"/>
+          <w:sz w:val="18"/>
+          <w:szCs w:val="18"/>
+          <w:lang w:eastAsia="en-NZ"/>
+          <w14:ligatures w14:val="none"/>
+        </w:rPr>
+        <w:t xml:space="preserve">        'lat': -41.2167,</w:t>
+      </w:r>
+    </w:p>
+    <w:p>
+      <w:pPr>
+        <w:shd w:val="clear" w:color="auto" w:fill="F5F5F5"/>
+        <w:spacing w:after="80" w:line="240" w:lineRule="auto"/>
+        <w:ind w:left="200" w:right="200"/>
+        <w:rPr>
+          <w:rFonts w:ascii="Arial" w:eastAsia="Arial" w:hAnsi="Arial" w:cs="Arial"/>
+          <w:kern w:val="0"/>
+          <w:sz w:val="20"/>
+          <w:szCs w:val="20"/>
+          <w:lang w:eastAsia="en-NZ"/>
+          <w14:ligatures w14:val="none"/>
+        </w:rPr>
+      </w:pPr>
+      <w:r>
+        <w:rPr>
+          <w:rFonts w:ascii="Courier New" w:eastAsia="Courier New" w:hAnsi="Courier New" w:cs="Courier New"/>
+          <w:kern w:val="0"/>
+          <w:sz w:val="18"/>
+          <w:szCs w:val="18"/>
+          <w:lang w:eastAsia="en-NZ"/>
+          <w14:ligatures w14:val="none"/>
+        </w:rPr>
+        <w:t xml:space="preserve">        'lon': 175.4667,</w:t>
       </w:r>
     </w:p>
     <w:p>
@@ -2882,44 +2671,7 @@
           <w:lang w:eastAsia="en-NZ"/>
           <w14:ligatures w14:val="none"/>
         </w:rPr>
-        <w:t xml:space="preserve">        '</w:t>
-      </w:r>
-      <w:proofErr w:type="spellStart"/>
-      <w:proofErr w:type="gramStart"/>
-      <w:r>
-        <w:rPr>
-          <w:rFonts w:ascii="Courier New" w:eastAsia="Courier New" w:hAnsi="Courier New" w:cs="Courier New"/>
-          <w:kern w:val="0"/>
-          <w:sz w:val="18"/>
-          <w:szCs w:val="18"/>
-          <w:lang w:eastAsia="en-NZ"/>
-          <w14:ligatures w14:val="none"/>
-        </w:rPr>
-        <w:t>data</w:t>
-      </w:r>
-      <w:proofErr w:type="gramEnd"/>
-      <w:r>
-        <w:rPr>
-          <w:rFonts w:ascii="Courier New" w:eastAsia="Courier New" w:hAnsi="Courier New" w:cs="Courier New"/>
-          <w:kern w:val="0"/>
-          <w:sz w:val="18"/>
-          <w:szCs w:val="18"/>
-          <w:lang w:eastAsia="en-NZ"/>
-          <w14:ligatures w14:val="none"/>
-        </w:rPr>
-        <w:t>_from</w:t>
-      </w:r>
-      <w:proofErr w:type="spellEnd"/>
-      <w:r>
-        <w:rPr>
-          <w:rFonts w:ascii="Courier New" w:eastAsia="Courier New" w:hAnsi="Courier New" w:cs="Courier New"/>
-          <w:kern w:val="0"/>
-          <w:sz w:val="18"/>
-          <w:szCs w:val="18"/>
-          <w:lang w:eastAsia="en-NZ"/>
-          <w14:ligatures w14:val="none"/>
-        </w:rPr>
-        <w:t>': '2025-10-01',</w:t>
+        <w:t xml:space="preserve">        'data_from': '2025-10-01',</w:t>
       </w:r>
     </w:p>
     <w:p>
@@ -3012,31 +2764,7 @@
           <w:lang w:eastAsia="en-NZ"/>
           <w14:ligatures w14:val="none"/>
         </w:rPr>
-        <w:t>{SOURCE}_API_BASE = 'https://api.endpoint.nz/</w:t>
-      </w:r>
-      <w:proofErr w:type="spellStart"/>
-      <w:r>
-        <w:rPr>
-          <w:rFonts w:ascii="Courier New" w:eastAsia="Courier New" w:hAnsi="Courier New" w:cs="Courier New"/>
-          <w:kern w:val="0"/>
-          <w:sz w:val="18"/>
-          <w:szCs w:val="18"/>
-          <w:lang w:eastAsia="en-NZ"/>
-          <w14:ligatures w14:val="none"/>
-        </w:rPr>
-        <w:t>data.hts</w:t>
-      </w:r>
-      <w:proofErr w:type="spellEnd"/>
-      <w:r>
-        <w:rPr>
-          <w:rFonts w:ascii="Courier New" w:eastAsia="Courier New" w:hAnsi="Courier New" w:cs="Courier New"/>
-          <w:kern w:val="0"/>
-          <w:sz w:val="18"/>
-          <w:szCs w:val="18"/>
-          <w:lang w:eastAsia="en-NZ"/>
-          <w14:ligatures w14:val="none"/>
-        </w:rPr>
-        <w:t>'</w:t>
+        <w:t>{SOURCE}_API_BASE = 'https://api.endpoint.nz/data.hts'</w:t>
       </w:r>
     </w:p>
     <w:p>
@@ -3084,7 +2812,6 @@
           <w14:ligatures w14:val="none"/>
         </w:rPr>
       </w:pPr>
-      <w:proofErr w:type="spellStart"/>
       <w:r>
         <w:rPr>
           <w:rFonts w:ascii="Arial" w:eastAsia="Arial" w:hAnsi="Arial" w:cs="Arial"/>
@@ -3096,56 +2823,18 @@
           <w:lang w:eastAsia="en-NZ"/>
           <w14:ligatures w14:val="none"/>
         </w:rPr>
-        <w:t>site_name</w:t>
-      </w:r>
-      <w:proofErr w:type="spellEnd"/>
-      <w:r>
-        <w:rPr>
-          <w:rFonts w:ascii="Arial" w:eastAsia="Arial" w:hAnsi="Arial" w:cs="Arial"/>
-          <w:b/>
-          <w:bCs/>
-          <w:kern w:val="0"/>
-          <w:sz w:val="20"/>
-          <w:szCs w:val="20"/>
-          <w:lang w:eastAsia="en-NZ"/>
-          <w14:ligatures w14:val="none"/>
-        </w:rPr>
-        <w:t>:</w:t>
-      </w:r>
-      <w:r>
-        <w:rPr>
-          <w:rFonts w:ascii="Arial" w:eastAsia="Arial" w:hAnsi="Arial" w:cs="Arial"/>
-          <w:kern w:val="0"/>
-          <w:sz w:val="20"/>
-          <w:szCs w:val="20"/>
-          <w:lang w:eastAsia="en-NZ"/>
-          <w14:ligatures w14:val="none"/>
-        </w:rPr>
-        <w:t xml:space="preserve"> </w:t>
-      </w:r>
-      <w:proofErr w:type="spellStart"/>
-      <w:r>
-        <w:rPr>
-          <w:rFonts w:ascii="Arial" w:eastAsia="Arial" w:hAnsi="Arial" w:cs="Arial"/>
-          <w:kern w:val="0"/>
-          <w:sz w:val="20"/>
-          <w:szCs w:val="20"/>
-          <w:lang w:eastAsia="en-NZ"/>
-          <w14:ligatures w14:val="none"/>
-        </w:rPr>
-        <w:t>site_name</w:t>
-      </w:r>
-      <w:proofErr w:type="spellEnd"/>
-      <w:r>
-        <w:rPr>
-          <w:rFonts w:ascii="Arial" w:eastAsia="Arial" w:hAnsi="Arial" w:cs="Arial"/>
-          <w:kern w:val="0"/>
-          <w:sz w:val="20"/>
-          <w:szCs w:val="20"/>
-          <w:lang w:eastAsia="en-NZ"/>
-          <w14:ligatures w14:val="none"/>
-        </w:rPr>
-        <w:t xml:space="preserve"> must exactly match the upstream API (case sensitive)</w:t>
+        <w:t>site_name:</w:t>
+      </w:r>
+      <w:r>
+        <w:rPr>
+          <w:rFonts w:ascii="Arial" w:eastAsia="Arial" w:hAnsi="Arial" w:cs="Arial"/>
+          <w:kern w:val="0"/>
+          <w:sz w:val="20"/>
+          <w:szCs w:val="20"/>
+          <w:lang w:eastAsia="en-NZ"/>
+          <w14:ligatures w14:val="none"/>
+        </w:rPr>
+        <w:t xml:space="preserve"> site_name must exactly match the upstream API (case sensitive)</w:t>
       </w:r>
     </w:p>
     <w:p>
@@ -3164,7 +2853,6 @@
           <w14:ligatures w14:val="none"/>
         </w:rPr>
       </w:pPr>
-      <w:proofErr w:type="spellStart"/>
       <w:r>
         <w:rPr>
           <w:rFonts w:ascii="Arial" w:eastAsia="Arial" w:hAnsi="Arial" w:cs="Arial"/>
@@ -3176,80 +2864,18 @@
           <w:lang w:eastAsia="en-NZ"/>
           <w14:ligatures w14:val="none"/>
         </w:rPr>
-        <w:t>zone_id</w:t>
-      </w:r>
-      <w:proofErr w:type="spellEnd"/>
-      <w:r>
-        <w:rPr>
-          <w:rFonts w:ascii="Arial" w:eastAsia="Arial" w:hAnsi="Arial" w:cs="Arial"/>
-          <w:b/>
-          <w:bCs/>
-          <w:kern w:val="0"/>
-          <w:sz w:val="20"/>
-          <w:szCs w:val="20"/>
-          <w:lang w:eastAsia="en-NZ"/>
-          <w14:ligatures w14:val="none"/>
-        </w:rPr>
-        <w:t>:</w:t>
-      </w:r>
-      <w:r>
-        <w:rPr>
-          <w:rFonts w:ascii="Arial" w:eastAsia="Arial" w:hAnsi="Arial" w:cs="Arial"/>
-          <w:kern w:val="0"/>
-          <w:sz w:val="20"/>
-          <w:szCs w:val="20"/>
-          <w:lang w:eastAsia="en-NZ"/>
-          <w14:ligatures w14:val="none"/>
-        </w:rPr>
-        <w:t xml:space="preserve"> </w:t>
-      </w:r>
-      <w:proofErr w:type="spellStart"/>
-      <w:r>
-        <w:rPr>
-          <w:rFonts w:ascii="Arial" w:eastAsia="Arial" w:hAnsi="Arial" w:cs="Arial"/>
-          <w:kern w:val="0"/>
-          <w:sz w:val="20"/>
-          <w:szCs w:val="20"/>
-          <w:lang w:eastAsia="en-NZ"/>
-          <w14:ligatures w14:val="none"/>
-        </w:rPr>
-        <w:t>zone_id</w:t>
-      </w:r>
-      <w:proofErr w:type="spellEnd"/>
-      <w:r>
-        <w:rPr>
-          <w:rFonts w:ascii="Arial" w:eastAsia="Arial" w:hAnsi="Arial" w:cs="Arial"/>
-          <w:kern w:val="0"/>
-          <w:sz w:val="20"/>
-          <w:szCs w:val="20"/>
-          <w:lang w:eastAsia="en-NZ"/>
-          <w14:ligatures w14:val="none"/>
-        </w:rPr>
-        <w:t xml:space="preserve"> must reference an existing row in the </w:t>
-      </w:r>
-      <w:proofErr w:type="spellStart"/>
-      <w:r>
-        <w:rPr>
-          <w:rFonts w:ascii="Arial" w:eastAsia="Arial" w:hAnsi="Arial" w:cs="Arial"/>
-          <w:kern w:val="0"/>
-          <w:sz w:val="20"/>
-          <w:szCs w:val="20"/>
-          <w:lang w:eastAsia="en-NZ"/>
-          <w14:ligatures w14:val="none"/>
-        </w:rPr>
-        <w:t>climate_zones</w:t>
-      </w:r>
-      <w:proofErr w:type="spellEnd"/>
-      <w:r>
-        <w:rPr>
-          <w:rFonts w:ascii="Arial" w:eastAsia="Arial" w:hAnsi="Arial" w:cs="Arial"/>
-          <w:kern w:val="0"/>
-          <w:sz w:val="20"/>
-          <w:szCs w:val="20"/>
-          <w:lang w:eastAsia="en-NZ"/>
-          <w14:ligatures w14:val="none"/>
-        </w:rPr>
-        <w:t xml:space="preserve"> table</w:t>
+        <w:t>zone_id:</w:t>
+      </w:r>
+      <w:r>
+        <w:rPr>
+          <w:rFonts w:ascii="Arial" w:eastAsia="Arial" w:hAnsi="Arial" w:cs="Arial"/>
+          <w:kern w:val="0"/>
+          <w:sz w:val="20"/>
+          <w:szCs w:val="20"/>
+          <w:lang w:eastAsia="en-NZ"/>
+          <w14:ligatures w14:val="none"/>
+        </w:rPr>
+        <w:t xml:space="preserve"> zone_id must reference an existing row in the climate_zones table</w:t>
       </w:r>
     </w:p>
     <w:p>
@@ -3290,21 +2916,8 @@
           <w:lang w:eastAsia="en-NZ"/>
           <w14:ligatures w14:val="none"/>
         </w:rPr>
-        <w:t xml:space="preserve"> measurements must match keys in the ingestion class </w:t>
-      </w:r>
-      <w:proofErr w:type="spellStart"/>
-      <w:r>
-        <w:rPr>
-          <w:rFonts w:ascii="Arial" w:eastAsia="Arial" w:hAnsi="Arial" w:cs="Arial"/>
-          <w:kern w:val="0"/>
-          <w:sz w:val="20"/>
-          <w:szCs w:val="20"/>
-          <w:lang w:eastAsia="en-NZ"/>
-          <w14:ligatures w14:val="none"/>
-        </w:rPr>
-        <w:t>measurement_map</w:t>
-      </w:r>
-      <w:proofErr w:type="spellEnd"/>
+        <w:t xml:space="preserve"> measurements must match keys in the ingestion class measurement_map</w:t>
+      </w:r>
     </w:p>
     <w:p>
       <w:pPr>
@@ -3356,31 +2969,7 @@
           <w:lang w:eastAsia="en-NZ"/>
           <w14:ligatures w14:val="none"/>
         </w:rPr>
-        <w:t>If this is a new API (not adding stations to an existing source), create an ingestion class in ingestion/sources/{source}.</w:t>
-      </w:r>
-      <w:proofErr w:type="spellStart"/>
-      <w:r>
-        <w:rPr>
-          <w:rFonts w:ascii="Arial" w:eastAsia="Arial" w:hAnsi="Arial" w:cs="Arial"/>
-          <w:kern w:val="0"/>
-          <w:sz w:val="20"/>
-          <w:szCs w:val="20"/>
-          <w:lang w:eastAsia="en-NZ"/>
-          <w14:ligatures w14:val="none"/>
-        </w:rPr>
-        <w:t>py</w:t>
-      </w:r>
-      <w:proofErr w:type="spellEnd"/>
-      <w:r>
-        <w:rPr>
-          <w:rFonts w:ascii="Arial" w:eastAsia="Arial" w:hAnsi="Arial" w:cs="Arial"/>
-          <w:kern w:val="0"/>
-          <w:sz w:val="20"/>
-          <w:szCs w:val="20"/>
-          <w:lang w:eastAsia="en-NZ"/>
-          <w14:ligatures w14:val="none"/>
-        </w:rPr>
-        <w:t xml:space="preserve"> following the MDC/GW Hilltop pattern or the Harvest REST pattern.</w:t>
+        <w:t>If this is a new API (not adding stations to an existing source), create an ingestion class in ingestion/sources/{source}.py following the MDC/GW Hilltop pattern or the Harvest REST pattern.</w:t>
       </w:r>
     </w:p>
     <w:p>
@@ -3497,105 +3086,33 @@
           <w:lang w:eastAsia="en-NZ"/>
           <w14:ligatures w14:val="none"/>
         </w:rPr>
-        <w:t xml:space="preserve"># Add to source choices in </w:t>
-      </w:r>
-      <w:proofErr w:type="spellStart"/>
-      <w:r>
-        <w:rPr>
-          <w:rFonts w:ascii="Courier New" w:eastAsia="Courier New" w:hAnsi="Courier New" w:cs="Courier New"/>
-          <w:kern w:val="0"/>
-          <w:sz w:val="18"/>
-          <w:szCs w:val="18"/>
-          <w:lang w:eastAsia="en-NZ"/>
-          <w14:ligatures w14:val="none"/>
-        </w:rPr>
-        <w:t>argparse</w:t>
-      </w:r>
-      <w:proofErr w:type="spellEnd"/>
-      <w:r>
-        <w:rPr>
-          <w:rFonts w:ascii="Courier New" w:eastAsia="Courier New" w:hAnsi="Courier New" w:cs="Courier New"/>
-          <w:kern w:val="0"/>
-          <w:sz w:val="18"/>
-          <w:szCs w:val="18"/>
-          <w:lang w:eastAsia="en-NZ"/>
-          <w14:ligatures w14:val="none"/>
-        </w:rPr>
-        <w:t>:</w:t>
-      </w:r>
-    </w:p>
-    <w:p>
-      <w:pPr>
-        <w:shd w:val="clear" w:color="auto" w:fill="F5F5F5"/>
-        <w:spacing w:after="80" w:line="240" w:lineRule="auto"/>
-        <w:ind w:left="200" w:right="200"/>
-        <w:rPr>
-          <w:rFonts w:ascii="Arial" w:eastAsia="Arial" w:hAnsi="Arial" w:cs="Arial"/>
-          <w:kern w:val="0"/>
-          <w:sz w:val="20"/>
-          <w:szCs w:val="20"/>
-          <w:lang w:eastAsia="en-NZ"/>
-          <w14:ligatures w14:val="none"/>
-        </w:rPr>
-      </w:pPr>
-      <w:r>
-        <w:rPr>
-          <w:rFonts w:ascii="Courier New" w:eastAsia="Courier New" w:hAnsi="Courier New" w:cs="Courier New"/>
-          <w:kern w:val="0"/>
-          <w:sz w:val="18"/>
-          <w:szCs w:val="18"/>
-          <w:lang w:eastAsia="en-NZ"/>
-          <w14:ligatures w14:val="none"/>
-        </w:rPr>
-        <w:t>choices=['harvest', '</w:t>
-      </w:r>
-      <w:proofErr w:type="spellStart"/>
-      <w:r>
-        <w:rPr>
-          <w:rFonts w:ascii="Courier New" w:eastAsia="Courier New" w:hAnsi="Courier New" w:cs="Courier New"/>
-          <w:kern w:val="0"/>
-          <w:sz w:val="18"/>
-          <w:szCs w:val="18"/>
-          <w:lang w:eastAsia="en-NZ"/>
-          <w14:ligatures w14:val="none"/>
-        </w:rPr>
-        <w:t>ecan</w:t>
-      </w:r>
-      <w:proofErr w:type="spellEnd"/>
-      <w:r>
-        <w:rPr>
-          <w:rFonts w:ascii="Courier New" w:eastAsia="Courier New" w:hAnsi="Courier New" w:cs="Courier New"/>
-          <w:kern w:val="0"/>
-          <w:sz w:val="18"/>
-          <w:szCs w:val="18"/>
-          <w:lang w:eastAsia="en-NZ"/>
-          <w14:ligatures w14:val="none"/>
-        </w:rPr>
-        <w:t>', 'mdc', '</w:t>
-      </w:r>
-      <w:proofErr w:type="spellStart"/>
-      <w:r>
-        <w:rPr>
-          <w:rFonts w:ascii="Courier New" w:eastAsia="Courier New" w:hAnsi="Courier New" w:cs="Courier New"/>
-          <w:kern w:val="0"/>
-          <w:sz w:val="18"/>
-          <w:szCs w:val="18"/>
-          <w:lang w:eastAsia="en-NZ"/>
-          <w14:ligatures w14:val="none"/>
-        </w:rPr>
-        <w:t>gw</w:t>
-      </w:r>
-      <w:proofErr w:type="spellEnd"/>
-      <w:r>
-        <w:rPr>
-          <w:rFonts w:ascii="Courier New" w:eastAsia="Courier New" w:hAnsi="Courier New" w:cs="Courier New"/>
-          <w:kern w:val="0"/>
-          <w:sz w:val="18"/>
-          <w:szCs w:val="18"/>
-          <w:lang w:eastAsia="en-NZ"/>
-          <w14:ligatures w14:val="none"/>
-        </w:rPr>
-        <w:t>', '{source}', 'all']</w:t>
+        <w:t># Add to source choices in argparse:</w:t>
+      </w:r>
+    </w:p>
+    <w:p>
+      <w:pPr>
+        <w:shd w:val="clear" w:color="auto" w:fill="F5F5F5"/>
+        <w:spacing w:after="80" w:line="240" w:lineRule="auto"/>
+        <w:ind w:left="200" w:right="200"/>
+        <w:rPr>
+          <w:rFonts w:ascii="Arial" w:eastAsia="Arial" w:hAnsi="Arial" w:cs="Arial"/>
+          <w:kern w:val="0"/>
+          <w:sz w:val="20"/>
+          <w:szCs w:val="20"/>
+          <w:lang w:eastAsia="en-NZ"/>
+          <w14:ligatures w14:val="none"/>
+        </w:rPr>
+      </w:pPr>
+      <w:r>
+        <w:rPr>
+          <w:rFonts w:ascii="Courier New" w:eastAsia="Courier New" w:hAnsi="Courier New" w:cs="Courier New"/>
+          <w:kern w:val="0"/>
+          <w:sz w:val="18"/>
+          <w:szCs w:val="18"/>
+          <w:lang w:eastAsia="en-NZ"/>
+          <w14:ligatures w14:val="none"/>
+        </w:rPr>
+        <w:t>choices=['harvest', 'ecan', 'mdc', 'gw', '{source}', 'all']</w:t>
       </w:r>
     </w:p>
     <w:p>
@@ -3662,131 +3179,59 @@
           <w:lang w:eastAsia="en-NZ"/>
           <w14:ligatures w14:val="none"/>
         </w:rPr>
-        <w:t xml:space="preserve">if </w:t>
-      </w:r>
-      <w:proofErr w:type="spellStart"/>
-      <w:r>
-        <w:rPr>
-          <w:rFonts w:ascii="Courier New" w:eastAsia="Courier New" w:hAnsi="Courier New" w:cs="Courier New"/>
-          <w:kern w:val="0"/>
-          <w:sz w:val="18"/>
-          <w:szCs w:val="18"/>
-          <w:lang w:eastAsia="en-NZ"/>
-          <w14:ligatures w14:val="none"/>
-        </w:rPr>
-        <w:t>args.source</w:t>
-      </w:r>
-      <w:proofErr w:type="spellEnd"/>
-      <w:r>
-        <w:rPr>
-          <w:rFonts w:ascii="Courier New" w:eastAsia="Courier New" w:hAnsi="Courier New" w:cs="Courier New"/>
-          <w:kern w:val="0"/>
-          <w:sz w:val="18"/>
-          <w:szCs w:val="18"/>
-          <w:lang w:eastAsia="en-NZ"/>
-          <w14:ligatures w14:val="none"/>
-        </w:rPr>
-        <w:t xml:space="preserve"> in ['{source}', 'all']:</w:t>
-      </w:r>
-    </w:p>
-    <w:p>
-      <w:pPr>
-        <w:shd w:val="clear" w:color="auto" w:fill="F5F5F5"/>
-        <w:spacing w:after="80" w:line="240" w:lineRule="auto"/>
-        <w:ind w:left="200" w:right="200"/>
-        <w:rPr>
-          <w:rFonts w:ascii="Arial" w:eastAsia="Arial" w:hAnsi="Arial" w:cs="Arial"/>
-          <w:kern w:val="0"/>
-          <w:sz w:val="20"/>
-          <w:szCs w:val="20"/>
-          <w:lang w:eastAsia="en-NZ"/>
-          <w14:ligatures w14:val="none"/>
-        </w:rPr>
-      </w:pPr>
-      <w:r>
-        <w:rPr>
-          <w:rFonts w:ascii="Courier New" w:eastAsia="Courier New" w:hAnsi="Courier New" w:cs="Courier New"/>
-          <w:kern w:val="0"/>
-          <w:sz w:val="18"/>
-          <w:szCs w:val="18"/>
-          <w:lang w:eastAsia="en-NZ"/>
-          <w14:ligatures w14:val="none"/>
-        </w:rPr>
-        <w:t xml:space="preserve">    </w:t>
-      </w:r>
-      <w:proofErr w:type="spellStart"/>
-      <w:r>
-        <w:rPr>
-          <w:rFonts w:ascii="Courier New" w:eastAsia="Courier New" w:hAnsi="Courier New" w:cs="Courier New"/>
-          <w:kern w:val="0"/>
-          <w:sz w:val="18"/>
-          <w:szCs w:val="18"/>
-          <w:lang w:eastAsia="en-NZ"/>
-          <w14:ligatures w14:val="none"/>
-        </w:rPr>
-        <w:t>ingester</w:t>
-      </w:r>
-      <w:proofErr w:type="spellEnd"/>
-      <w:r>
-        <w:rPr>
-          <w:rFonts w:ascii="Courier New" w:eastAsia="Courier New" w:hAnsi="Courier New" w:cs="Courier New"/>
-          <w:kern w:val="0"/>
-          <w:sz w:val="18"/>
-          <w:szCs w:val="18"/>
-          <w:lang w:eastAsia="en-NZ"/>
-          <w14:ligatures w14:val="none"/>
-        </w:rPr>
-        <w:t xml:space="preserve"> = {Source}Ingestion()</w:t>
-      </w:r>
-    </w:p>
-    <w:p>
-      <w:pPr>
-        <w:shd w:val="clear" w:color="auto" w:fill="F5F5F5"/>
-        <w:spacing w:after="80" w:line="240" w:lineRule="auto"/>
-        <w:ind w:left="200" w:right="200"/>
-        <w:rPr>
-          <w:rFonts w:ascii="Arial" w:eastAsia="Arial" w:hAnsi="Arial" w:cs="Arial"/>
-          <w:kern w:val="0"/>
-          <w:sz w:val="20"/>
-          <w:szCs w:val="20"/>
-          <w:lang w:eastAsia="en-NZ"/>
-          <w14:ligatures w14:val="none"/>
-        </w:rPr>
-      </w:pPr>
-      <w:r>
-        <w:rPr>
-          <w:rFonts w:ascii="Courier New" w:eastAsia="Courier New" w:hAnsi="Courier New" w:cs="Courier New"/>
-          <w:kern w:val="0"/>
-          <w:sz w:val="18"/>
-          <w:szCs w:val="18"/>
-          <w:lang w:eastAsia="en-NZ"/>
-          <w14:ligatures w14:val="none"/>
-        </w:rPr>
-        <w:t xml:space="preserve">    </w:t>
-      </w:r>
-      <w:proofErr w:type="spellStart"/>
-      <w:r>
-        <w:rPr>
-          <w:rFonts w:ascii="Courier New" w:eastAsia="Courier New" w:hAnsi="Courier New" w:cs="Courier New"/>
-          <w:kern w:val="0"/>
-          <w:sz w:val="18"/>
-          <w:szCs w:val="18"/>
-          <w:lang w:eastAsia="en-NZ"/>
-          <w14:ligatures w14:val="none"/>
-        </w:rPr>
-        <w:t>ingester.run</w:t>
-      </w:r>
-      <w:proofErr w:type="spellEnd"/>
-      <w:r>
-        <w:rPr>
-          <w:rFonts w:ascii="Courier New" w:eastAsia="Courier New" w:hAnsi="Courier New" w:cs="Courier New"/>
-          <w:kern w:val="0"/>
-          <w:sz w:val="18"/>
-          <w:szCs w:val="18"/>
-          <w:lang w:eastAsia="en-NZ"/>
-          <w14:ligatures w14:val="none"/>
-        </w:rPr>
-        <w:t>(...)</w:t>
+        <w:t>if args.source in ['{source}', 'all']:</w:t>
+      </w:r>
+    </w:p>
+    <w:p>
+      <w:pPr>
+        <w:shd w:val="clear" w:color="auto" w:fill="F5F5F5"/>
+        <w:spacing w:after="80" w:line="240" w:lineRule="auto"/>
+        <w:ind w:left="200" w:right="200"/>
+        <w:rPr>
+          <w:rFonts w:ascii="Arial" w:eastAsia="Arial" w:hAnsi="Arial" w:cs="Arial"/>
+          <w:kern w:val="0"/>
+          <w:sz w:val="20"/>
+          <w:szCs w:val="20"/>
+          <w:lang w:eastAsia="en-NZ"/>
+          <w14:ligatures w14:val="none"/>
+        </w:rPr>
+      </w:pPr>
+      <w:r>
+        <w:rPr>
+          <w:rFonts w:ascii="Courier New" w:eastAsia="Courier New" w:hAnsi="Courier New" w:cs="Courier New"/>
+          <w:kern w:val="0"/>
+          <w:sz w:val="18"/>
+          <w:szCs w:val="18"/>
+          <w:lang w:eastAsia="en-NZ"/>
+          <w14:ligatures w14:val="none"/>
+        </w:rPr>
+        <w:t xml:space="preserve">    ingester = {Source}Ingestion()</w:t>
+      </w:r>
+    </w:p>
+    <w:p>
+      <w:pPr>
+        <w:shd w:val="clear" w:color="auto" w:fill="F5F5F5"/>
+        <w:spacing w:after="80" w:line="240" w:lineRule="auto"/>
+        <w:ind w:left="200" w:right="200"/>
+        <w:rPr>
+          <w:rFonts w:ascii="Arial" w:eastAsia="Arial" w:hAnsi="Arial" w:cs="Arial"/>
+          <w:kern w:val="0"/>
+          <w:sz w:val="20"/>
+          <w:szCs w:val="20"/>
+          <w:lang w:eastAsia="en-NZ"/>
+          <w14:ligatures w14:val="none"/>
+        </w:rPr>
+      </w:pPr>
+      <w:r>
+        <w:rPr>
+          <w:rFonts w:ascii="Courier New" w:eastAsia="Courier New" w:hAnsi="Courier New" w:cs="Courier New"/>
+          <w:kern w:val="0"/>
+          <w:sz w:val="18"/>
+          <w:szCs w:val="18"/>
+          <w:lang w:eastAsia="en-NZ"/>
+          <w14:ligatures w14:val="none"/>
+        </w:rPr>
+        <w:t xml:space="preserve">    ingester.run(...)</w:t>
       </w:r>
     </w:p>
     <w:p>
@@ -4116,166 +3561,33 @@
           <w:lang w:eastAsia="en-NZ"/>
           <w14:ligatures w14:val="none"/>
         </w:rPr>
-        <w:t xml:space="preserve">SELECT </w:t>
-      </w:r>
-      <w:proofErr w:type="spellStart"/>
-      <w:r>
-        <w:rPr>
-          <w:rFonts w:ascii="Courier New" w:eastAsia="Courier New" w:hAnsi="Courier New" w:cs="Courier New"/>
-          <w:kern w:val="0"/>
-          <w:sz w:val="18"/>
-          <w:szCs w:val="18"/>
-          <w:lang w:eastAsia="en-NZ"/>
-          <w14:ligatures w14:val="none"/>
-        </w:rPr>
-        <w:t>station_code</w:t>
-      </w:r>
-      <w:proofErr w:type="spellEnd"/>
-      <w:r>
-        <w:rPr>
-          <w:rFonts w:ascii="Courier New" w:eastAsia="Courier New" w:hAnsi="Courier New" w:cs="Courier New"/>
-          <w:kern w:val="0"/>
-          <w:sz w:val="18"/>
-          <w:szCs w:val="18"/>
-          <w:lang w:eastAsia="en-NZ"/>
-          <w14:ligatures w14:val="none"/>
-        </w:rPr>
-        <w:t xml:space="preserve">, </w:t>
-      </w:r>
-      <w:proofErr w:type="spellStart"/>
-      <w:r>
-        <w:rPr>
-          <w:rFonts w:ascii="Courier New" w:eastAsia="Courier New" w:hAnsi="Courier New" w:cs="Courier New"/>
-          <w:kern w:val="0"/>
-          <w:sz w:val="18"/>
-          <w:szCs w:val="18"/>
-          <w:lang w:eastAsia="en-NZ"/>
-          <w14:ligatures w14:val="none"/>
-        </w:rPr>
-        <w:t>source_id</w:t>
-      </w:r>
-      <w:proofErr w:type="spellEnd"/>
-      <w:r>
-        <w:rPr>
-          <w:rFonts w:ascii="Courier New" w:eastAsia="Courier New" w:hAnsi="Courier New" w:cs="Courier New"/>
-          <w:kern w:val="0"/>
-          <w:sz w:val="18"/>
-          <w:szCs w:val="18"/>
-          <w:lang w:eastAsia="en-NZ"/>
-          <w14:ligatures w14:val="none"/>
-        </w:rPr>
-        <w:t xml:space="preserve">, region, </w:t>
-      </w:r>
-      <w:proofErr w:type="spellStart"/>
-      <w:r>
-        <w:rPr>
-          <w:rFonts w:ascii="Courier New" w:eastAsia="Courier New" w:hAnsi="Courier New" w:cs="Courier New"/>
-          <w:kern w:val="0"/>
-          <w:sz w:val="18"/>
-          <w:szCs w:val="18"/>
-          <w:lang w:eastAsia="en-NZ"/>
-          <w14:ligatures w14:val="none"/>
-        </w:rPr>
-        <w:t>zone_id</w:t>
-      </w:r>
-      <w:proofErr w:type="spellEnd"/>
-      <w:r>
-        <w:rPr>
-          <w:rFonts w:ascii="Courier New" w:eastAsia="Courier New" w:hAnsi="Courier New" w:cs="Courier New"/>
-          <w:kern w:val="0"/>
-          <w:sz w:val="18"/>
-          <w:szCs w:val="18"/>
-          <w:lang w:eastAsia="en-NZ"/>
-          <w14:ligatures w14:val="none"/>
-        </w:rPr>
-        <w:t xml:space="preserve">, </w:t>
-      </w:r>
-      <w:proofErr w:type="spellStart"/>
-      <w:r>
-        <w:rPr>
-          <w:rFonts w:ascii="Courier New" w:eastAsia="Courier New" w:hAnsi="Courier New" w:cs="Courier New"/>
-          <w:kern w:val="0"/>
-          <w:sz w:val="18"/>
-          <w:szCs w:val="18"/>
-          <w:lang w:eastAsia="en-NZ"/>
-          <w14:ligatures w14:val="none"/>
-        </w:rPr>
-        <w:t>is_active</w:t>
-      </w:r>
-      <w:proofErr w:type="spellEnd"/>
-    </w:p>
-    <w:p>
-      <w:pPr>
-        <w:shd w:val="clear" w:color="auto" w:fill="F5F5F5"/>
-        <w:spacing w:after="80" w:line="240" w:lineRule="auto"/>
-        <w:ind w:left="200" w:right="200"/>
-        <w:rPr>
-          <w:rFonts w:ascii="Arial" w:eastAsia="Arial" w:hAnsi="Arial" w:cs="Arial"/>
-          <w:kern w:val="0"/>
-          <w:sz w:val="20"/>
-          <w:szCs w:val="20"/>
-          <w:lang w:eastAsia="en-NZ"/>
-          <w14:ligatures w14:val="none"/>
-        </w:rPr>
-      </w:pPr>
-      <w:r>
-        <w:rPr>
-          <w:rFonts w:ascii="Courier New" w:eastAsia="Courier New" w:hAnsi="Courier New" w:cs="Courier New"/>
-          <w:kern w:val="0"/>
-          <w:sz w:val="18"/>
-          <w:szCs w:val="18"/>
-          <w:lang w:eastAsia="en-NZ"/>
-          <w14:ligatures w14:val="none"/>
-        </w:rPr>
-        <w:t xml:space="preserve">FROM </w:t>
-      </w:r>
-      <w:proofErr w:type="spellStart"/>
-      <w:r>
-        <w:rPr>
-          <w:rFonts w:ascii="Courier New" w:eastAsia="Courier New" w:hAnsi="Courier New" w:cs="Courier New"/>
-          <w:kern w:val="0"/>
-          <w:sz w:val="18"/>
-          <w:szCs w:val="18"/>
-          <w:lang w:eastAsia="en-NZ"/>
-          <w14:ligatures w14:val="none"/>
-        </w:rPr>
-        <w:t>weather_stations</w:t>
-      </w:r>
-      <w:proofErr w:type="spellEnd"/>
-      <w:r>
-        <w:rPr>
-          <w:rFonts w:ascii="Courier New" w:eastAsia="Courier New" w:hAnsi="Courier New" w:cs="Courier New"/>
-          <w:kern w:val="0"/>
-          <w:sz w:val="18"/>
-          <w:szCs w:val="18"/>
-          <w:lang w:eastAsia="en-NZ"/>
-          <w14:ligatures w14:val="none"/>
-        </w:rPr>
-        <w:t xml:space="preserve"> WHERE </w:t>
-      </w:r>
-      <w:proofErr w:type="spellStart"/>
-      <w:r>
-        <w:rPr>
-          <w:rFonts w:ascii="Courier New" w:eastAsia="Courier New" w:hAnsi="Courier New" w:cs="Courier New"/>
-          <w:kern w:val="0"/>
-          <w:sz w:val="18"/>
-          <w:szCs w:val="18"/>
-          <w:lang w:eastAsia="en-NZ"/>
-          <w14:ligatures w14:val="none"/>
-        </w:rPr>
-        <w:t>data_source</w:t>
-      </w:r>
-      <w:proofErr w:type="spellEnd"/>
-      <w:r>
-        <w:rPr>
-          <w:rFonts w:ascii="Courier New" w:eastAsia="Courier New" w:hAnsi="Courier New" w:cs="Courier New"/>
-          <w:kern w:val="0"/>
-          <w:sz w:val="18"/>
-          <w:szCs w:val="18"/>
-          <w:lang w:eastAsia="en-NZ"/>
-          <w14:ligatures w14:val="none"/>
-        </w:rPr>
-        <w:t xml:space="preserve"> = '{SOURCE}';</w:t>
+        <w:t>SELECT station_code, source_id, region, zone_id, is_active</w:t>
+      </w:r>
+    </w:p>
+    <w:p>
+      <w:pPr>
+        <w:shd w:val="clear" w:color="auto" w:fill="F5F5F5"/>
+        <w:spacing w:after="80" w:line="240" w:lineRule="auto"/>
+        <w:ind w:left="200" w:right="200"/>
+        <w:rPr>
+          <w:rFonts w:ascii="Arial" w:eastAsia="Arial" w:hAnsi="Arial" w:cs="Arial"/>
+          <w:kern w:val="0"/>
+          <w:sz w:val="20"/>
+          <w:szCs w:val="20"/>
+          <w:lang w:eastAsia="en-NZ"/>
+          <w14:ligatures w14:val="none"/>
+        </w:rPr>
+      </w:pPr>
+      <w:r>
+        <w:rPr>
+          <w:rFonts w:ascii="Courier New" w:eastAsia="Courier New" w:hAnsi="Courier New" w:cs="Courier New"/>
+          <w:kern w:val="0"/>
+          <w:sz w:val="18"/>
+          <w:szCs w:val="18"/>
+          <w:lang w:eastAsia="en-NZ"/>
+          <w14:ligatures w14:val="none"/>
+        </w:rPr>
+        <w:t>FROM weather_stations WHERE data_source = '{SOURCE}';</w:t>
       </w:r>
     </w:p>
     <w:p>
@@ -4328,31 +3640,7 @@
           <w:lang w:eastAsia="en-NZ"/>
           <w14:ligatures w14:val="none"/>
         </w:rPr>
-        <w:t xml:space="preserve">Backfill weather data so the aggregation pipeline has data to work with. For Hilltop sources the backfill goes to the date specified in </w:t>
-      </w:r>
-      <w:proofErr w:type="spellStart"/>
-      <w:r>
-        <w:rPr>
-          <w:rFonts w:ascii="Arial" w:eastAsia="Arial" w:hAnsi="Arial" w:cs="Arial"/>
-          <w:kern w:val="0"/>
-          <w:sz w:val="20"/>
-          <w:szCs w:val="20"/>
-          <w:lang w:eastAsia="en-NZ"/>
-          <w14:ligatures w14:val="none"/>
-        </w:rPr>
-        <w:t>data_from</w:t>
-      </w:r>
-      <w:proofErr w:type="spellEnd"/>
-      <w:r>
-        <w:rPr>
-          <w:rFonts w:ascii="Arial" w:eastAsia="Arial" w:hAnsi="Arial" w:cs="Arial"/>
-          <w:kern w:val="0"/>
-          <w:sz w:val="20"/>
-          <w:szCs w:val="20"/>
-          <w:lang w:eastAsia="en-NZ"/>
-          <w14:ligatures w14:val="none"/>
-        </w:rPr>
-        <w:t xml:space="preserve"> in the config.</w:t>
+        <w:t>Backfill weather data so the aggregation pipeline has data to work with. For Hilltop sources the backfill goes to the date specified in data_from in the config.</w:t>
       </w:r>
     </w:p>
     <w:p>
@@ -4417,31 +3705,7 @@
           <w:lang w:eastAsia="en-NZ"/>
           <w14:ligatures w14:val="none"/>
         </w:rPr>
-        <w:t xml:space="preserve">python ingestion/run_ingestion.py --source </w:t>
-      </w:r>
-      <w:proofErr w:type="spellStart"/>
-      <w:r>
-        <w:rPr>
-          <w:rFonts w:ascii="Courier New" w:eastAsia="Courier New" w:hAnsi="Courier New" w:cs="Courier New"/>
-          <w:kern w:val="0"/>
-          <w:sz w:val="18"/>
-          <w:szCs w:val="18"/>
-          <w:lang w:eastAsia="en-NZ"/>
-          <w14:ligatures w14:val="none"/>
-        </w:rPr>
-        <w:t>gw</w:t>
-      </w:r>
-      <w:proofErr w:type="spellEnd"/>
-      <w:r>
-        <w:rPr>
-          <w:rFonts w:ascii="Courier New" w:eastAsia="Courier New" w:hAnsi="Courier New" w:cs="Courier New"/>
-          <w:kern w:val="0"/>
-          <w:sz w:val="18"/>
-          <w:szCs w:val="18"/>
-          <w:lang w:eastAsia="en-NZ"/>
-          <w14:ligatures w14:val="none"/>
-        </w:rPr>
-        <w:t xml:space="preserve"> --period backfill --days 90</w:t>
+        <w:t>python ingestion/run_ingestion.py --source gw --period backfill --days 90</w:t>
       </w:r>
     </w:p>
     <w:p>
@@ -4697,31 +3961,7 @@
           <w:lang w:eastAsia="en-NZ"/>
           <w14:ligatures w14:val="none"/>
         </w:rPr>
-        <w:t xml:space="preserve">Whole fleet (all credentials), unchanged — this is the GHA </w:t>
-      </w:r>
-      <w:proofErr w:type="spellStart"/>
-      <w:r>
-        <w:rPr>
-          <w:rFonts w:ascii="Courier New" w:eastAsia="Courier New" w:hAnsi="Courier New" w:cs="Courier New"/>
-          <w:kern w:val="0"/>
-          <w:sz w:val="18"/>
-          <w:szCs w:val="18"/>
-          <w:lang w:eastAsia="en-NZ"/>
-          <w14:ligatures w14:val="none"/>
-        </w:rPr>
-        <w:t>cron</w:t>
-      </w:r>
-      <w:proofErr w:type="spellEnd"/>
-      <w:r>
-        <w:rPr>
-          <w:rFonts w:ascii="Courier New" w:eastAsia="Courier New" w:hAnsi="Courier New" w:cs="Courier New"/>
-          <w:kern w:val="0"/>
-          <w:sz w:val="18"/>
-          <w:szCs w:val="18"/>
-          <w:lang w:eastAsia="en-NZ"/>
-          <w14:ligatures w14:val="none"/>
-        </w:rPr>
-        <w:t xml:space="preserve"> path</w:t>
+        <w:t>Whole fleet (all credentials), unchanged — this is the GHA cron path</w:t>
       </w:r>
     </w:p>
     <w:p>
@@ -4773,42 +4013,18 @@
           <w:lang w:eastAsia="en-NZ"/>
           <w14:ligatures w14:val="none"/>
         </w:rPr>
-        <w:t>source harvest --credential-ref harvest/</w:t>
-      </w:r>
-      <w:proofErr w:type="spellStart"/>
-      <w:r>
-        <w:rPr>
-          <w:rFonts w:ascii="Courier New" w:eastAsia="Courier New" w:hAnsi="Courier New" w:cs="Courier New"/>
-          <w:kern w:val="0"/>
-          <w:sz w:val="18"/>
-          <w:szCs w:val="18"/>
-          <w:lang w:eastAsia="en-NZ"/>
-          <w14:ligatures w14:val="none"/>
-        </w:rPr>
-        <w:t>cod</w:t>
-      </w:r>
-      <w:r>
-        <w:rPr>
-          <w:rFonts w:ascii="Courier New" w:eastAsia="Courier New" w:hAnsi="Courier New" w:cs="Courier New"/>
-          <w:kern w:val="0"/>
-          <w:sz w:val="18"/>
-          <w:szCs w:val="18"/>
-          <w:lang w:eastAsia="en-NZ"/>
-          <w14:ligatures w14:val="none"/>
-        </w:rPr>
-        <w:t>c</w:t>
-      </w:r>
-      <w:proofErr w:type="spellEnd"/>
-      <w:r>
-        <w:rPr>
-          <w:rFonts w:ascii="Courier New" w:eastAsia="Courier New" w:hAnsi="Courier New" w:cs="Courier New"/>
-          <w:kern w:val="0"/>
-          <w:sz w:val="18"/>
-          <w:szCs w:val="18"/>
-          <w:lang w:eastAsia="en-NZ"/>
-          <w14:ligatures w14:val="none"/>
-        </w:rPr>
-        <w:t xml:space="preserve"> - </w:t>
+        <w:t>source harvest --credential-ref harvest/cod</w:t>
+      </w:r>
+      <w:r>
+        <w:rPr>
+          <w:rFonts w:ascii="Courier New" w:eastAsia="Courier New" w:hAnsi="Courier New" w:cs="Courier New"/>
+          <w:kern w:val="0"/>
+          <w:sz w:val="18"/>
+          <w:szCs w:val="18"/>
+          <w:lang w:eastAsia="en-NZ"/>
+          <w14:ligatures w14:val="none"/>
+        </w:rPr>
+        <w:t xml:space="preserve">c - </w:t>
       </w:r>
       <w:r>
         <w:rPr>
@@ -4938,464 +4154,137 @@
           <w:lang w:eastAsia="en-NZ"/>
           <w14:ligatures w14:val="none"/>
         </w:rPr>
-        <w:t xml:space="preserve">SELECT </w:t>
-      </w:r>
-      <w:proofErr w:type="spellStart"/>
-      <w:r>
-        <w:rPr>
-          <w:rFonts w:ascii="Courier New" w:eastAsia="Courier New" w:hAnsi="Courier New" w:cs="Courier New"/>
-          <w:kern w:val="0"/>
-          <w:sz w:val="18"/>
-          <w:szCs w:val="18"/>
-          <w:lang w:eastAsia="en-NZ"/>
-          <w14:ligatures w14:val="none"/>
-        </w:rPr>
-        <w:t>ws.station_code</w:t>
-      </w:r>
-      <w:proofErr w:type="spellEnd"/>
-      <w:r>
-        <w:rPr>
-          <w:rFonts w:ascii="Courier New" w:eastAsia="Courier New" w:hAnsi="Courier New" w:cs="Courier New"/>
-          <w:kern w:val="0"/>
-          <w:sz w:val="18"/>
-          <w:szCs w:val="18"/>
-          <w:lang w:eastAsia="en-NZ"/>
-          <w14:ligatures w14:val="none"/>
-        </w:rPr>
-        <w:t xml:space="preserve">, </w:t>
-      </w:r>
-      <w:proofErr w:type="spellStart"/>
-      <w:r>
-        <w:rPr>
-          <w:rFonts w:ascii="Courier New" w:eastAsia="Courier New" w:hAnsi="Courier New" w:cs="Courier New"/>
-          <w:kern w:val="0"/>
-          <w:sz w:val="18"/>
-          <w:szCs w:val="18"/>
-          <w:lang w:eastAsia="en-NZ"/>
-          <w14:ligatures w14:val="none"/>
-        </w:rPr>
-        <w:t>wd.variable</w:t>
-      </w:r>
-      <w:proofErr w:type="spellEnd"/>
-      <w:r>
-        <w:rPr>
-          <w:rFonts w:ascii="Courier New" w:eastAsia="Courier New" w:hAnsi="Courier New" w:cs="Courier New"/>
-          <w:kern w:val="0"/>
-          <w:sz w:val="18"/>
-          <w:szCs w:val="18"/>
-          <w:lang w:eastAsia="en-NZ"/>
-          <w14:ligatures w14:val="none"/>
-        </w:rPr>
-        <w:t>, COUNT(*), MIN(</w:t>
-      </w:r>
-      <w:proofErr w:type="spellStart"/>
-      <w:r>
-        <w:rPr>
-          <w:rFonts w:ascii="Courier New" w:eastAsia="Courier New" w:hAnsi="Courier New" w:cs="Courier New"/>
-          <w:kern w:val="0"/>
-          <w:sz w:val="18"/>
-          <w:szCs w:val="18"/>
-          <w:lang w:eastAsia="en-NZ"/>
-          <w14:ligatures w14:val="none"/>
-        </w:rPr>
-        <w:t>wd.timestamp</w:t>
-      </w:r>
-      <w:proofErr w:type="spellEnd"/>
-      <w:r>
-        <w:rPr>
-          <w:rFonts w:ascii="Courier New" w:eastAsia="Courier New" w:hAnsi="Courier New" w:cs="Courier New"/>
-          <w:kern w:val="0"/>
-          <w:sz w:val="18"/>
-          <w:szCs w:val="18"/>
-          <w:lang w:eastAsia="en-NZ"/>
-          <w14:ligatures w14:val="none"/>
-        </w:rPr>
-        <w:t>), MAX(</w:t>
-      </w:r>
-      <w:proofErr w:type="spellStart"/>
-      <w:r>
-        <w:rPr>
-          <w:rFonts w:ascii="Courier New" w:eastAsia="Courier New" w:hAnsi="Courier New" w:cs="Courier New"/>
-          <w:kern w:val="0"/>
-          <w:sz w:val="18"/>
-          <w:szCs w:val="18"/>
-          <w:lang w:eastAsia="en-NZ"/>
-          <w14:ligatures w14:val="none"/>
-        </w:rPr>
-        <w:t>wd.timestamp</w:t>
-      </w:r>
-      <w:proofErr w:type="spellEnd"/>
-      <w:r>
-        <w:rPr>
-          <w:rFonts w:ascii="Courier New" w:eastAsia="Courier New" w:hAnsi="Courier New" w:cs="Courier New"/>
-          <w:kern w:val="0"/>
-          <w:sz w:val="18"/>
-          <w:szCs w:val="18"/>
-          <w:lang w:eastAsia="en-NZ"/>
-          <w14:ligatures w14:val="none"/>
-        </w:rPr>
-        <w:t>)</w:t>
-      </w:r>
-    </w:p>
-    <w:p>
-      <w:pPr>
-        <w:shd w:val="clear" w:color="auto" w:fill="F5F5F5"/>
-        <w:spacing w:after="80" w:line="240" w:lineRule="auto"/>
-        <w:ind w:left="200" w:right="200"/>
-        <w:rPr>
-          <w:rFonts w:ascii="Arial" w:eastAsia="Arial" w:hAnsi="Arial" w:cs="Arial"/>
-          <w:kern w:val="0"/>
-          <w:sz w:val="20"/>
-          <w:szCs w:val="20"/>
-          <w:lang w:eastAsia="en-NZ"/>
-          <w14:ligatures w14:val="none"/>
-        </w:rPr>
-      </w:pPr>
-      <w:r>
-        <w:rPr>
-          <w:rFonts w:ascii="Courier New" w:eastAsia="Courier New" w:hAnsi="Courier New" w:cs="Courier New"/>
-          <w:kern w:val="0"/>
-          <w:sz w:val="18"/>
-          <w:szCs w:val="18"/>
-          <w:lang w:eastAsia="en-NZ"/>
-          <w14:ligatures w14:val="none"/>
-        </w:rPr>
-        <w:t xml:space="preserve">FROM </w:t>
-      </w:r>
-      <w:proofErr w:type="spellStart"/>
-      <w:r>
-        <w:rPr>
-          <w:rFonts w:ascii="Courier New" w:eastAsia="Courier New" w:hAnsi="Courier New" w:cs="Courier New"/>
-          <w:kern w:val="0"/>
-          <w:sz w:val="18"/>
-          <w:szCs w:val="18"/>
-          <w:lang w:eastAsia="en-NZ"/>
-          <w14:ligatures w14:val="none"/>
-        </w:rPr>
-        <w:t>weather_data</w:t>
-      </w:r>
-      <w:proofErr w:type="spellEnd"/>
-      <w:r>
-        <w:rPr>
-          <w:rFonts w:ascii="Courier New" w:eastAsia="Courier New" w:hAnsi="Courier New" w:cs="Courier New"/>
-          <w:kern w:val="0"/>
-          <w:sz w:val="18"/>
-          <w:szCs w:val="18"/>
-          <w:lang w:eastAsia="en-NZ"/>
-          <w14:ligatures w14:val="none"/>
-        </w:rPr>
-        <w:t xml:space="preserve"> </w:t>
-      </w:r>
-      <w:proofErr w:type="spellStart"/>
-      <w:r>
-        <w:rPr>
-          <w:rFonts w:ascii="Courier New" w:eastAsia="Courier New" w:hAnsi="Courier New" w:cs="Courier New"/>
-          <w:kern w:val="0"/>
-          <w:sz w:val="18"/>
-          <w:szCs w:val="18"/>
-          <w:lang w:eastAsia="en-NZ"/>
-          <w14:ligatures w14:val="none"/>
-        </w:rPr>
-        <w:t>wd</w:t>
-      </w:r>
-      <w:proofErr w:type="spellEnd"/>
-    </w:p>
-    <w:p>
-      <w:pPr>
-        <w:shd w:val="clear" w:color="auto" w:fill="F5F5F5"/>
-        <w:spacing w:after="80" w:line="240" w:lineRule="auto"/>
-        <w:ind w:left="200" w:right="200"/>
-        <w:rPr>
-          <w:rFonts w:ascii="Arial" w:eastAsia="Arial" w:hAnsi="Arial" w:cs="Arial"/>
-          <w:kern w:val="0"/>
-          <w:sz w:val="20"/>
-          <w:szCs w:val="20"/>
-          <w:lang w:eastAsia="en-NZ"/>
-          <w14:ligatures w14:val="none"/>
-        </w:rPr>
-      </w:pPr>
-      <w:r>
-        <w:rPr>
-          <w:rFonts w:ascii="Courier New" w:eastAsia="Courier New" w:hAnsi="Courier New" w:cs="Courier New"/>
-          <w:kern w:val="0"/>
-          <w:sz w:val="18"/>
-          <w:szCs w:val="18"/>
-          <w:lang w:eastAsia="en-NZ"/>
-          <w14:ligatures w14:val="none"/>
-        </w:rPr>
-        <w:t xml:space="preserve">JOIN </w:t>
-      </w:r>
-      <w:proofErr w:type="spellStart"/>
-      <w:r>
-        <w:rPr>
-          <w:rFonts w:ascii="Courier New" w:eastAsia="Courier New" w:hAnsi="Courier New" w:cs="Courier New"/>
-          <w:kern w:val="0"/>
-          <w:sz w:val="18"/>
-          <w:szCs w:val="18"/>
-          <w:lang w:eastAsia="en-NZ"/>
-          <w14:ligatures w14:val="none"/>
-        </w:rPr>
-        <w:t>weather_stations</w:t>
-      </w:r>
-      <w:proofErr w:type="spellEnd"/>
-      <w:r>
-        <w:rPr>
-          <w:rFonts w:ascii="Courier New" w:eastAsia="Courier New" w:hAnsi="Courier New" w:cs="Courier New"/>
-          <w:kern w:val="0"/>
-          <w:sz w:val="18"/>
-          <w:szCs w:val="18"/>
-          <w:lang w:eastAsia="en-NZ"/>
-          <w14:ligatures w14:val="none"/>
-        </w:rPr>
-        <w:t xml:space="preserve"> </w:t>
-      </w:r>
-      <w:proofErr w:type="spellStart"/>
-      <w:r>
-        <w:rPr>
-          <w:rFonts w:ascii="Courier New" w:eastAsia="Courier New" w:hAnsi="Courier New" w:cs="Courier New"/>
-          <w:kern w:val="0"/>
-          <w:sz w:val="18"/>
-          <w:szCs w:val="18"/>
-          <w:lang w:eastAsia="en-NZ"/>
-          <w14:ligatures w14:val="none"/>
-        </w:rPr>
-        <w:t>ws</w:t>
-      </w:r>
-      <w:proofErr w:type="spellEnd"/>
-      <w:r>
-        <w:rPr>
-          <w:rFonts w:ascii="Courier New" w:eastAsia="Courier New" w:hAnsi="Courier New" w:cs="Courier New"/>
-          <w:kern w:val="0"/>
-          <w:sz w:val="18"/>
-          <w:szCs w:val="18"/>
-          <w:lang w:eastAsia="en-NZ"/>
-          <w14:ligatures w14:val="none"/>
-        </w:rPr>
-        <w:t xml:space="preserve"> ON </w:t>
-      </w:r>
-      <w:proofErr w:type="spellStart"/>
-      <w:r>
-        <w:rPr>
-          <w:rFonts w:ascii="Courier New" w:eastAsia="Courier New" w:hAnsi="Courier New" w:cs="Courier New"/>
-          <w:kern w:val="0"/>
-          <w:sz w:val="18"/>
-          <w:szCs w:val="18"/>
-          <w:lang w:eastAsia="en-NZ"/>
-          <w14:ligatures w14:val="none"/>
-        </w:rPr>
-        <w:t>ws.station_id</w:t>
-      </w:r>
-      <w:proofErr w:type="spellEnd"/>
-      <w:r>
-        <w:rPr>
-          <w:rFonts w:ascii="Courier New" w:eastAsia="Courier New" w:hAnsi="Courier New" w:cs="Courier New"/>
-          <w:kern w:val="0"/>
-          <w:sz w:val="18"/>
-          <w:szCs w:val="18"/>
-          <w:lang w:eastAsia="en-NZ"/>
-          <w14:ligatures w14:val="none"/>
-        </w:rPr>
-        <w:t xml:space="preserve"> = </w:t>
-      </w:r>
-      <w:proofErr w:type="spellStart"/>
-      <w:r>
-        <w:rPr>
-          <w:rFonts w:ascii="Courier New" w:eastAsia="Courier New" w:hAnsi="Courier New" w:cs="Courier New"/>
-          <w:kern w:val="0"/>
-          <w:sz w:val="18"/>
-          <w:szCs w:val="18"/>
-          <w:lang w:eastAsia="en-NZ"/>
-          <w14:ligatures w14:val="none"/>
-        </w:rPr>
-        <w:t>wd.station_id</w:t>
-      </w:r>
-      <w:proofErr w:type="spellEnd"/>
-    </w:p>
-    <w:p>
-      <w:pPr>
-        <w:shd w:val="clear" w:color="auto" w:fill="F5F5F5"/>
-        <w:spacing w:after="80" w:line="240" w:lineRule="auto"/>
-        <w:ind w:left="200" w:right="200"/>
-        <w:rPr>
-          <w:rFonts w:ascii="Arial" w:eastAsia="Arial" w:hAnsi="Arial" w:cs="Arial"/>
-          <w:kern w:val="0"/>
-          <w:sz w:val="20"/>
-          <w:szCs w:val="20"/>
-          <w:lang w:eastAsia="en-NZ"/>
-          <w14:ligatures w14:val="none"/>
-        </w:rPr>
-      </w:pPr>
-      <w:r>
-        <w:rPr>
-          <w:rFonts w:ascii="Courier New" w:eastAsia="Courier New" w:hAnsi="Courier New" w:cs="Courier New"/>
-          <w:kern w:val="0"/>
-          <w:sz w:val="18"/>
-          <w:szCs w:val="18"/>
-          <w:lang w:eastAsia="en-NZ"/>
-          <w14:ligatures w14:val="none"/>
-        </w:rPr>
-        <w:t xml:space="preserve">WHERE </w:t>
-      </w:r>
-      <w:proofErr w:type="spellStart"/>
-      <w:r>
-        <w:rPr>
-          <w:rFonts w:ascii="Courier New" w:eastAsia="Courier New" w:hAnsi="Courier New" w:cs="Courier New"/>
-          <w:kern w:val="0"/>
-          <w:sz w:val="18"/>
-          <w:szCs w:val="18"/>
-          <w:lang w:eastAsia="en-NZ"/>
-          <w14:ligatures w14:val="none"/>
-        </w:rPr>
-        <w:t>ws.data_source</w:t>
-      </w:r>
-      <w:proofErr w:type="spellEnd"/>
-      <w:r>
-        <w:rPr>
-          <w:rFonts w:ascii="Courier New" w:eastAsia="Courier New" w:hAnsi="Courier New" w:cs="Courier New"/>
-          <w:kern w:val="0"/>
-          <w:sz w:val="18"/>
-          <w:szCs w:val="18"/>
-          <w:lang w:eastAsia="en-NZ"/>
-          <w14:ligatures w14:val="none"/>
-        </w:rPr>
-        <w:t xml:space="preserve"> = 'GW'</w:t>
-      </w:r>
-    </w:p>
-    <w:p>
-      <w:pPr>
-        <w:shd w:val="clear" w:color="auto" w:fill="F5F5F5"/>
-        <w:spacing w:after="80" w:line="240" w:lineRule="auto"/>
-        <w:ind w:left="200" w:right="200"/>
-        <w:rPr>
-          <w:rFonts w:ascii="Arial" w:eastAsia="Arial" w:hAnsi="Arial" w:cs="Arial"/>
-          <w:kern w:val="0"/>
-          <w:sz w:val="20"/>
-          <w:szCs w:val="20"/>
-          <w:lang w:eastAsia="en-NZ"/>
-          <w14:ligatures w14:val="none"/>
-        </w:rPr>
-      </w:pPr>
-      <w:r>
-        <w:rPr>
-          <w:rFonts w:ascii="Courier New" w:eastAsia="Courier New" w:hAnsi="Courier New" w:cs="Courier New"/>
-          <w:kern w:val="0"/>
-          <w:sz w:val="18"/>
-          <w:szCs w:val="18"/>
-          <w:lang w:eastAsia="en-NZ"/>
-          <w14:ligatures w14:val="none"/>
-        </w:rPr>
-        <w:t xml:space="preserve">GROUP BY </w:t>
-      </w:r>
-      <w:proofErr w:type="spellStart"/>
-      <w:r>
-        <w:rPr>
-          <w:rFonts w:ascii="Courier New" w:eastAsia="Courier New" w:hAnsi="Courier New" w:cs="Courier New"/>
-          <w:kern w:val="0"/>
-          <w:sz w:val="18"/>
-          <w:szCs w:val="18"/>
-          <w:lang w:eastAsia="en-NZ"/>
-          <w14:ligatures w14:val="none"/>
-        </w:rPr>
-        <w:t>ws.station_code</w:t>
-      </w:r>
-      <w:proofErr w:type="spellEnd"/>
-      <w:r>
-        <w:rPr>
-          <w:rFonts w:ascii="Courier New" w:eastAsia="Courier New" w:hAnsi="Courier New" w:cs="Courier New"/>
-          <w:kern w:val="0"/>
-          <w:sz w:val="18"/>
-          <w:szCs w:val="18"/>
-          <w:lang w:eastAsia="en-NZ"/>
-          <w14:ligatures w14:val="none"/>
-        </w:rPr>
-        <w:t xml:space="preserve">, </w:t>
-      </w:r>
-      <w:proofErr w:type="spellStart"/>
-      <w:r>
-        <w:rPr>
-          <w:rFonts w:ascii="Courier New" w:eastAsia="Courier New" w:hAnsi="Courier New" w:cs="Courier New"/>
-          <w:kern w:val="0"/>
-          <w:sz w:val="18"/>
-          <w:szCs w:val="18"/>
-          <w:lang w:eastAsia="en-NZ"/>
-          <w14:ligatures w14:val="none"/>
-        </w:rPr>
-        <w:t>wd.variable</w:t>
-      </w:r>
-      <w:proofErr w:type="spellEnd"/>
-    </w:p>
-    <w:p>
-      <w:pPr>
-        <w:shd w:val="clear" w:color="auto" w:fill="F5F5F5"/>
-        <w:spacing w:after="80" w:line="240" w:lineRule="auto"/>
-        <w:ind w:left="200" w:right="200"/>
-        <w:rPr>
-          <w:rFonts w:ascii="Arial" w:eastAsia="Arial" w:hAnsi="Arial" w:cs="Arial"/>
-          <w:kern w:val="0"/>
-          <w:sz w:val="20"/>
-          <w:szCs w:val="20"/>
-          <w:lang w:eastAsia="en-NZ"/>
-          <w14:ligatures w14:val="none"/>
-        </w:rPr>
-      </w:pPr>
-      <w:r>
-        <w:rPr>
-          <w:rFonts w:ascii="Courier New" w:eastAsia="Courier New" w:hAnsi="Courier New" w:cs="Courier New"/>
-          <w:kern w:val="0"/>
-          <w:sz w:val="18"/>
-          <w:szCs w:val="18"/>
-          <w:lang w:eastAsia="en-NZ"/>
-          <w14:ligatures w14:val="none"/>
-        </w:rPr>
-        <w:t xml:space="preserve">ORDER BY </w:t>
-      </w:r>
-      <w:proofErr w:type="spellStart"/>
-      <w:r>
-        <w:rPr>
-          <w:rFonts w:ascii="Courier New" w:eastAsia="Courier New" w:hAnsi="Courier New" w:cs="Courier New"/>
-          <w:kern w:val="0"/>
-          <w:sz w:val="18"/>
-          <w:szCs w:val="18"/>
-          <w:lang w:eastAsia="en-NZ"/>
-          <w14:ligatures w14:val="none"/>
-        </w:rPr>
-        <w:t>ws.station_code</w:t>
-      </w:r>
-      <w:proofErr w:type="spellEnd"/>
-      <w:r>
-        <w:rPr>
-          <w:rFonts w:ascii="Courier New" w:eastAsia="Courier New" w:hAnsi="Courier New" w:cs="Courier New"/>
-          <w:kern w:val="0"/>
-          <w:sz w:val="18"/>
-          <w:szCs w:val="18"/>
-          <w:lang w:eastAsia="en-NZ"/>
-          <w14:ligatures w14:val="none"/>
-        </w:rPr>
-        <w:t xml:space="preserve">, </w:t>
-      </w:r>
-      <w:proofErr w:type="spellStart"/>
-      <w:r>
-        <w:rPr>
-          <w:rFonts w:ascii="Courier New" w:eastAsia="Courier New" w:hAnsi="Courier New" w:cs="Courier New"/>
-          <w:kern w:val="0"/>
-          <w:sz w:val="18"/>
-          <w:szCs w:val="18"/>
-          <w:lang w:eastAsia="en-NZ"/>
-          <w14:ligatures w14:val="none"/>
-        </w:rPr>
-        <w:t>wd.variable</w:t>
-      </w:r>
-      <w:proofErr w:type="spellEnd"/>
-      <w:r>
-        <w:rPr>
-          <w:rFonts w:ascii="Courier New" w:eastAsia="Courier New" w:hAnsi="Courier New" w:cs="Courier New"/>
-          <w:kern w:val="0"/>
-          <w:sz w:val="18"/>
-          <w:szCs w:val="18"/>
-          <w:lang w:eastAsia="en-NZ"/>
-          <w14:ligatures w14:val="none"/>
-        </w:rPr>
-        <w:t>;</w:t>
+        <w:t>SELECT ws.station_code, wd.variable, COUNT(*), MIN(wd.timestamp), MAX(wd.timestamp)</w:t>
+      </w:r>
+    </w:p>
+    <w:p>
+      <w:pPr>
+        <w:shd w:val="clear" w:color="auto" w:fill="F5F5F5"/>
+        <w:spacing w:after="80" w:line="240" w:lineRule="auto"/>
+        <w:ind w:left="200" w:right="200"/>
+        <w:rPr>
+          <w:rFonts w:ascii="Arial" w:eastAsia="Arial" w:hAnsi="Arial" w:cs="Arial"/>
+          <w:kern w:val="0"/>
+          <w:sz w:val="20"/>
+          <w:szCs w:val="20"/>
+          <w:lang w:eastAsia="en-NZ"/>
+          <w14:ligatures w14:val="none"/>
+        </w:rPr>
+      </w:pPr>
+      <w:r>
+        <w:rPr>
+          <w:rFonts w:ascii="Courier New" w:eastAsia="Courier New" w:hAnsi="Courier New" w:cs="Courier New"/>
+          <w:kern w:val="0"/>
+          <w:sz w:val="18"/>
+          <w:szCs w:val="18"/>
+          <w:lang w:eastAsia="en-NZ"/>
+          <w14:ligatures w14:val="none"/>
+        </w:rPr>
+        <w:t>FROM weather_data wd</w:t>
+      </w:r>
+    </w:p>
+    <w:p>
+      <w:pPr>
+        <w:shd w:val="clear" w:color="auto" w:fill="F5F5F5"/>
+        <w:spacing w:after="80" w:line="240" w:lineRule="auto"/>
+        <w:ind w:left="200" w:right="200"/>
+        <w:rPr>
+          <w:rFonts w:ascii="Arial" w:eastAsia="Arial" w:hAnsi="Arial" w:cs="Arial"/>
+          <w:kern w:val="0"/>
+          <w:sz w:val="20"/>
+          <w:szCs w:val="20"/>
+          <w:lang w:eastAsia="en-NZ"/>
+          <w14:ligatures w14:val="none"/>
+        </w:rPr>
+      </w:pPr>
+      <w:r>
+        <w:rPr>
+          <w:rFonts w:ascii="Courier New" w:eastAsia="Courier New" w:hAnsi="Courier New" w:cs="Courier New"/>
+          <w:kern w:val="0"/>
+          <w:sz w:val="18"/>
+          <w:szCs w:val="18"/>
+          <w:lang w:eastAsia="en-NZ"/>
+          <w14:ligatures w14:val="none"/>
+        </w:rPr>
+        <w:t>JOIN weather_stations ws ON ws.station_id = wd.station_id</w:t>
+      </w:r>
+    </w:p>
+    <w:p>
+      <w:pPr>
+        <w:shd w:val="clear" w:color="auto" w:fill="F5F5F5"/>
+        <w:spacing w:after="80" w:line="240" w:lineRule="auto"/>
+        <w:ind w:left="200" w:right="200"/>
+        <w:rPr>
+          <w:rFonts w:ascii="Arial" w:eastAsia="Arial" w:hAnsi="Arial" w:cs="Arial"/>
+          <w:kern w:val="0"/>
+          <w:sz w:val="20"/>
+          <w:szCs w:val="20"/>
+          <w:lang w:eastAsia="en-NZ"/>
+          <w14:ligatures w14:val="none"/>
+        </w:rPr>
+      </w:pPr>
+      <w:r>
+        <w:rPr>
+          <w:rFonts w:ascii="Courier New" w:eastAsia="Courier New" w:hAnsi="Courier New" w:cs="Courier New"/>
+          <w:kern w:val="0"/>
+          <w:sz w:val="18"/>
+          <w:szCs w:val="18"/>
+          <w:lang w:eastAsia="en-NZ"/>
+          <w14:ligatures w14:val="none"/>
+        </w:rPr>
+        <w:t>WHERE ws.data_source = 'GW'</w:t>
+      </w:r>
+    </w:p>
+    <w:p>
+      <w:pPr>
+        <w:shd w:val="clear" w:color="auto" w:fill="F5F5F5"/>
+        <w:spacing w:after="80" w:line="240" w:lineRule="auto"/>
+        <w:ind w:left="200" w:right="200"/>
+        <w:rPr>
+          <w:rFonts w:ascii="Arial" w:eastAsia="Arial" w:hAnsi="Arial" w:cs="Arial"/>
+          <w:kern w:val="0"/>
+          <w:sz w:val="20"/>
+          <w:szCs w:val="20"/>
+          <w:lang w:eastAsia="en-NZ"/>
+          <w14:ligatures w14:val="none"/>
+        </w:rPr>
+      </w:pPr>
+      <w:r>
+        <w:rPr>
+          <w:rFonts w:ascii="Courier New" w:eastAsia="Courier New" w:hAnsi="Courier New" w:cs="Courier New"/>
+          <w:kern w:val="0"/>
+          <w:sz w:val="18"/>
+          <w:szCs w:val="18"/>
+          <w:lang w:eastAsia="en-NZ"/>
+          <w14:ligatures w14:val="none"/>
+        </w:rPr>
+        <w:t>GROUP BY ws.station_code, wd.variable</w:t>
+      </w:r>
+    </w:p>
+    <w:p>
+      <w:pPr>
+        <w:shd w:val="clear" w:color="auto" w:fill="F5F5F5"/>
+        <w:spacing w:after="80" w:line="240" w:lineRule="auto"/>
+        <w:ind w:left="200" w:right="200"/>
+        <w:rPr>
+          <w:rFonts w:ascii="Arial" w:eastAsia="Arial" w:hAnsi="Arial" w:cs="Arial"/>
+          <w:kern w:val="0"/>
+          <w:sz w:val="20"/>
+          <w:szCs w:val="20"/>
+          <w:lang w:eastAsia="en-NZ"/>
+          <w14:ligatures w14:val="none"/>
+        </w:rPr>
+      </w:pPr>
+      <w:r>
+        <w:rPr>
+          <w:rFonts w:ascii="Courier New" w:eastAsia="Courier New" w:hAnsi="Courier New" w:cs="Courier New"/>
+          <w:kern w:val="0"/>
+          <w:sz w:val="18"/>
+          <w:szCs w:val="18"/>
+          <w:lang w:eastAsia="en-NZ"/>
+          <w14:ligatures w14:val="none"/>
+        </w:rPr>
+        <w:t>ORDER BY ws.station_code, wd.variable;</w:t>
       </w:r>
     </w:p>
     <w:p>
@@ -5448,31 +4337,7 @@
           <w:lang w:eastAsia="en-NZ"/>
           <w14:ligatures w14:val="none"/>
         </w:rPr>
-        <w:t xml:space="preserve">After </w:t>
-      </w:r>
-      <w:proofErr w:type="gramStart"/>
-      <w:r>
-        <w:rPr>
-          <w:rFonts w:ascii="Arial" w:eastAsia="Arial" w:hAnsi="Arial" w:cs="Arial"/>
-          <w:kern w:val="0"/>
-          <w:sz w:val="20"/>
-          <w:szCs w:val="20"/>
-          <w:lang w:eastAsia="en-NZ"/>
-          <w14:ligatures w14:val="none"/>
-        </w:rPr>
-        <w:t>backfill</w:t>
-      </w:r>
-      <w:proofErr w:type="gramEnd"/>
-      <w:r>
-        <w:rPr>
-          <w:rFonts w:ascii="Arial" w:eastAsia="Arial" w:hAnsi="Arial" w:cs="Arial"/>
-          <w:kern w:val="0"/>
-          <w:sz w:val="20"/>
-          <w:szCs w:val="20"/>
-          <w:lang w:eastAsia="en-NZ"/>
-          <w14:ligatures w14:val="none"/>
-        </w:rPr>
-        <w:t>, run the daily processing pipeline for each date in the backfill range. This populates all derived tables that feed the live dashboard.</w:t>
+        <w:t>After backfill, run the daily processing pipeline for each date in the backfill range. This populates all derived tables that feed the live dashboard.</w:t>
       </w:r>
     </w:p>
     <w:p>
@@ -5529,45 +4394,8 @@
           <w:lang w:eastAsia="en-NZ"/>
           <w14:ligatures w14:val="none"/>
         </w:rPr>
-        <w:t xml:space="preserve">daily_aggregation.py – </w:t>
-      </w:r>
-      <w:proofErr w:type="spellStart"/>
-      <w:r>
-        <w:rPr>
-          <w:rFonts w:ascii="Arial" w:eastAsia="Arial" w:hAnsi="Arial" w:cs="Arial"/>
-          <w:kern w:val="0"/>
-          <w:sz w:val="20"/>
-          <w:szCs w:val="20"/>
-          <w:lang w:eastAsia="en-NZ"/>
-          <w14:ligatures w14:val="none"/>
-        </w:rPr>
-        <w:t>weather_data</w:t>
-      </w:r>
-      <w:proofErr w:type="spellEnd"/>
-      <w:r>
-        <w:rPr>
-          <w:rFonts w:ascii="Arial" w:eastAsia="Arial" w:hAnsi="Arial" w:cs="Arial"/>
-          <w:kern w:val="0"/>
-          <w:sz w:val="20"/>
-          <w:szCs w:val="20"/>
-          <w:lang w:eastAsia="en-NZ"/>
-          <w14:ligatures w14:val="none"/>
-        </w:rPr>
-        <w:t xml:space="preserve"> → </w:t>
-      </w:r>
-      <w:proofErr w:type="spellStart"/>
-      <w:r>
-        <w:rPr>
-          <w:rFonts w:ascii="Arial" w:eastAsia="Arial" w:hAnsi="Arial" w:cs="Arial"/>
-          <w:kern w:val="0"/>
-          <w:sz w:val="20"/>
-          <w:szCs w:val="20"/>
-          <w:lang w:eastAsia="en-NZ"/>
-          <w14:ligatures w14:val="none"/>
-        </w:rPr>
-        <w:t>weather_data_daily</w:t>
-      </w:r>
-      <w:proofErr w:type="spellEnd"/>
+        <w:t>daily_aggregation.py – weather_data → weather_data_daily</w:t>
+      </w:r>
     </w:p>
     <w:p>
       <w:pPr>
@@ -5594,45 +4422,8 @@
           <w:lang w:eastAsia="en-NZ"/>
           <w14:ligatures w14:val="none"/>
         </w:rPr>
-        <w:t xml:space="preserve">hourly_aggregation.py – </w:t>
-      </w:r>
-      <w:proofErr w:type="spellStart"/>
-      <w:r>
-        <w:rPr>
-          <w:rFonts w:ascii="Arial" w:eastAsia="Arial" w:hAnsi="Arial" w:cs="Arial"/>
-          <w:kern w:val="0"/>
-          <w:sz w:val="20"/>
-          <w:szCs w:val="20"/>
-          <w:lang w:eastAsia="en-NZ"/>
-          <w14:ligatures w14:val="none"/>
-        </w:rPr>
-        <w:t>weather_data</w:t>
-      </w:r>
-      <w:proofErr w:type="spellEnd"/>
-      <w:r>
-        <w:rPr>
-          <w:rFonts w:ascii="Arial" w:eastAsia="Arial" w:hAnsi="Arial" w:cs="Arial"/>
-          <w:kern w:val="0"/>
-          <w:sz w:val="20"/>
-          <w:szCs w:val="20"/>
-          <w:lang w:eastAsia="en-NZ"/>
-          <w14:ligatures w14:val="none"/>
-        </w:rPr>
-        <w:t xml:space="preserve"> → </w:t>
-      </w:r>
-      <w:proofErr w:type="spellStart"/>
-      <w:r>
-        <w:rPr>
-          <w:rFonts w:ascii="Arial" w:eastAsia="Arial" w:hAnsi="Arial" w:cs="Arial"/>
-          <w:kern w:val="0"/>
-          <w:sz w:val="20"/>
-          <w:szCs w:val="20"/>
-          <w:lang w:eastAsia="en-NZ"/>
-          <w14:ligatures w14:val="none"/>
-        </w:rPr>
-        <w:t>climate_zone_hourly</w:t>
-      </w:r>
-      <w:proofErr w:type="spellEnd"/>
+        <w:t>hourly_aggregation.py – weather_data → climate_zone_hourly</w:t>
+      </w:r>
     </w:p>
     <w:p>
       <w:pPr>
@@ -5659,45 +4450,8 @@
           <w:lang w:eastAsia="en-NZ"/>
           <w14:ligatures w14:val="none"/>
         </w:rPr>
-        <w:t xml:space="preserve">zone_aggregation.py – </w:t>
-      </w:r>
-      <w:proofErr w:type="spellStart"/>
-      <w:r>
-        <w:rPr>
-          <w:rFonts w:ascii="Arial" w:eastAsia="Arial" w:hAnsi="Arial" w:cs="Arial"/>
-          <w:kern w:val="0"/>
-          <w:sz w:val="20"/>
-          <w:szCs w:val="20"/>
-          <w:lang w:eastAsia="en-NZ"/>
-          <w14:ligatures w14:val="none"/>
-        </w:rPr>
-        <w:t>weather_data_daily</w:t>
-      </w:r>
-      <w:proofErr w:type="spellEnd"/>
-      <w:r>
-        <w:rPr>
-          <w:rFonts w:ascii="Arial" w:eastAsia="Arial" w:hAnsi="Arial" w:cs="Arial"/>
-          <w:kern w:val="0"/>
-          <w:sz w:val="20"/>
-          <w:szCs w:val="20"/>
-          <w:lang w:eastAsia="en-NZ"/>
-          <w14:ligatures w14:val="none"/>
-        </w:rPr>
-        <w:t xml:space="preserve"> → </w:t>
-      </w:r>
-      <w:proofErr w:type="spellStart"/>
-      <w:r>
-        <w:rPr>
-          <w:rFonts w:ascii="Arial" w:eastAsia="Arial" w:hAnsi="Arial" w:cs="Arial"/>
-          <w:kern w:val="0"/>
-          <w:sz w:val="20"/>
-          <w:szCs w:val="20"/>
-          <w:lang w:eastAsia="en-NZ"/>
-          <w14:ligatures w14:val="none"/>
-        </w:rPr>
-        <w:t>climate_zone_daily</w:t>
-      </w:r>
-      <w:proofErr w:type="spellEnd"/>
+        <w:t>zone_aggregation.py – weather_data_daily → climate_zone_daily</w:t>
+      </w:r>
     </w:p>
     <w:p>
       <w:pPr>
@@ -5896,53 +4650,16 @@
           <w14:ligatures w14:val="none"/>
         </w:rPr>
       </w:pPr>
-      <w:proofErr w:type="spellStart"/>
-      <w:r>
-        <w:rPr>
-          <w:rFonts w:ascii="Courier New" w:eastAsia="Courier New" w:hAnsi="Courier New" w:cs="Courier New"/>
-          <w:kern w:val="0"/>
-          <w:sz w:val="18"/>
-          <w:szCs w:val="18"/>
-          <w:lang w:eastAsia="en-NZ"/>
-          <w14:ligatures w14:val="none"/>
-        </w:rPr>
-        <w:t>for d</w:t>
-      </w:r>
-      <w:proofErr w:type="spellEnd"/>
-      <w:r>
-        <w:rPr>
-          <w:rFonts w:ascii="Courier New" w:eastAsia="Courier New" w:hAnsi="Courier New" w:cs="Courier New"/>
-          <w:kern w:val="0"/>
-          <w:sz w:val="18"/>
-          <w:szCs w:val="18"/>
-          <w:lang w:eastAsia="en-NZ"/>
-          <w14:ligatures w14:val="none"/>
-        </w:rPr>
-        <w:t xml:space="preserve"> in $(</w:t>
-      </w:r>
-      <w:proofErr w:type="spellStart"/>
-      <w:r>
-        <w:rPr>
-          <w:rFonts w:ascii="Courier New" w:eastAsia="Courier New" w:hAnsi="Courier New" w:cs="Courier New"/>
-          <w:kern w:val="0"/>
-          <w:sz w:val="18"/>
-          <w:szCs w:val="18"/>
-          <w:lang w:eastAsia="en-NZ"/>
-          <w14:ligatures w14:val="none"/>
-        </w:rPr>
-        <w:t>seq</w:t>
-      </w:r>
-      <w:proofErr w:type="spellEnd"/>
-      <w:r>
-        <w:rPr>
-          <w:rFonts w:ascii="Courier New" w:eastAsia="Courier New" w:hAnsi="Courier New" w:cs="Courier New"/>
-          <w:kern w:val="0"/>
-          <w:sz w:val="18"/>
-          <w:szCs w:val="18"/>
-          <w:lang w:eastAsia="en-NZ"/>
-          <w14:ligatures w14:val="none"/>
-        </w:rPr>
-        <w:t xml:space="preserve"> 0 127); do</w:t>
+      <w:r>
+        <w:rPr>
+          <w:rFonts w:ascii="Courier New" w:eastAsia="Courier New" w:hAnsi="Courier New" w:cs="Courier New"/>
+          <w:kern w:val="0"/>
+          <w:sz w:val="18"/>
+          <w:szCs w:val="18"/>
+          <w:lang w:eastAsia="en-NZ"/>
+          <w14:ligatures w14:val="none"/>
+        </w:rPr>
+        <w:t>for d in $(seq 0 127); do</w:t>
       </w:r>
     </w:p>
     <w:p>
@@ -6755,79 +5472,7 @@
           <w:lang w:eastAsia="en-NZ"/>
           <w14:ligatures w14:val="none"/>
         </w:rPr>
-        <w:t xml:space="preserve"> </w:t>
-      </w:r>
-      <w:proofErr w:type="spellStart"/>
-      <w:r>
-        <w:rPr>
-          <w:rFonts w:ascii="Arial" w:eastAsia="Arial" w:hAnsi="Arial" w:cs="Arial"/>
-          <w:kern w:val="0"/>
-          <w:sz w:val="20"/>
-          <w:szCs w:val="20"/>
-          <w:lang w:eastAsia="en-NZ"/>
-          <w14:ligatures w14:val="none"/>
-        </w:rPr>
-        <w:t>zone_id</w:t>
-      </w:r>
-      <w:proofErr w:type="spellEnd"/>
-      <w:r>
-        <w:rPr>
-          <w:rFonts w:ascii="Arial" w:eastAsia="Arial" w:hAnsi="Arial" w:cs="Arial"/>
-          <w:kern w:val="0"/>
-          <w:sz w:val="20"/>
-          <w:szCs w:val="20"/>
-          <w:lang w:eastAsia="en-NZ"/>
-          <w14:ligatures w14:val="none"/>
-        </w:rPr>
-        <w:t xml:space="preserve"> on </w:t>
-      </w:r>
-      <w:proofErr w:type="spellStart"/>
-      <w:r>
-        <w:rPr>
-          <w:rFonts w:ascii="Arial" w:eastAsia="Arial" w:hAnsi="Arial" w:cs="Arial"/>
-          <w:kern w:val="0"/>
-          <w:sz w:val="20"/>
-          <w:szCs w:val="20"/>
-          <w:lang w:eastAsia="en-NZ"/>
-          <w14:ligatures w14:val="none"/>
-        </w:rPr>
-        <w:t>weather_stations</w:t>
-      </w:r>
-      <w:proofErr w:type="spellEnd"/>
-      <w:r>
-        <w:rPr>
-          <w:rFonts w:ascii="Arial" w:eastAsia="Arial" w:hAnsi="Arial" w:cs="Arial"/>
-          <w:kern w:val="0"/>
-          <w:sz w:val="20"/>
-          <w:szCs w:val="20"/>
-          <w:lang w:eastAsia="en-NZ"/>
-          <w14:ligatures w14:val="none"/>
-        </w:rPr>
-        <w:t xml:space="preserve"> matches </w:t>
-      </w:r>
-      <w:proofErr w:type="spellStart"/>
-      <w:r>
-        <w:rPr>
-          <w:rFonts w:ascii="Arial" w:eastAsia="Arial" w:hAnsi="Arial" w:cs="Arial"/>
-          <w:kern w:val="0"/>
-          <w:sz w:val="20"/>
-          <w:szCs w:val="20"/>
-          <w:lang w:eastAsia="en-NZ"/>
-          <w14:ligatures w14:val="none"/>
-        </w:rPr>
-        <w:t>climate_zones</w:t>
-      </w:r>
-      <w:proofErr w:type="spellEnd"/>
-      <w:r>
-        <w:rPr>
-          <w:rFonts w:ascii="Arial" w:eastAsia="Arial" w:hAnsi="Arial" w:cs="Arial"/>
-          <w:kern w:val="0"/>
-          <w:sz w:val="20"/>
-          <w:szCs w:val="20"/>
-          <w:lang w:eastAsia="en-NZ"/>
-          <w14:ligatures w14:val="none"/>
-        </w:rPr>
-        <w:t xml:space="preserve"> table</w:t>
+        <w:t xml:space="preserve"> zone_id on weather_stations matches climate_zones table</w:t>
       </w:r>
     </w:p>
     <w:p>
@@ -6909,31 +5554,7 @@
           <w:lang w:eastAsia="en-NZ"/>
           <w14:ligatures w14:val="none"/>
         </w:rPr>
-        <w:t xml:space="preserve"> </w:t>
-      </w:r>
-      <w:proofErr w:type="spellStart"/>
-      <w:r>
-        <w:rPr>
-          <w:rFonts w:ascii="Arial" w:eastAsia="Arial" w:hAnsi="Arial" w:cs="Arial"/>
-          <w:kern w:val="0"/>
-          <w:sz w:val="20"/>
-          <w:szCs w:val="20"/>
-          <w:lang w:eastAsia="en-NZ"/>
-          <w14:ligatures w14:val="none"/>
-        </w:rPr>
-        <w:t>ingestion_log</w:t>
-      </w:r>
-      <w:proofErr w:type="spellEnd"/>
-      <w:r>
-        <w:rPr>
-          <w:rFonts w:ascii="Arial" w:eastAsia="Arial" w:hAnsi="Arial" w:cs="Arial"/>
-          <w:kern w:val="0"/>
-          <w:sz w:val="20"/>
-          <w:szCs w:val="20"/>
-          <w:lang w:eastAsia="en-NZ"/>
-          <w14:ligatures w14:val="none"/>
-        </w:rPr>
-        <w:t xml:space="preserve"> table for failed API calls</w:t>
+        <w:t xml:space="preserve"> ingestion_log table for failed API calls</w:t>
       </w:r>
     </w:p>
     <w:p>
@@ -7264,22 +5885,8 @@
                 <w:lang w:eastAsia="en-NZ"/>
                 <w14:ligatures w14:val="none"/>
               </w:rPr>
-              <w:t>Create ingestion/sources/{source}.</w:t>
+              <w:t>Create ingestion/sources/{source}.py</w:t>
             </w:r>
-            <w:proofErr w:type="spellStart"/>
-            <w:r>
-              <w:rPr>
-                <w:rFonts w:ascii="Arial" w:eastAsia="Arial" w:hAnsi="Arial" w:cs="Arial"/>
-                <w:color w:val="000000"/>
-                <w:kern w:val="0"/>
-                <w:sz w:val="18"/>
-                <w:szCs w:val="18"/>
-                <w:lang w:eastAsia="en-NZ"/>
-                <w14:ligatures w14:val="none"/>
-              </w:rPr>
-              <w:t>py</w:t>
-            </w:r>
-            <w:proofErr w:type="spellEnd"/>
           </w:p>
         </w:tc>
       </w:tr>
@@ -7806,48 +6413,8 @@
                 <w:lang w:eastAsia="en-NZ"/>
                 <w14:ligatures w14:val="none"/>
               </w:rPr>
-              <w:t>Create .</w:t>
+              <w:t>Create .github/workflows/{source}-ingestion.yml</w:t>
             </w:r>
-            <w:proofErr w:type="spellStart"/>
-            <w:r>
-              <w:rPr>
-                <w:rFonts w:ascii="Arial" w:eastAsia="Arial" w:hAnsi="Arial" w:cs="Arial"/>
-                <w:color w:val="000000"/>
-                <w:kern w:val="0"/>
-                <w:sz w:val="18"/>
-                <w:szCs w:val="18"/>
-                <w:lang w:eastAsia="en-NZ"/>
-                <w14:ligatures w14:val="none"/>
-              </w:rPr>
-              <w:t>github</w:t>
-            </w:r>
-            <w:proofErr w:type="spellEnd"/>
-            <w:r>
-              <w:rPr>
-                <w:rFonts w:ascii="Arial" w:eastAsia="Arial" w:hAnsi="Arial" w:cs="Arial"/>
-                <w:color w:val="000000"/>
-                <w:kern w:val="0"/>
-                <w:sz w:val="18"/>
-                <w:szCs w:val="18"/>
-                <w:lang w:eastAsia="en-NZ"/>
-                <w14:ligatures w14:val="none"/>
-              </w:rPr>
-              <w:t>/workflows/{source}-</w:t>
-            </w:r>
-            <w:proofErr w:type="spellStart"/>
-            <w:r>
-              <w:rPr>
-                <w:rFonts w:ascii="Arial" w:eastAsia="Arial" w:hAnsi="Arial" w:cs="Arial"/>
-                <w:color w:val="000000"/>
-                <w:kern w:val="0"/>
-                <w:sz w:val="18"/>
-                <w:szCs w:val="18"/>
-                <w:lang w:eastAsia="en-NZ"/>
-                <w14:ligatures w14:val="none"/>
-              </w:rPr>
-              <w:t>ingestion.yml</w:t>
-            </w:r>
-            <w:proofErr w:type="spellEnd"/>
           </w:p>
         </w:tc>
       </w:tr>
@@ -7969,43 +6536,17 @@
           <w14:ligatures w14:val="none"/>
         </w:rPr>
       </w:pPr>
-      <w:proofErr w:type="spellStart"/>
-      <w:r>
-        <w:rPr>
-          <w:rFonts w:ascii="Courier New" w:eastAsia="Courier New" w:hAnsi="Courier New" w:cs="Courier New"/>
-          <w:kern w:val="0"/>
-          <w:sz w:val="18"/>
-          <w:szCs w:val="18"/>
-          <w:lang w:eastAsia="en-NZ"/>
-          <w14:ligatures w14:val="none"/>
-        </w:rPr>
-        <w:t>npm</w:t>
-      </w:r>
-      <w:proofErr w:type="spellEnd"/>
-      <w:r>
-        <w:rPr>
-          <w:rFonts w:ascii="Courier New" w:eastAsia="Courier New" w:hAnsi="Courier New" w:cs="Courier New"/>
-          <w:kern w:val="0"/>
-          <w:sz w:val="18"/>
-          <w:szCs w:val="18"/>
-          <w:lang w:eastAsia="en-NZ"/>
-          <w14:ligatures w14:val="none"/>
-        </w:rPr>
-        <w:t xml:space="preserve"> run </w:t>
-      </w:r>
-      <w:proofErr w:type="spellStart"/>
-      <w:r>
-        <w:rPr>
-          <w:rFonts w:ascii="Courier New" w:eastAsia="Courier New" w:hAnsi="Courier New" w:cs="Courier New"/>
-          <w:kern w:val="0"/>
-          <w:sz w:val="18"/>
-          <w:szCs w:val="18"/>
-          <w:lang w:eastAsia="en-NZ"/>
-          <w14:ligatures w14:val="none"/>
-        </w:rPr>
-        <w:t>dev:web</w:t>
-      </w:r>
-      <w:proofErr w:type="spellEnd"/>
+      <w:r>
+        <w:rPr>
+          <w:rFonts w:ascii="Courier New" w:eastAsia="Courier New" w:hAnsi="Courier New" w:cs="Courier New"/>
+          <w:kern w:val="0"/>
+          <w:sz w:val="18"/>
+          <w:szCs w:val="18"/>
+          <w:lang w:eastAsia="en-NZ"/>
+          <w14:ligatures w14:val="none"/>
+        </w:rPr>
+        <w:t>npm run dev:web</w:t>
+      </w:r>
     </w:p>
     <w:p>
       <w:pPr>
@@ -8261,31 +6802,7 @@
           <w:lang w:eastAsia="en-NZ"/>
           <w14:ligatures w14:val="none"/>
         </w:rPr>
-        <w:t xml:space="preserve">git </w:t>
-      </w:r>
-      <w:proofErr w:type="gramStart"/>
-      <w:r>
-        <w:rPr>
-          <w:rFonts w:ascii="Courier New" w:eastAsia="Courier New" w:hAnsi="Courier New" w:cs="Courier New"/>
-          <w:kern w:val="0"/>
-          <w:sz w:val="18"/>
-          <w:szCs w:val="18"/>
-          <w:lang w:eastAsia="en-NZ"/>
-          <w14:ligatures w14:val="none"/>
-        </w:rPr>
-        <w:t>add</w:t>
-      </w:r>
-      <w:proofErr w:type="gramEnd"/>
-      <w:r>
-        <w:rPr>
-          <w:rFonts w:ascii="Courier New" w:eastAsia="Courier New" w:hAnsi="Courier New" w:cs="Courier New"/>
-          <w:kern w:val="0"/>
-          <w:sz w:val="18"/>
-          <w:szCs w:val="18"/>
-          <w:lang w:eastAsia="en-NZ"/>
-          <w14:ligatures w14:val="none"/>
-        </w:rPr>
-        <w:t xml:space="preserve"> .</w:t>
+        <w:t>git add .</w:t>
       </w:r>
     </w:p>
     <w:p>
@@ -8565,164 +7082,42 @@
           <w14:ligatures w14:val="none"/>
         </w:rPr>
       </w:pPr>
-      <w:proofErr w:type="spellStart"/>
-      <w:r>
-        <w:rPr>
-          <w:rFonts w:ascii="Courier New" w:eastAsia="Courier New" w:hAnsi="Courier New" w:cs="Courier New"/>
-          <w:kern w:val="0"/>
-          <w:sz w:val="18"/>
-          <w:szCs w:val="18"/>
-          <w:lang w:eastAsia="en-NZ"/>
-          <w14:ligatures w14:val="none"/>
-        </w:rPr>
-        <w:t>eb</w:t>
-      </w:r>
-      <w:proofErr w:type="spellEnd"/>
-      <w:r>
-        <w:rPr>
-          <w:rFonts w:ascii="Courier New" w:eastAsia="Courier New" w:hAnsi="Courier New" w:cs="Courier New"/>
-          <w:kern w:val="0"/>
-          <w:sz w:val="18"/>
-          <w:szCs w:val="18"/>
-          <w:lang w:eastAsia="en-NZ"/>
-          <w14:ligatures w14:val="none"/>
-        </w:rPr>
-        <w:t xml:space="preserve"> deploy </w:t>
-      </w:r>
-      <w:proofErr w:type="spellStart"/>
-      <w:r>
-        <w:rPr>
-          <w:rFonts w:ascii="Courier New" w:eastAsia="Courier New" w:hAnsi="Courier New" w:cs="Courier New"/>
-          <w:kern w:val="0"/>
-          <w:sz w:val="18"/>
-          <w:szCs w:val="18"/>
-          <w:lang w:eastAsia="en-NZ"/>
-          <w14:ligatures w14:val="none"/>
-        </w:rPr>
-        <w:t>auxein</w:t>
-      </w:r>
-      <w:proofErr w:type="spellEnd"/>
-      <w:r>
-        <w:rPr>
-          <w:rFonts w:ascii="Courier New" w:eastAsia="Courier New" w:hAnsi="Courier New" w:cs="Courier New"/>
-          <w:kern w:val="0"/>
-          <w:sz w:val="18"/>
-          <w:szCs w:val="18"/>
-          <w:lang w:eastAsia="en-NZ"/>
-          <w14:ligatures w14:val="none"/>
-        </w:rPr>
-        <w:t>-</w:t>
-      </w:r>
-      <w:proofErr w:type="spellStart"/>
-      <w:r>
-        <w:rPr>
-          <w:rFonts w:ascii="Courier New" w:eastAsia="Courier New" w:hAnsi="Courier New" w:cs="Courier New"/>
-          <w:kern w:val="0"/>
-          <w:sz w:val="18"/>
-          <w:szCs w:val="18"/>
-          <w:lang w:eastAsia="en-NZ"/>
-          <w14:ligatures w14:val="none"/>
-        </w:rPr>
-        <w:t>api</w:t>
-      </w:r>
-      <w:proofErr w:type="spellEnd"/>
-      <w:r>
-        <w:rPr>
-          <w:rFonts w:ascii="Courier New" w:eastAsia="Courier New" w:hAnsi="Courier New" w:cs="Courier New"/>
-          <w:kern w:val="0"/>
-          <w:sz w:val="18"/>
-          <w:szCs w:val="18"/>
-          <w:lang w:eastAsia="en-NZ"/>
-          <w14:ligatures w14:val="none"/>
-        </w:rPr>
-        <w:t>-prod-lb</w:t>
-      </w:r>
-    </w:p>
-    <w:p>
-      <w:pPr>
-        <w:shd w:val="clear" w:color="auto" w:fill="F5F5F5"/>
-        <w:spacing w:after="80" w:line="240" w:lineRule="auto"/>
-        <w:ind w:left="200" w:right="200"/>
-        <w:rPr>
-          <w:rFonts w:ascii="Arial" w:eastAsia="Arial" w:hAnsi="Arial" w:cs="Arial"/>
-          <w:kern w:val="0"/>
-          <w:sz w:val="20"/>
-          <w:szCs w:val="20"/>
-          <w:lang w:eastAsia="en-NZ"/>
-          <w14:ligatures w14:val="none"/>
-        </w:rPr>
-      </w:pPr>
-      <w:proofErr w:type="spellStart"/>
-      <w:r>
-        <w:rPr>
-          <w:rFonts w:ascii="Courier New" w:eastAsia="Courier New" w:hAnsi="Courier New" w:cs="Courier New"/>
-          <w:kern w:val="0"/>
-          <w:sz w:val="18"/>
-          <w:szCs w:val="18"/>
-          <w:lang w:eastAsia="en-NZ"/>
-          <w14:ligatures w14:val="none"/>
-        </w:rPr>
-        <w:t>eb</w:t>
-      </w:r>
-      <w:proofErr w:type="spellEnd"/>
-      <w:r>
-        <w:rPr>
-          <w:rFonts w:ascii="Courier New" w:eastAsia="Courier New" w:hAnsi="Courier New" w:cs="Courier New"/>
-          <w:kern w:val="0"/>
-          <w:sz w:val="18"/>
-          <w:szCs w:val="18"/>
-          <w:lang w:eastAsia="en-NZ"/>
-          <w14:ligatures w14:val="none"/>
-        </w:rPr>
-        <w:t xml:space="preserve"> health </w:t>
-      </w:r>
-      <w:proofErr w:type="spellStart"/>
-      <w:r>
-        <w:rPr>
-          <w:rFonts w:ascii="Courier New" w:eastAsia="Courier New" w:hAnsi="Courier New" w:cs="Courier New"/>
-          <w:kern w:val="0"/>
-          <w:sz w:val="18"/>
-          <w:szCs w:val="18"/>
-          <w:lang w:eastAsia="en-NZ"/>
-          <w14:ligatures w14:val="none"/>
-        </w:rPr>
-        <w:t>auxein</w:t>
-      </w:r>
-      <w:proofErr w:type="spellEnd"/>
-      <w:r>
-        <w:rPr>
-          <w:rFonts w:ascii="Courier New" w:eastAsia="Courier New" w:hAnsi="Courier New" w:cs="Courier New"/>
-          <w:kern w:val="0"/>
-          <w:sz w:val="18"/>
-          <w:szCs w:val="18"/>
-          <w:lang w:eastAsia="en-NZ"/>
-          <w14:ligatures w14:val="none"/>
-        </w:rPr>
-        <w:t>-</w:t>
-      </w:r>
-      <w:proofErr w:type="spellStart"/>
-      <w:r>
-        <w:rPr>
-          <w:rFonts w:ascii="Courier New" w:eastAsia="Courier New" w:hAnsi="Courier New" w:cs="Courier New"/>
-          <w:kern w:val="0"/>
-          <w:sz w:val="18"/>
-          <w:szCs w:val="18"/>
-          <w:lang w:eastAsia="en-NZ"/>
-          <w14:ligatures w14:val="none"/>
-        </w:rPr>
-        <w:t>api</w:t>
-      </w:r>
-      <w:proofErr w:type="spellEnd"/>
-      <w:r>
-        <w:rPr>
-          <w:rFonts w:ascii="Courier New" w:eastAsia="Courier New" w:hAnsi="Courier New" w:cs="Courier New"/>
-          <w:kern w:val="0"/>
-          <w:sz w:val="18"/>
-          <w:szCs w:val="18"/>
-          <w:lang w:eastAsia="en-NZ"/>
-          <w14:ligatures w14:val="none"/>
-        </w:rPr>
-        <w:t>-prod-lb</w:t>
+      <w:r>
+        <w:rPr>
+          <w:rFonts w:ascii="Courier New" w:eastAsia="Courier New" w:hAnsi="Courier New" w:cs="Courier New"/>
+          <w:kern w:val="0"/>
+          <w:sz w:val="18"/>
+          <w:szCs w:val="18"/>
+          <w:lang w:eastAsia="en-NZ"/>
+          <w14:ligatures w14:val="none"/>
+        </w:rPr>
+        <w:t>eb deploy auxein-api-prod-lb</w:t>
+      </w:r>
+    </w:p>
+    <w:p>
+      <w:pPr>
+        <w:shd w:val="clear" w:color="auto" w:fill="F5F5F5"/>
+        <w:spacing w:after="80" w:line="240" w:lineRule="auto"/>
+        <w:ind w:left="200" w:right="200"/>
+        <w:rPr>
+          <w:rFonts w:ascii="Arial" w:eastAsia="Arial" w:hAnsi="Arial" w:cs="Arial"/>
+          <w:kern w:val="0"/>
+          <w:sz w:val="20"/>
+          <w:szCs w:val="20"/>
+          <w:lang w:eastAsia="en-NZ"/>
+          <w14:ligatures w14:val="none"/>
+        </w:rPr>
+      </w:pPr>
+      <w:r>
+        <w:rPr>
+          <w:rFonts w:ascii="Courier New" w:eastAsia="Courier New" w:hAnsi="Courier New" w:cs="Courier New"/>
+          <w:kern w:val="0"/>
+          <w:sz w:val="18"/>
+          <w:szCs w:val="18"/>
+          <w:lang w:eastAsia="en-NZ"/>
+          <w14:ligatures w14:val="none"/>
+        </w:rPr>
+        <w:t>eb health auxein-api-prod-lb</w:t>
       </w:r>
     </w:p>
     <w:p>
@@ -8808,155 +7203,68 @@
           <w14:ligatures w14:val="none"/>
         </w:rPr>
       </w:pPr>
-      <w:proofErr w:type="spellStart"/>
-      <w:r>
-        <w:rPr>
-          <w:rFonts w:ascii="Courier New" w:eastAsia="Courier New" w:hAnsi="Courier New" w:cs="Courier New"/>
-          <w:kern w:val="0"/>
-          <w:sz w:val="18"/>
-          <w:szCs w:val="18"/>
-          <w:lang w:eastAsia="en-NZ"/>
-          <w14:ligatures w14:val="none"/>
-        </w:rPr>
-        <w:t>npm</w:t>
-      </w:r>
-      <w:proofErr w:type="spellEnd"/>
-      <w:r>
-        <w:rPr>
-          <w:rFonts w:ascii="Courier New" w:eastAsia="Courier New" w:hAnsi="Courier New" w:cs="Courier New"/>
-          <w:kern w:val="0"/>
-          <w:sz w:val="18"/>
-          <w:szCs w:val="18"/>
-          <w:lang w:eastAsia="en-NZ"/>
-          <w14:ligatures w14:val="none"/>
-        </w:rPr>
-        <w:t xml:space="preserve"> run build</w:t>
-      </w:r>
-    </w:p>
-    <w:p>
-      <w:pPr>
-        <w:shd w:val="clear" w:color="auto" w:fill="F5F5F5"/>
-        <w:spacing w:after="80" w:line="240" w:lineRule="auto"/>
-        <w:ind w:left="200" w:right="200"/>
-        <w:rPr>
-          <w:rFonts w:ascii="Arial" w:eastAsia="Arial" w:hAnsi="Arial" w:cs="Arial"/>
-          <w:kern w:val="0"/>
-          <w:sz w:val="20"/>
-          <w:szCs w:val="20"/>
-          <w:lang w:eastAsia="en-NZ"/>
-          <w14:ligatures w14:val="none"/>
-        </w:rPr>
-      </w:pPr>
-      <w:proofErr w:type="spellStart"/>
-      <w:r>
-        <w:rPr>
-          <w:rFonts w:ascii="Courier New" w:eastAsia="Courier New" w:hAnsi="Courier New" w:cs="Courier New"/>
-          <w:kern w:val="0"/>
-          <w:sz w:val="18"/>
-          <w:szCs w:val="18"/>
-          <w:lang w:eastAsia="en-NZ"/>
-          <w14:ligatures w14:val="none"/>
-        </w:rPr>
-        <w:t>aws</w:t>
-      </w:r>
-      <w:proofErr w:type="spellEnd"/>
-      <w:r>
-        <w:rPr>
-          <w:rFonts w:ascii="Courier New" w:eastAsia="Courier New" w:hAnsi="Courier New" w:cs="Courier New"/>
-          <w:kern w:val="0"/>
-          <w:sz w:val="18"/>
-          <w:szCs w:val="18"/>
-          <w:lang w:eastAsia="en-NZ"/>
-          <w14:ligatures w14:val="none"/>
-        </w:rPr>
-        <w:t xml:space="preserve"> s3 sync </w:t>
-      </w:r>
-      <w:proofErr w:type="spellStart"/>
-      <w:r>
-        <w:rPr>
-          <w:rFonts w:ascii="Courier New" w:eastAsia="Courier New" w:hAnsi="Courier New" w:cs="Courier New"/>
-          <w:kern w:val="0"/>
-          <w:sz w:val="18"/>
-          <w:szCs w:val="18"/>
-          <w:lang w:eastAsia="en-NZ"/>
-          <w14:ligatures w14:val="none"/>
-        </w:rPr>
-        <w:t>dist</w:t>
-      </w:r>
-      <w:proofErr w:type="spellEnd"/>
-      <w:r>
-        <w:rPr>
-          <w:rFonts w:ascii="Courier New" w:eastAsia="Courier New" w:hAnsi="Courier New" w:cs="Courier New"/>
-          <w:kern w:val="0"/>
-          <w:sz w:val="18"/>
-          <w:szCs w:val="18"/>
-          <w:lang w:eastAsia="en-NZ"/>
-          <w14:ligatures w14:val="none"/>
-        </w:rPr>
-        <w:t>/ s3://auxein-insights-webapp/ --delete</w:t>
-      </w:r>
-    </w:p>
-    <w:p>
-      <w:pPr>
-        <w:shd w:val="clear" w:color="auto" w:fill="F5F5F5"/>
-        <w:spacing w:after="80" w:line="240" w:lineRule="auto"/>
-        <w:ind w:left="200" w:right="200"/>
-        <w:rPr>
-          <w:rFonts w:ascii="Arial" w:eastAsia="Arial" w:hAnsi="Arial" w:cs="Arial"/>
-          <w:kern w:val="0"/>
-          <w:sz w:val="20"/>
-          <w:szCs w:val="20"/>
-          <w:lang w:eastAsia="en-NZ"/>
-          <w14:ligatures w14:val="none"/>
-        </w:rPr>
-      </w:pPr>
-      <w:proofErr w:type="spellStart"/>
-      <w:r>
-        <w:rPr>
-          <w:rFonts w:ascii="Courier New" w:eastAsia="Courier New" w:hAnsi="Courier New" w:cs="Courier New"/>
-          <w:kern w:val="0"/>
-          <w:sz w:val="18"/>
-          <w:szCs w:val="18"/>
-          <w:lang w:eastAsia="en-NZ"/>
-          <w14:ligatures w14:val="none"/>
-        </w:rPr>
-        <w:t>aws</w:t>
-      </w:r>
-      <w:proofErr w:type="spellEnd"/>
-      <w:r>
-        <w:rPr>
-          <w:rFonts w:ascii="Courier New" w:eastAsia="Courier New" w:hAnsi="Courier New" w:cs="Courier New"/>
-          <w:kern w:val="0"/>
-          <w:sz w:val="18"/>
-          <w:szCs w:val="18"/>
-          <w:lang w:eastAsia="en-NZ"/>
-          <w14:ligatures w14:val="none"/>
-        </w:rPr>
-        <w:t xml:space="preserve"> </w:t>
-      </w:r>
-      <w:proofErr w:type="spellStart"/>
-      <w:r>
-        <w:rPr>
-          <w:rFonts w:ascii="Courier New" w:eastAsia="Courier New" w:hAnsi="Courier New" w:cs="Courier New"/>
-          <w:kern w:val="0"/>
-          <w:sz w:val="18"/>
-          <w:szCs w:val="18"/>
-          <w:lang w:eastAsia="en-NZ"/>
-          <w14:ligatures w14:val="none"/>
-        </w:rPr>
-        <w:t>cloudfront</w:t>
-      </w:r>
-      <w:proofErr w:type="spellEnd"/>
-      <w:r>
-        <w:rPr>
-          <w:rFonts w:ascii="Courier New" w:eastAsia="Courier New" w:hAnsi="Courier New" w:cs="Courier New"/>
-          <w:kern w:val="0"/>
-          <w:sz w:val="18"/>
-          <w:szCs w:val="18"/>
-          <w:lang w:eastAsia="en-NZ"/>
-          <w14:ligatures w14:val="none"/>
-        </w:rPr>
-        <w:t xml:space="preserve"> create-invalidation --distribution-id E1LDN7KQ7TOFXN --paths "/*"</w:t>
+      <w:r>
+        <w:rPr>
+          <w:rFonts w:ascii="Courier New" w:eastAsia="Courier New" w:hAnsi="Courier New" w:cs="Courier New"/>
+          <w:kern w:val="0"/>
+          <w:sz w:val="18"/>
+          <w:szCs w:val="18"/>
+          <w:lang w:eastAsia="en-NZ"/>
+          <w14:ligatures w14:val="none"/>
+        </w:rPr>
+        <w:t>npm run build</w:t>
+      </w:r>
+    </w:p>
+    <w:p>
+      <w:pPr>
+        <w:shd w:val="clear" w:color="auto" w:fill="F5F5F5"/>
+        <w:spacing w:after="80" w:line="240" w:lineRule="auto"/>
+        <w:ind w:left="200" w:right="200"/>
+        <w:rPr>
+          <w:rFonts w:ascii="Arial" w:eastAsia="Arial" w:hAnsi="Arial" w:cs="Arial"/>
+          <w:kern w:val="0"/>
+          <w:sz w:val="20"/>
+          <w:szCs w:val="20"/>
+          <w:lang w:eastAsia="en-NZ"/>
+          <w14:ligatures w14:val="none"/>
+        </w:rPr>
+      </w:pPr>
+      <w:r>
+        <w:rPr>
+          <w:rFonts w:ascii="Courier New" w:eastAsia="Courier New" w:hAnsi="Courier New" w:cs="Courier New"/>
+          <w:kern w:val="0"/>
+          <w:sz w:val="18"/>
+          <w:szCs w:val="18"/>
+          <w:lang w:eastAsia="en-NZ"/>
+          <w14:ligatures w14:val="none"/>
+        </w:rPr>
+        <w:t>aws s3 sync dist/ s3://auxein-insights-webapp/ --delete</w:t>
+      </w:r>
+    </w:p>
+    <w:p>
+      <w:pPr>
+        <w:shd w:val="clear" w:color="auto" w:fill="F5F5F5"/>
+        <w:spacing w:after="80" w:line="240" w:lineRule="auto"/>
+        <w:ind w:left="200" w:right="200"/>
+        <w:rPr>
+          <w:rFonts w:ascii="Arial" w:eastAsia="Arial" w:hAnsi="Arial" w:cs="Arial"/>
+          <w:kern w:val="0"/>
+          <w:sz w:val="20"/>
+          <w:szCs w:val="20"/>
+          <w:lang w:eastAsia="en-NZ"/>
+          <w14:ligatures w14:val="none"/>
+        </w:rPr>
+      </w:pPr>
+      <w:r>
+        <w:rPr>
+          <w:rFonts w:ascii="Courier New" w:eastAsia="Courier New" w:hAnsi="Courier New" w:cs="Courier New"/>
+          <w:kern w:val="0"/>
+          <w:sz w:val="18"/>
+          <w:szCs w:val="18"/>
+          <w:lang w:eastAsia="en-NZ"/>
+          <w14:ligatures w14:val="none"/>
+        </w:rPr>
+        <w:t>aws cloudfront create-invalidation --distribution-id E1LDN7KQ7TOFXN --paths "/*"</w:t>
       </w:r>
     </w:p>
     <w:p>
@@ -9019,253 +7327,107 @@
           <w:lang w:eastAsia="en-NZ"/>
           <w14:ligatures w14:val="none"/>
         </w:rPr>
-        <w:t xml:space="preserve">  cd packages\web</w:t>
-      </w:r>
-    </w:p>
-    <w:p>
-      <w:pPr>
-        <w:shd w:val="clear" w:color="auto" w:fill="F5F5F5"/>
-        <w:spacing w:after="80" w:line="240" w:lineRule="auto"/>
-        <w:ind w:left="200" w:right="200"/>
-        <w:rPr>
-          <w:rFonts w:ascii="Arial" w:eastAsia="Arial" w:hAnsi="Arial" w:cs="Arial"/>
-          <w:kern w:val="0"/>
-          <w:sz w:val="20"/>
-          <w:szCs w:val="20"/>
-          <w:lang w:eastAsia="en-NZ"/>
-          <w14:ligatures w14:val="none"/>
-        </w:rPr>
-      </w:pPr>
-      <w:r>
-        <w:rPr>
-          <w:rFonts w:ascii="Arial" w:eastAsia="Arial" w:hAnsi="Arial" w:cs="Arial"/>
-          <w:kern w:val="0"/>
-          <w:sz w:val="20"/>
-          <w:szCs w:val="20"/>
-          <w:lang w:eastAsia="en-NZ"/>
-          <w14:ligatures w14:val="none"/>
-        </w:rPr>
-        <w:t xml:space="preserve">  </w:t>
-      </w:r>
-      <w:proofErr w:type="spellStart"/>
-      <w:r>
-        <w:rPr>
-          <w:rFonts w:ascii="Arial" w:eastAsia="Arial" w:hAnsi="Arial" w:cs="Arial"/>
-          <w:kern w:val="0"/>
-          <w:sz w:val="20"/>
-          <w:szCs w:val="20"/>
-          <w:lang w:eastAsia="en-NZ"/>
-          <w14:ligatures w14:val="none"/>
-        </w:rPr>
-        <w:t>npm</w:t>
-      </w:r>
-      <w:proofErr w:type="spellEnd"/>
-      <w:r>
-        <w:rPr>
-          <w:rFonts w:ascii="Arial" w:eastAsia="Arial" w:hAnsi="Arial" w:cs="Arial"/>
-          <w:kern w:val="0"/>
-          <w:sz w:val="20"/>
-          <w:szCs w:val="20"/>
-          <w:lang w:eastAsia="en-NZ"/>
-          <w14:ligatures w14:val="none"/>
-        </w:rPr>
-        <w:t xml:space="preserve"> run build</w:t>
-      </w:r>
-    </w:p>
-    <w:p>
-      <w:pPr>
-        <w:shd w:val="clear" w:color="auto" w:fill="F5F5F5"/>
-        <w:spacing w:after="80" w:line="240" w:lineRule="auto"/>
-        <w:ind w:left="200" w:right="200"/>
-        <w:rPr>
-          <w:rFonts w:ascii="Arial" w:eastAsia="Arial" w:hAnsi="Arial" w:cs="Arial"/>
-          <w:kern w:val="0"/>
-          <w:sz w:val="20"/>
-          <w:szCs w:val="20"/>
-          <w:lang w:eastAsia="en-NZ"/>
-          <w14:ligatures w14:val="none"/>
-        </w:rPr>
-      </w:pPr>
-      <w:r>
-        <w:rPr>
-          <w:rFonts w:ascii="Arial" w:eastAsia="Arial" w:hAnsi="Arial" w:cs="Arial"/>
-          <w:kern w:val="0"/>
-          <w:sz w:val="20"/>
-          <w:szCs w:val="20"/>
-          <w:lang w:eastAsia="en-NZ"/>
-          <w14:ligatures w14:val="none"/>
-        </w:rPr>
-        <w:t xml:space="preserve">  </w:t>
-      </w:r>
-      <w:proofErr w:type="spellStart"/>
-      <w:r>
-        <w:rPr>
-          <w:rFonts w:ascii="Arial" w:eastAsia="Arial" w:hAnsi="Arial" w:cs="Arial"/>
-          <w:kern w:val="0"/>
-          <w:sz w:val="20"/>
-          <w:szCs w:val="20"/>
-          <w:lang w:eastAsia="en-NZ"/>
-          <w14:ligatures w14:val="none"/>
-        </w:rPr>
-        <w:t>aws</w:t>
-      </w:r>
-      <w:proofErr w:type="spellEnd"/>
-      <w:r>
-        <w:rPr>
-          <w:rFonts w:ascii="Arial" w:eastAsia="Arial" w:hAnsi="Arial" w:cs="Arial"/>
-          <w:kern w:val="0"/>
-          <w:sz w:val="20"/>
-          <w:szCs w:val="20"/>
-          <w:lang w:eastAsia="en-NZ"/>
-          <w14:ligatures w14:val="none"/>
-        </w:rPr>
-        <w:t xml:space="preserve"> s3 sync </w:t>
-      </w:r>
-      <w:proofErr w:type="spellStart"/>
-      <w:r>
-        <w:rPr>
-          <w:rFonts w:ascii="Arial" w:eastAsia="Arial" w:hAnsi="Arial" w:cs="Arial"/>
-          <w:kern w:val="0"/>
-          <w:sz w:val="20"/>
-          <w:szCs w:val="20"/>
-          <w:lang w:eastAsia="en-NZ"/>
-          <w14:ligatures w14:val="none"/>
-        </w:rPr>
-        <w:t>dist</w:t>
-      </w:r>
-      <w:proofErr w:type="spellEnd"/>
-      <w:r>
-        <w:rPr>
-          <w:rFonts w:ascii="Arial" w:eastAsia="Arial" w:hAnsi="Arial" w:cs="Arial"/>
-          <w:kern w:val="0"/>
-          <w:sz w:val="20"/>
-          <w:szCs w:val="20"/>
-          <w:lang w:eastAsia="en-NZ"/>
-          <w14:ligatures w14:val="none"/>
-        </w:rPr>
-        <w:t xml:space="preserve">/ s3://auxein-grow-web/ --delete --profile </w:t>
-      </w:r>
-      <w:proofErr w:type="spellStart"/>
-      <w:r>
-        <w:rPr>
-          <w:rFonts w:ascii="Arial" w:eastAsia="Arial" w:hAnsi="Arial" w:cs="Arial"/>
-          <w:kern w:val="0"/>
-          <w:sz w:val="20"/>
-          <w:szCs w:val="20"/>
-          <w:lang w:eastAsia="en-NZ"/>
-          <w14:ligatures w14:val="none"/>
-        </w:rPr>
-        <w:t>eb</w:t>
-      </w:r>
-      <w:proofErr w:type="spellEnd"/>
-      <w:r>
-        <w:rPr>
-          <w:rFonts w:ascii="Arial" w:eastAsia="Arial" w:hAnsi="Arial" w:cs="Arial"/>
-          <w:kern w:val="0"/>
-          <w:sz w:val="20"/>
-          <w:szCs w:val="20"/>
-          <w:lang w:eastAsia="en-NZ"/>
-          <w14:ligatures w14:val="none"/>
-        </w:rPr>
-        <w:t>-cli</w:t>
-      </w:r>
-    </w:p>
-    <w:p>
-      <w:pPr>
-        <w:shd w:val="clear" w:color="auto" w:fill="F5F5F5"/>
-        <w:spacing w:after="80" w:line="240" w:lineRule="auto"/>
-        <w:ind w:left="200" w:right="200"/>
-        <w:rPr>
-          <w:rFonts w:ascii="Arial" w:eastAsia="Arial" w:hAnsi="Arial" w:cs="Arial"/>
-          <w:kern w:val="0"/>
-          <w:sz w:val="20"/>
-          <w:szCs w:val="20"/>
-          <w:lang w:eastAsia="en-NZ"/>
-          <w14:ligatures w14:val="none"/>
-        </w:rPr>
-      </w:pPr>
-      <w:r>
-        <w:rPr>
-          <w:rFonts w:ascii="Arial" w:eastAsia="Arial" w:hAnsi="Arial" w:cs="Arial"/>
-          <w:kern w:val="0"/>
-          <w:sz w:val="20"/>
-          <w:szCs w:val="20"/>
-          <w:lang w:eastAsia="en-NZ"/>
-          <w14:ligatures w14:val="none"/>
-        </w:rPr>
-        <w:t xml:space="preserve">  </w:t>
-      </w:r>
-      <w:proofErr w:type="spellStart"/>
-      <w:r>
-        <w:rPr>
-          <w:rFonts w:ascii="Arial" w:eastAsia="Arial" w:hAnsi="Arial" w:cs="Arial"/>
-          <w:kern w:val="0"/>
-          <w:sz w:val="20"/>
-          <w:szCs w:val="20"/>
-          <w:lang w:eastAsia="en-NZ"/>
-          <w14:ligatures w14:val="none"/>
-        </w:rPr>
-        <w:t>aws</w:t>
-      </w:r>
-      <w:proofErr w:type="spellEnd"/>
-      <w:r>
-        <w:rPr>
-          <w:rFonts w:ascii="Arial" w:eastAsia="Arial" w:hAnsi="Arial" w:cs="Arial"/>
-          <w:kern w:val="0"/>
-          <w:sz w:val="20"/>
-          <w:szCs w:val="20"/>
-          <w:lang w:eastAsia="en-NZ"/>
-          <w14:ligatures w14:val="none"/>
-        </w:rPr>
-        <w:t xml:space="preserve"> </w:t>
-      </w:r>
-      <w:proofErr w:type="spellStart"/>
-      <w:r>
-        <w:rPr>
-          <w:rFonts w:ascii="Arial" w:eastAsia="Arial" w:hAnsi="Arial" w:cs="Arial"/>
-          <w:kern w:val="0"/>
-          <w:sz w:val="20"/>
-          <w:szCs w:val="20"/>
-          <w:lang w:eastAsia="en-NZ"/>
-          <w14:ligatures w14:val="none"/>
-        </w:rPr>
-        <w:t>cloudfront</w:t>
-      </w:r>
-      <w:proofErr w:type="spellEnd"/>
-      <w:r>
-        <w:rPr>
-          <w:rFonts w:ascii="Arial" w:eastAsia="Arial" w:hAnsi="Arial" w:cs="Arial"/>
-          <w:kern w:val="0"/>
-          <w:sz w:val="20"/>
-          <w:szCs w:val="20"/>
-          <w:lang w:eastAsia="en-NZ"/>
-          <w14:ligatures w14:val="none"/>
-        </w:rPr>
-        <w:t xml:space="preserve"> create-invalidation --distribution-id E2DU9CGNMPH53L --paths "/*" --profile </w:t>
-      </w:r>
-      <w:proofErr w:type="spellStart"/>
-      <w:r>
-        <w:rPr>
-          <w:rFonts w:ascii="Arial" w:eastAsia="Arial" w:hAnsi="Arial" w:cs="Arial"/>
-          <w:kern w:val="0"/>
-          <w:sz w:val="20"/>
-          <w:szCs w:val="20"/>
-          <w:lang w:eastAsia="en-NZ"/>
-          <w14:ligatures w14:val="none"/>
-        </w:rPr>
-        <w:t>eb</w:t>
-      </w:r>
-      <w:proofErr w:type="spellEnd"/>
-      <w:r>
-        <w:rPr>
-          <w:rFonts w:ascii="Arial" w:eastAsia="Arial" w:hAnsi="Arial" w:cs="Arial"/>
-          <w:kern w:val="0"/>
-          <w:sz w:val="20"/>
-          <w:szCs w:val="20"/>
-          <w:lang w:eastAsia="en-NZ"/>
-          <w14:ligatures w14:val="none"/>
-        </w:rPr>
-        <w:t>-cli</w:t>
+        <w:t xml:space="preserve">  cd packages</w:t>
+      </w:r>
+      <w:r>
+        <w:rPr>
+          <w:rFonts w:ascii="Arial" w:eastAsia="Arial" w:hAnsi="Arial" w:cs="Arial"/>
+          <w:kern w:val="0"/>
+          <w:sz w:val="20"/>
+          <w:szCs w:val="20"/>
+          <w:lang w:eastAsia="en-NZ"/>
+          <w14:ligatures w14:val="none"/>
+        </w:rPr>
+        <w:t>/</w:t>
+      </w:r>
+      <w:r>
+        <w:rPr>
+          <w:rFonts w:ascii="Arial" w:eastAsia="Arial" w:hAnsi="Arial" w:cs="Arial"/>
+          <w:kern w:val="0"/>
+          <w:sz w:val="20"/>
+          <w:szCs w:val="20"/>
+          <w:lang w:eastAsia="en-NZ"/>
+          <w14:ligatures w14:val="none"/>
+        </w:rPr>
+        <w:t>web</w:t>
+      </w:r>
+    </w:p>
+    <w:p>
+      <w:pPr>
+        <w:shd w:val="clear" w:color="auto" w:fill="F5F5F5"/>
+        <w:spacing w:after="80" w:line="240" w:lineRule="auto"/>
+        <w:ind w:left="200" w:right="200"/>
+        <w:rPr>
+          <w:rFonts w:ascii="Arial" w:eastAsia="Arial" w:hAnsi="Arial" w:cs="Arial"/>
+          <w:kern w:val="0"/>
+          <w:sz w:val="20"/>
+          <w:szCs w:val="20"/>
+          <w:lang w:eastAsia="en-NZ"/>
+          <w14:ligatures w14:val="none"/>
+        </w:rPr>
+      </w:pPr>
+      <w:r>
+        <w:rPr>
+          <w:rFonts w:ascii="Arial" w:eastAsia="Arial" w:hAnsi="Arial" w:cs="Arial"/>
+          <w:kern w:val="0"/>
+          <w:sz w:val="20"/>
+          <w:szCs w:val="20"/>
+          <w:lang w:eastAsia="en-NZ"/>
+          <w14:ligatures w14:val="none"/>
+        </w:rPr>
+        <w:t xml:space="preserve">  npm run build</w:t>
+      </w:r>
+    </w:p>
+    <w:p>
+      <w:pPr>
+        <w:shd w:val="clear" w:color="auto" w:fill="F5F5F5"/>
+        <w:spacing w:after="80" w:line="240" w:lineRule="auto"/>
+        <w:ind w:left="200" w:right="200"/>
+        <w:rPr>
+          <w:rFonts w:ascii="Arial" w:eastAsia="Arial" w:hAnsi="Arial" w:cs="Arial"/>
+          <w:kern w:val="0"/>
+          <w:sz w:val="20"/>
+          <w:szCs w:val="20"/>
+          <w:lang w:eastAsia="en-NZ"/>
+          <w14:ligatures w14:val="none"/>
+        </w:rPr>
+      </w:pPr>
+      <w:r>
+        <w:rPr>
+          <w:rFonts w:ascii="Arial" w:eastAsia="Arial" w:hAnsi="Arial" w:cs="Arial"/>
+          <w:kern w:val="0"/>
+          <w:sz w:val="20"/>
+          <w:szCs w:val="20"/>
+          <w:lang w:eastAsia="en-NZ"/>
+          <w14:ligatures w14:val="none"/>
+        </w:rPr>
+        <w:t xml:space="preserve">  aws s3 sync dist/ s3://auxein-grow-web/ --delete --profile eb-cli</w:t>
+      </w:r>
+    </w:p>
+    <w:p>
+      <w:pPr>
+        <w:shd w:val="clear" w:color="auto" w:fill="F5F5F5"/>
+        <w:spacing w:after="80" w:line="240" w:lineRule="auto"/>
+        <w:ind w:left="200" w:right="200"/>
+        <w:rPr>
+          <w:rFonts w:ascii="Arial" w:eastAsia="Arial" w:hAnsi="Arial" w:cs="Arial"/>
+          <w:kern w:val="0"/>
+          <w:sz w:val="20"/>
+          <w:szCs w:val="20"/>
+          <w:lang w:eastAsia="en-NZ"/>
+          <w14:ligatures w14:val="none"/>
+        </w:rPr>
+      </w:pPr>
+      <w:r>
+        <w:rPr>
+          <w:rFonts w:ascii="Arial" w:eastAsia="Arial" w:hAnsi="Arial" w:cs="Arial"/>
+          <w:kern w:val="0"/>
+          <w:sz w:val="20"/>
+          <w:szCs w:val="20"/>
+          <w:lang w:eastAsia="en-NZ"/>
+          <w14:ligatures w14:val="none"/>
+        </w:rPr>
+        <w:t xml:space="preserve">  aws cloudfront create-invalidation --distribution-id E2DU9CGNMPH53L --paths "/*" --profile eb-cli</w:t>
       </w:r>
     </w:p>
     <w:p>
@@ -9657,33 +7819,7 @@
                 <w:lang w:eastAsia="en-NZ"/>
                 <w14:ligatures w14:val="none"/>
               </w:rPr>
-              <w:t>Every 6 hours (</w:t>
-            </w:r>
-            <w:proofErr w:type="spellStart"/>
-            <w:r>
-              <w:rPr>
-                <w:rFonts w:ascii="Arial" w:eastAsia="Arial" w:hAnsi="Arial" w:cs="Arial"/>
-                <w:color w:val="000000"/>
-                <w:kern w:val="0"/>
-                <w:sz w:val="18"/>
-                <w:szCs w:val="18"/>
-                <w:lang w:eastAsia="en-NZ"/>
-                <w14:ligatures w14:val="none"/>
-              </w:rPr>
-              <w:t>cron</w:t>
-            </w:r>
-            <w:proofErr w:type="spellEnd"/>
-            <w:r>
-              <w:rPr>
-                <w:rFonts w:ascii="Arial" w:eastAsia="Arial" w:hAnsi="Arial" w:cs="Arial"/>
-                <w:color w:val="000000"/>
-                <w:kern w:val="0"/>
-                <w:sz w:val="18"/>
-                <w:szCs w:val="18"/>
-                <w:lang w:eastAsia="en-NZ"/>
-                <w14:ligatures w14:val="none"/>
-              </w:rPr>
-              <w:t>: 0 */6 * * *)</w:t>
+              <w:t>Every 6 hours (cron: 0 */6 * * *)</w:t>
             </w:r>
           </w:p>
         </w:tc>
@@ -9814,33 +7950,7 @@
                 <w:lang w:eastAsia="en-NZ"/>
                 <w14:ligatures w14:val="none"/>
               </w:rPr>
-              <w:t>Daily at 6pm NZT (</w:t>
-            </w:r>
-            <w:proofErr w:type="spellStart"/>
-            <w:r>
-              <w:rPr>
-                <w:rFonts w:ascii="Arial" w:eastAsia="Arial" w:hAnsi="Arial" w:cs="Arial"/>
-                <w:color w:val="000000"/>
-                <w:kern w:val="0"/>
-                <w:sz w:val="18"/>
-                <w:szCs w:val="18"/>
-                <w:lang w:eastAsia="en-NZ"/>
-                <w14:ligatures w14:val="none"/>
-              </w:rPr>
-              <w:t>cron</w:t>
-            </w:r>
-            <w:proofErr w:type="spellEnd"/>
-            <w:r>
-              <w:rPr>
-                <w:rFonts w:ascii="Arial" w:eastAsia="Arial" w:hAnsi="Arial" w:cs="Arial"/>
-                <w:color w:val="000000"/>
-                <w:kern w:val="0"/>
-                <w:sz w:val="18"/>
-                <w:szCs w:val="18"/>
-                <w:lang w:eastAsia="en-NZ"/>
-                <w14:ligatures w14:val="none"/>
-              </w:rPr>
-              <w:t>: 0 6 * * *)</w:t>
+              <w:t>Daily at 6pm NZT (cron: 0 6 * * *)</w:t>
             </w:r>
           </w:p>
         </w:tc>
@@ -9985,103 +8095,42 @@
           <w14:ligatures w14:val="none"/>
         </w:rPr>
       </w:pPr>
-      <w:proofErr w:type="spellStart"/>
-      <w:r>
-        <w:rPr>
-          <w:rFonts w:ascii="Courier New" w:eastAsia="Courier New" w:hAnsi="Courier New" w:cs="Courier New"/>
-          <w:kern w:val="0"/>
-          <w:sz w:val="18"/>
-          <w:szCs w:val="18"/>
-          <w:lang w:eastAsia="en-NZ"/>
-          <w14:ligatures w14:val="none"/>
-        </w:rPr>
-        <w:t>aws</w:t>
-      </w:r>
-      <w:proofErr w:type="spellEnd"/>
-      <w:r>
-        <w:rPr>
-          <w:rFonts w:ascii="Courier New" w:eastAsia="Courier New" w:hAnsi="Courier New" w:cs="Courier New"/>
-          <w:kern w:val="0"/>
-          <w:sz w:val="18"/>
-          <w:szCs w:val="18"/>
-          <w:lang w:eastAsia="en-NZ"/>
-          <w14:ligatures w14:val="none"/>
-        </w:rPr>
-        <w:t xml:space="preserve"> </w:t>
-      </w:r>
-      <w:proofErr w:type="spellStart"/>
-      <w:r>
-        <w:rPr>
-          <w:rFonts w:ascii="Courier New" w:eastAsia="Courier New" w:hAnsi="Courier New" w:cs="Courier New"/>
-          <w:kern w:val="0"/>
-          <w:sz w:val="18"/>
-          <w:szCs w:val="18"/>
-          <w:lang w:eastAsia="en-NZ"/>
-          <w14:ligatures w14:val="none"/>
-        </w:rPr>
-        <w:t>elasticbeanstalk</w:t>
-      </w:r>
-      <w:proofErr w:type="spellEnd"/>
-      <w:r>
-        <w:rPr>
-          <w:rFonts w:ascii="Courier New" w:eastAsia="Courier New" w:hAnsi="Courier New" w:cs="Courier New"/>
-          <w:kern w:val="0"/>
-          <w:sz w:val="18"/>
-          <w:szCs w:val="18"/>
-          <w:lang w:eastAsia="en-NZ"/>
-          <w14:ligatures w14:val="none"/>
-        </w:rPr>
-        <w:t xml:space="preserve"> describe-application-versions \</w:t>
-      </w:r>
-    </w:p>
-    <w:p>
-      <w:pPr>
-        <w:shd w:val="clear" w:color="auto" w:fill="F5F5F5"/>
-        <w:spacing w:after="80" w:line="240" w:lineRule="auto"/>
-        <w:ind w:left="200" w:right="200"/>
-        <w:rPr>
-          <w:rFonts w:ascii="Arial" w:eastAsia="Arial" w:hAnsi="Arial" w:cs="Arial"/>
-          <w:kern w:val="0"/>
-          <w:sz w:val="20"/>
-          <w:szCs w:val="20"/>
-          <w:lang w:eastAsia="en-NZ"/>
-          <w14:ligatures w14:val="none"/>
-        </w:rPr>
-      </w:pPr>
-      <w:r>
-        <w:rPr>
-          <w:rFonts w:ascii="Courier New" w:eastAsia="Courier New" w:hAnsi="Courier New" w:cs="Courier New"/>
-          <w:kern w:val="0"/>
-          <w:sz w:val="18"/>
-          <w:szCs w:val="18"/>
-          <w:lang w:eastAsia="en-NZ"/>
-          <w14:ligatures w14:val="none"/>
-        </w:rPr>
-        <w:t xml:space="preserve">  --application-name </w:t>
-      </w:r>
-      <w:proofErr w:type="spellStart"/>
-      <w:r>
-        <w:rPr>
-          <w:rFonts w:ascii="Courier New" w:eastAsia="Courier New" w:hAnsi="Courier New" w:cs="Courier New"/>
-          <w:kern w:val="0"/>
-          <w:sz w:val="18"/>
-          <w:szCs w:val="18"/>
-          <w:lang w:eastAsia="en-NZ"/>
-          <w14:ligatures w14:val="none"/>
-        </w:rPr>
-        <w:t>auxein-api</w:t>
-      </w:r>
-      <w:proofErr w:type="spellEnd"/>
-      <w:r>
-        <w:rPr>
-          <w:rFonts w:ascii="Courier New" w:eastAsia="Courier New" w:hAnsi="Courier New" w:cs="Courier New"/>
-          <w:kern w:val="0"/>
-          <w:sz w:val="18"/>
-          <w:szCs w:val="18"/>
-          <w:lang w:eastAsia="en-NZ"/>
-          <w14:ligatures w14:val="none"/>
-        </w:rPr>
-        <w:t xml:space="preserve"> \</w:t>
+      <w:r>
+        <w:rPr>
+          <w:rFonts w:ascii="Courier New" w:eastAsia="Courier New" w:hAnsi="Courier New" w:cs="Courier New"/>
+          <w:kern w:val="0"/>
+          <w:sz w:val="18"/>
+          <w:szCs w:val="18"/>
+          <w:lang w:eastAsia="en-NZ"/>
+          <w14:ligatures w14:val="none"/>
+        </w:rPr>
+        <w:t>aws elasticbeanstalk describe-application-versions \</w:t>
+      </w:r>
+    </w:p>
+    <w:p>
+      <w:pPr>
+        <w:shd w:val="clear" w:color="auto" w:fill="F5F5F5"/>
+        <w:spacing w:after="80" w:line="240" w:lineRule="auto"/>
+        <w:ind w:left="200" w:right="200"/>
+        <w:rPr>
+          <w:rFonts w:ascii="Arial" w:eastAsia="Arial" w:hAnsi="Arial" w:cs="Arial"/>
+          <w:kern w:val="0"/>
+          <w:sz w:val="20"/>
+          <w:szCs w:val="20"/>
+          <w:lang w:eastAsia="en-NZ"/>
+          <w14:ligatures w14:val="none"/>
+        </w:rPr>
+      </w:pPr>
+      <w:r>
+        <w:rPr>
+          <w:rFonts w:ascii="Courier New" w:eastAsia="Courier New" w:hAnsi="Courier New" w:cs="Courier New"/>
+          <w:kern w:val="0"/>
+          <w:sz w:val="18"/>
+          <w:szCs w:val="18"/>
+          <w:lang w:eastAsia="en-NZ"/>
+          <w14:ligatures w14:val="none"/>
+        </w:rPr>
+        <w:t xml:space="preserve">  --application-name auxein-api \</w:t>
       </w:r>
     </w:p>
     <w:p>
@@ -10133,55 +8182,7 @@
           <w:lang w:eastAsia="en-NZ"/>
           <w14:ligatures w14:val="none"/>
         </w:rPr>
-        <w:t xml:space="preserve">  --query '</w:t>
-      </w:r>
-      <w:proofErr w:type="spellStart"/>
-      <w:r>
-        <w:rPr>
-          <w:rFonts w:ascii="Courier New" w:eastAsia="Courier New" w:hAnsi="Courier New" w:cs="Courier New"/>
-          <w:kern w:val="0"/>
-          <w:sz w:val="18"/>
-          <w:szCs w:val="18"/>
-          <w:lang w:eastAsia="en-NZ"/>
-          <w14:ligatures w14:val="none"/>
-        </w:rPr>
-        <w:t>ApplicationVersions</w:t>
-      </w:r>
-      <w:proofErr w:type="spellEnd"/>
-      <w:r>
-        <w:rPr>
-          <w:rFonts w:ascii="Courier New" w:eastAsia="Courier New" w:hAnsi="Courier New" w:cs="Courier New"/>
-          <w:kern w:val="0"/>
-          <w:sz w:val="18"/>
-          <w:szCs w:val="18"/>
-          <w:lang w:eastAsia="en-NZ"/>
-          <w14:ligatures w14:val="none"/>
-        </w:rPr>
-        <w:t>[*].</w:t>
-      </w:r>
-      <w:proofErr w:type="spellStart"/>
-      <w:r>
-        <w:rPr>
-          <w:rFonts w:ascii="Courier New" w:eastAsia="Courier New" w:hAnsi="Courier New" w:cs="Courier New"/>
-          <w:kern w:val="0"/>
-          <w:sz w:val="18"/>
-          <w:szCs w:val="18"/>
-          <w:lang w:eastAsia="en-NZ"/>
-          <w14:ligatures w14:val="none"/>
-        </w:rPr>
-        <w:t>VersionLabel</w:t>
-      </w:r>
-      <w:proofErr w:type="spellEnd"/>
-      <w:r>
-        <w:rPr>
-          <w:rFonts w:ascii="Courier New" w:eastAsia="Courier New" w:hAnsi="Courier New" w:cs="Courier New"/>
-          <w:kern w:val="0"/>
-          <w:sz w:val="18"/>
-          <w:szCs w:val="18"/>
-          <w:lang w:eastAsia="en-NZ"/>
-          <w14:ligatures w14:val="none"/>
-        </w:rPr>
-        <w:t>' \</w:t>
+        <w:t xml:space="preserve">  --query 'ApplicationVersions[*].VersionLabel' \</w:t>
       </w:r>
     </w:p>
     <w:p>
@@ -10253,177 +8254,68 @@
           <w14:ligatures w14:val="none"/>
         </w:rPr>
       </w:pPr>
-      <w:proofErr w:type="spellStart"/>
-      <w:r>
-        <w:rPr>
-          <w:rFonts w:ascii="Courier New" w:eastAsia="Courier New" w:hAnsi="Courier New" w:cs="Courier New"/>
-          <w:kern w:val="0"/>
-          <w:sz w:val="18"/>
-          <w:szCs w:val="18"/>
-          <w:lang w:eastAsia="en-NZ"/>
-          <w14:ligatures w14:val="none"/>
-        </w:rPr>
-        <w:t>aws</w:t>
-      </w:r>
-      <w:proofErr w:type="spellEnd"/>
-      <w:r>
-        <w:rPr>
-          <w:rFonts w:ascii="Courier New" w:eastAsia="Courier New" w:hAnsi="Courier New" w:cs="Courier New"/>
-          <w:kern w:val="0"/>
-          <w:sz w:val="18"/>
-          <w:szCs w:val="18"/>
-          <w:lang w:eastAsia="en-NZ"/>
-          <w14:ligatures w14:val="none"/>
-        </w:rPr>
-        <w:t xml:space="preserve"> </w:t>
-      </w:r>
-      <w:proofErr w:type="spellStart"/>
-      <w:r>
-        <w:rPr>
-          <w:rFonts w:ascii="Courier New" w:eastAsia="Courier New" w:hAnsi="Courier New" w:cs="Courier New"/>
-          <w:kern w:val="0"/>
-          <w:sz w:val="18"/>
-          <w:szCs w:val="18"/>
-          <w:lang w:eastAsia="en-NZ"/>
-          <w14:ligatures w14:val="none"/>
-        </w:rPr>
-        <w:t>elasticbeanstalk</w:t>
-      </w:r>
-      <w:proofErr w:type="spellEnd"/>
-      <w:r>
-        <w:rPr>
-          <w:rFonts w:ascii="Courier New" w:eastAsia="Courier New" w:hAnsi="Courier New" w:cs="Courier New"/>
-          <w:kern w:val="0"/>
-          <w:sz w:val="18"/>
-          <w:szCs w:val="18"/>
-          <w:lang w:eastAsia="en-NZ"/>
-          <w14:ligatures w14:val="none"/>
-        </w:rPr>
-        <w:t xml:space="preserve"> update-environment \</w:t>
-      </w:r>
-    </w:p>
-    <w:p>
-      <w:pPr>
-        <w:shd w:val="clear" w:color="auto" w:fill="F5F5F5"/>
-        <w:spacing w:after="80" w:line="240" w:lineRule="auto"/>
-        <w:ind w:left="200" w:right="200"/>
-        <w:rPr>
-          <w:rFonts w:ascii="Arial" w:eastAsia="Arial" w:hAnsi="Arial" w:cs="Arial"/>
-          <w:kern w:val="0"/>
-          <w:sz w:val="20"/>
-          <w:szCs w:val="20"/>
-          <w:lang w:eastAsia="en-NZ"/>
-          <w14:ligatures w14:val="none"/>
-        </w:rPr>
-      </w:pPr>
-      <w:r>
-        <w:rPr>
-          <w:rFonts w:ascii="Courier New" w:eastAsia="Courier New" w:hAnsi="Courier New" w:cs="Courier New"/>
-          <w:kern w:val="0"/>
-          <w:sz w:val="18"/>
-          <w:szCs w:val="18"/>
-          <w:lang w:eastAsia="en-NZ"/>
-          <w14:ligatures w14:val="none"/>
-        </w:rPr>
-        <w:t xml:space="preserve">  --application-name </w:t>
-      </w:r>
-      <w:proofErr w:type="spellStart"/>
-      <w:r>
-        <w:rPr>
-          <w:rFonts w:ascii="Courier New" w:eastAsia="Courier New" w:hAnsi="Courier New" w:cs="Courier New"/>
-          <w:kern w:val="0"/>
-          <w:sz w:val="18"/>
-          <w:szCs w:val="18"/>
-          <w:lang w:eastAsia="en-NZ"/>
-          <w14:ligatures w14:val="none"/>
-        </w:rPr>
-        <w:t>auxein-api</w:t>
-      </w:r>
-      <w:proofErr w:type="spellEnd"/>
-      <w:r>
-        <w:rPr>
-          <w:rFonts w:ascii="Courier New" w:eastAsia="Courier New" w:hAnsi="Courier New" w:cs="Courier New"/>
-          <w:kern w:val="0"/>
-          <w:sz w:val="18"/>
-          <w:szCs w:val="18"/>
-          <w:lang w:eastAsia="en-NZ"/>
-          <w14:ligatures w14:val="none"/>
-        </w:rPr>
-        <w:t xml:space="preserve"> \</w:t>
-      </w:r>
-    </w:p>
-    <w:p>
-      <w:pPr>
-        <w:shd w:val="clear" w:color="auto" w:fill="F5F5F5"/>
-        <w:spacing w:after="80" w:line="240" w:lineRule="auto"/>
-        <w:ind w:left="200" w:right="200"/>
-        <w:rPr>
-          <w:rFonts w:ascii="Arial" w:eastAsia="Arial" w:hAnsi="Arial" w:cs="Arial"/>
-          <w:kern w:val="0"/>
-          <w:sz w:val="20"/>
-          <w:szCs w:val="20"/>
-          <w:lang w:eastAsia="en-NZ"/>
-          <w14:ligatures w14:val="none"/>
-        </w:rPr>
-      </w:pPr>
-      <w:r>
-        <w:rPr>
-          <w:rFonts w:ascii="Courier New" w:eastAsia="Courier New" w:hAnsi="Courier New" w:cs="Courier New"/>
-          <w:kern w:val="0"/>
-          <w:sz w:val="18"/>
-          <w:szCs w:val="18"/>
-          <w:lang w:eastAsia="en-NZ"/>
-          <w14:ligatures w14:val="none"/>
-        </w:rPr>
-        <w:t xml:space="preserve">  --environment-name </w:t>
-      </w:r>
-      <w:proofErr w:type="spellStart"/>
-      <w:r>
-        <w:rPr>
-          <w:rFonts w:ascii="Courier New" w:eastAsia="Courier New" w:hAnsi="Courier New" w:cs="Courier New"/>
-          <w:kern w:val="0"/>
-          <w:sz w:val="18"/>
-          <w:szCs w:val="18"/>
-          <w:lang w:eastAsia="en-NZ"/>
-          <w14:ligatures w14:val="none"/>
-        </w:rPr>
-        <w:t>auxein</w:t>
-      </w:r>
-      <w:proofErr w:type="spellEnd"/>
-      <w:r>
-        <w:rPr>
-          <w:rFonts w:ascii="Courier New" w:eastAsia="Courier New" w:hAnsi="Courier New" w:cs="Courier New"/>
-          <w:kern w:val="0"/>
-          <w:sz w:val="18"/>
-          <w:szCs w:val="18"/>
-          <w:lang w:eastAsia="en-NZ"/>
-          <w14:ligatures w14:val="none"/>
-        </w:rPr>
-        <w:t>-</w:t>
-      </w:r>
-      <w:proofErr w:type="spellStart"/>
-      <w:r>
-        <w:rPr>
-          <w:rFonts w:ascii="Courier New" w:eastAsia="Courier New" w:hAnsi="Courier New" w:cs="Courier New"/>
-          <w:kern w:val="0"/>
-          <w:sz w:val="18"/>
-          <w:szCs w:val="18"/>
-          <w:lang w:eastAsia="en-NZ"/>
-          <w14:ligatures w14:val="none"/>
-        </w:rPr>
-        <w:t>api</w:t>
-      </w:r>
-      <w:proofErr w:type="spellEnd"/>
-      <w:r>
-        <w:rPr>
-          <w:rFonts w:ascii="Courier New" w:eastAsia="Courier New" w:hAnsi="Courier New" w:cs="Courier New"/>
-          <w:kern w:val="0"/>
-          <w:sz w:val="18"/>
-          <w:szCs w:val="18"/>
-          <w:lang w:eastAsia="en-NZ"/>
-          <w14:ligatures w14:val="none"/>
-        </w:rPr>
-        <w:t>-prod-lb \</w:t>
+      <w:r>
+        <w:rPr>
+          <w:rFonts w:ascii="Courier New" w:eastAsia="Courier New" w:hAnsi="Courier New" w:cs="Courier New"/>
+          <w:kern w:val="0"/>
+          <w:sz w:val="18"/>
+          <w:szCs w:val="18"/>
+          <w:lang w:eastAsia="en-NZ"/>
+          <w14:ligatures w14:val="none"/>
+        </w:rPr>
+        <w:t>aws elasticbeanstalk update-environment \</w:t>
+      </w:r>
+    </w:p>
+    <w:p>
+      <w:pPr>
+        <w:shd w:val="clear" w:color="auto" w:fill="F5F5F5"/>
+        <w:spacing w:after="80" w:line="240" w:lineRule="auto"/>
+        <w:ind w:left="200" w:right="200"/>
+        <w:rPr>
+          <w:rFonts w:ascii="Arial" w:eastAsia="Arial" w:hAnsi="Arial" w:cs="Arial"/>
+          <w:kern w:val="0"/>
+          <w:sz w:val="20"/>
+          <w:szCs w:val="20"/>
+          <w:lang w:eastAsia="en-NZ"/>
+          <w14:ligatures w14:val="none"/>
+        </w:rPr>
+      </w:pPr>
+      <w:r>
+        <w:rPr>
+          <w:rFonts w:ascii="Courier New" w:eastAsia="Courier New" w:hAnsi="Courier New" w:cs="Courier New"/>
+          <w:kern w:val="0"/>
+          <w:sz w:val="18"/>
+          <w:szCs w:val="18"/>
+          <w:lang w:eastAsia="en-NZ"/>
+          <w14:ligatures w14:val="none"/>
+        </w:rPr>
+        <w:t xml:space="preserve">  --application-name auxein-api \</w:t>
+      </w:r>
+    </w:p>
+    <w:p>
+      <w:pPr>
+        <w:shd w:val="clear" w:color="auto" w:fill="F5F5F5"/>
+        <w:spacing w:after="80" w:line="240" w:lineRule="auto"/>
+        <w:ind w:left="200" w:right="200"/>
+        <w:rPr>
+          <w:rFonts w:ascii="Arial" w:eastAsia="Arial" w:hAnsi="Arial" w:cs="Arial"/>
+          <w:kern w:val="0"/>
+          <w:sz w:val="20"/>
+          <w:szCs w:val="20"/>
+          <w:lang w:eastAsia="en-NZ"/>
+          <w14:ligatures w14:val="none"/>
+        </w:rPr>
+      </w:pPr>
+      <w:r>
+        <w:rPr>
+          <w:rFonts w:ascii="Courier New" w:eastAsia="Courier New" w:hAnsi="Courier New" w:cs="Courier New"/>
+          <w:kern w:val="0"/>
+          <w:sz w:val="18"/>
+          <w:szCs w:val="18"/>
+          <w:lang w:eastAsia="en-NZ"/>
+          <w14:ligatures w14:val="none"/>
+        </w:rPr>
+        <w:t xml:space="preserve">  --environment-name auxein-api-prod-lb \</w:t>
       </w:r>
     </w:p>
     <w:p>
@@ -10521,77 +8413,16 @@
           <w14:ligatures w14:val="none"/>
         </w:rPr>
       </w:pPr>
-      <w:proofErr w:type="spellStart"/>
-      <w:r>
-        <w:rPr>
-          <w:rFonts w:ascii="Courier New" w:eastAsia="Courier New" w:hAnsi="Courier New" w:cs="Courier New"/>
-          <w:kern w:val="0"/>
-          <w:sz w:val="18"/>
-          <w:szCs w:val="18"/>
-          <w:lang w:eastAsia="en-NZ"/>
-          <w14:ligatures w14:val="none"/>
-        </w:rPr>
-        <w:t>eb</w:t>
-      </w:r>
-      <w:proofErr w:type="spellEnd"/>
-      <w:r>
-        <w:rPr>
-          <w:rFonts w:ascii="Courier New" w:eastAsia="Courier New" w:hAnsi="Courier New" w:cs="Courier New"/>
-          <w:kern w:val="0"/>
-          <w:sz w:val="18"/>
-          <w:szCs w:val="18"/>
-          <w:lang w:eastAsia="en-NZ"/>
-          <w14:ligatures w14:val="none"/>
-        </w:rPr>
-        <w:t xml:space="preserve"> logs </w:t>
-      </w:r>
-      <w:proofErr w:type="spellStart"/>
-      <w:r>
-        <w:rPr>
-          <w:rFonts w:ascii="Courier New" w:eastAsia="Courier New" w:hAnsi="Courier New" w:cs="Courier New"/>
-          <w:kern w:val="0"/>
-          <w:sz w:val="18"/>
-          <w:szCs w:val="18"/>
-          <w:lang w:eastAsia="en-NZ"/>
-          <w14:ligatures w14:val="none"/>
-        </w:rPr>
-        <w:t>auxein</w:t>
-      </w:r>
-      <w:proofErr w:type="spellEnd"/>
-      <w:r>
-        <w:rPr>
-          <w:rFonts w:ascii="Courier New" w:eastAsia="Courier New" w:hAnsi="Courier New" w:cs="Courier New"/>
-          <w:kern w:val="0"/>
-          <w:sz w:val="18"/>
-          <w:szCs w:val="18"/>
-          <w:lang w:eastAsia="en-NZ"/>
-          <w14:ligatures w14:val="none"/>
-        </w:rPr>
-        <w:t>-</w:t>
-      </w:r>
-      <w:proofErr w:type="spellStart"/>
-      <w:r>
-        <w:rPr>
-          <w:rFonts w:ascii="Courier New" w:eastAsia="Courier New" w:hAnsi="Courier New" w:cs="Courier New"/>
-          <w:kern w:val="0"/>
-          <w:sz w:val="18"/>
-          <w:szCs w:val="18"/>
-          <w:lang w:eastAsia="en-NZ"/>
-          <w14:ligatures w14:val="none"/>
-        </w:rPr>
-        <w:t>api</w:t>
-      </w:r>
-      <w:proofErr w:type="spellEnd"/>
-      <w:r>
-        <w:rPr>
-          <w:rFonts w:ascii="Courier New" w:eastAsia="Courier New" w:hAnsi="Courier New" w:cs="Courier New"/>
-          <w:kern w:val="0"/>
-          <w:sz w:val="18"/>
-          <w:szCs w:val="18"/>
-          <w:lang w:eastAsia="en-NZ"/>
-          <w14:ligatures w14:val="none"/>
-        </w:rPr>
-        <w:t>-prod-lb</w:t>
+      <w:r>
+        <w:rPr>
+          <w:rFonts w:ascii="Courier New" w:eastAsia="Courier New" w:hAnsi="Courier New" w:cs="Courier New"/>
+          <w:kern w:val="0"/>
+          <w:sz w:val="18"/>
+          <w:szCs w:val="18"/>
+          <w:lang w:eastAsia="en-NZ"/>
+          <w14:ligatures w14:val="none"/>
+        </w:rPr>
+        <w:t>eb logs auxein-api-prod-lb</w:t>
       </w:r>
     </w:p>
     <w:p>
@@ -10649,77 +8480,16 @@
           <w14:ligatures w14:val="none"/>
         </w:rPr>
       </w:pPr>
-      <w:proofErr w:type="spellStart"/>
-      <w:r>
-        <w:rPr>
-          <w:rFonts w:ascii="Courier New" w:eastAsia="Courier New" w:hAnsi="Courier New" w:cs="Courier New"/>
-          <w:kern w:val="0"/>
-          <w:sz w:val="18"/>
-          <w:szCs w:val="18"/>
-          <w:lang w:eastAsia="en-NZ"/>
-          <w14:ligatures w14:val="none"/>
-        </w:rPr>
-        <w:t>eb</w:t>
-      </w:r>
-      <w:proofErr w:type="spellEnd"/>
-      <w:r>
-        <w:rPr>
-          <w:rFonts w:ascii="Courier New" w:eastAsia="Courier New" w:hAnsi="Courier New" w:cs="Courier New"/>
-          <w:kern w:val="0"/>
-          <w:sz w:val="18"/>
-          <w:szCs w:val="18"/>
-          <w:lang w:eastAsia="en-NZ"/>
-          <w14:ligatures w14:val="none"/>
-        </w:rPr>
-        <w:t xml:space="preserve"> health </w:t>
-      </w:r>
-      <w:proofErr w:type="spellStart"/>
-      <w:r>
-        <w:rPr>
-          <w:rFonts w:ascii="Courier New" w:eastAsia="Courier New" w:hAnsi="Courier New" w:cs="Courier New"/>
-          <w:kern w:val="0"/>
-          <w:sz w:val="18"/>
-          <w:szCs w:val="18"/>
-          <w:lang w:eastAsia="en-NZ"/>
-          <w14:ligatures w14:val="none"/>
-        </w:rPr>
-        <w:t>auxein</w:t>
-      </w:r>
-      <w:proofErr w:type="spellEnd"/>
-      <w:r>
-        <w:rPr>
-          <w:rFonts w:ascii="Courier New" w:eastAsia="Courier New" w:hAnsi="Courier New" w:cs="Courier New"/>
-          <w:kern w:val="0"/>
-          <w:sz w:val="18"/>
-          <w:szCs w:val="18"/>
-          <w:lang w:eastAsia="en-NZ"/>
-          <w14:ligatures w14:val="none"/>
-        </w:rPr>
-        <w:t>-</w:t>
-      </w:r>
-      <w:proofErr w:type="spellStart"/>
-      <w:r>
-        <w:rPr>
-          <w:rFonts w:ascii="Courier New" w:eastAsia="Courier New" w:hAnsi="Courier New" w:cs="Courier New"/>
-          <w:kern w:val="0"/>
-          <w:sz w:val="18"/>
-          <w:szCs w:val="18"/>
-          <w:lang w:eastAsia="en-NZ"/>
-          <w14:ligatures w14:val="none"/>
-        </w:rPr>
-        <w:t>api</w:t>
-      </w:r>
-      <w:proofErr w:type="spellEnd"/>
-      <w:r>
-        <w:rPr>
-          <w:rFonts w:ascii="Courier New" w:eastAsia="Courier New" w:hAnsi="Courier New" w:cs="Courier New"/>
-          <w:kern w:val="0"/>
-          <w:sz w:val="18"/>
-          <w:szCs w:val="18"/>
-          <w:lang w:eastAsia="en-NZ"/>
-          <w14:ligatures w14:val="none"/>
-        </w:rPr>
-        <w:t>-prod-lb</w:t>
+      <w:r>
+        <w:rPr>
+          <w:rFonts w:ascii="Courier New" w:eastAsia="Courier New" w:hAnsi="Courier New" w:cs="Courier New"/>
+          <w:kern w:val="0"/>
+          <w:sz w:val="18"/>
+          <w:szCs w:val="18"/>
+          <w:lang w:eastAsia="en-NZ"/>
+          <w14:ligatures w14:val="none"/>
+        </w:rPr>
+        <w:t>eb health auxein-api-prod-lb</w:t>
       </w:r>
     </w:p>
     <w:p>
@@ -10853,55 +8623,7 @@
           <w:lang w:eastAsia="en-NZ"/>
           <w14:ligatures w14:val="none"/>
         </w:rPr>
-        <w:t xml:space="preserve">SELECT * FROM </w:t>
-      </w:r>
-      <w:proofErr w:type="spellStart"/>
-      <w:r>
-        <w:rPr>
-          <w:rFonts w:ascii="Courier New" w:eastAsia="Courier New" w:hAnsi="Courier New" w:cs="Courier New"/>
-          <w:kern w:val="0"/>
-          <w:sz w:val="18"/>
-          <w:szCs w:val="18"/>
-          <w:lang w:eastAsia="en-NZ"/>
-          <w14:ligatures w14:val="none"/>
-        </w:rPr>
-        <w:t>ingestion_log</w:t>
-      </w:r>
-      <w:proofErr w:type="spellEnd"/>
-      <w:r>
-        <w:rPr>
-          <w:rFonts w:ascii="Courier New" w:eastAsia="Courier New" w:hAnsi="Courier New" w:cs="Courier New"/>
-          <w:kern w:val="0"/>
-          <w:sz w:val="18"/>
-          <w:szCs w:val="18"/>
-          <w:lang w:eastAsia="en-NZ"/>
-          <w14:ligatures w14:val="none"/>
-        </w:rPr>
-        <w:t xml:space="preserve"> ORDER BY </w:t>
-      </w:r>
-      <w:proofErr w:type="spellStart"/>
-      <w:r>
-        <w:rPr>
-          <w:rFonts w:ascii="Courier New" w:eastAsia="Courier New" w:hAnsi="Courier New" w:cs="Courier New"/>
-          <w:kern w:val="0"/>
-          <w:sz w:val="18"/>
-          <w:szCs w:val="18"/>
-          <w:lang w:eastAsia="en-NZ"/>
-          <w14:ligatures w14:val="none"/>
-        </w:rPr>
-        <w:t>end_time</w:t>
-      </w:r>
-      <w:proofErr w:type="spellEnd"/>
-      <w:r>
-        <w:rPr>
-          <w:rFonts w:ascii="Courier New" w:eastAsia="Courier New" w:hAnsi="Courier New" w:cs="Courier New"/>
-          <w:kern w:val="0"/>
-          <w:sz w:val="18"/>
-          <w:szCs w:val="18"/>
-          <w:lang w:eastAsia="en-NZ"/>
-          <w14:ligatures w14:val="none"/>
-        </w:rPr>
-        <w:t xml:space="preserve"> DESC LIMIT 20;</w:t>
+        <w:t>SELECT * FROM ingestion_log ORDER BY end_time DESC LIMIT 20;</w:t>
       </w:r>
     </w:p>
     <w:p>
@@ -10968,31 +8690,7 @@
           <w:lang w:eastAsia="en-NZ"/>
           <w14:ligatures w14:val="none"/>
         </w:rPr>
-        <w:t xml:space="preserve">python scripts/check_disease_data.py --zone </w:t>
-      </w:r>
-      <w:proofErr w:type="spellStart"/>
-      <w:r>
-        <w:rPr>
-          <w:rFonts w:ascii="Courier New" w:eastAsia="Courier New" w:hAnsi="Courier New" w:cs="Courier New"/>
-          <w:kern w:val="0"/>
-          <w:sz w:val="18"/>
-          <w:szCs w:val="18"/>
-          <w:lang w:eastAsia="en-NZ"/>
-          <w14:ligatures w14:val="none"/>
-        </w:rPr>
-        <w:t>wairarapa</w:t>
-      </w:r>
-      <w:proofErr w:type="spellEnd"/>
-      <w:r>
-        <w:rPr>
-          <w:rFonts w:ascii="Courier New" w:eastAsia="Courier New" w:hAnsi="Courier New" w:cs="Courier New"/>
-          <w:kern w:val="0"/>
-          <w:sz w:val="18"/>
-          <w:szCs w:val="18"/>
-          <w:lang w:eastAsia="en-NZ"/>
-          <w14:ligatures w14:val="none"/>
-        </w:rPr>
-        <w:t xml:space="preserve"> --days 7</w:t>
+        <w:t>python scripts/check_disease_data.py --zone wairarapa --days 7</w:t>
       </w:r>
     </w:p>
     <w:p>
@@ -11167,21 +8865,8 @@
           <w:lang w:eastAsia="en-NZ"/>
           <w14:ligatures w14:val="none"/>
         </w:rPr>
-        <w:t>File: packages/insights/.</w:t>
-      </w:r>
-      <w:proofErr w:type="spellStart"/>
-      <w:r>
-        <w:rPr>
-          <w:rFonts w:ascii="Arial" w:eastAsia="Arial" w:hAnsi="Arial" w:cs="Arial"/>
-          <w:kern w:val="0"/>
-          <w:sz w:val="20"/>
-          <w:szCs w:val="20"/>
-          <w:lang w:eastAsia="en-NZ"/>
-          <w14:ligatures w14:val="none"/>
-        </w:rPr>
-        <w:t>env.production</w:t>
-      </w:r>
-      <w:proofErr w:type="spellEnd"/>
+        <w:t>File: packages/insights/.env.production</w:t>
+      </w:r>
     </w:p>
     <w:p>
       <w:pPr>
@@ -11261,17 +8946,8 @@
           <w:rFonts w:eastAsia="Arial"/>
           <w:lang w:eastAsia="en-NZ"/>
         </w:rPr>
-        <w:t xml:space="preserve">Backend </w:t>
-      </w:r>
-      <w:proofErr w:type="spellStart"/>
-      <w:r>
-        <w:rPr>
-          <w:rFonts w:eastAsia="Arial"/>
-          <w:lang w:eastAsia="en-NZ"/>
-        </w:rPr>
-        <w:t>Procfile</w:t>
-      </w:r>
-      <w:proofErr w:type="spellEnd"/>
+        <w:t>Backend Procfile</w:t>
+      </w:r>
     </w:p>
     <w:p>
       <w:pPr>
@@ -11294,118 +8970,33 @@
           <w:lang w:eastAsia="en-NZ"/>
           <w14:ligatures w14:val="none"/>
         </w:rPr>
-        <w:t>File: backend/</w:t>
-      </w:r>
-      <w:proofErr w:type="spellStart"/>
-      <w:r>
-        <w:rPr>
-          <w:rFonts w:ascii="Arial" w:eastAsia="Arial" w:hAnsi="Arial" w:cs="Arial"/>
-          <w:kern w:val="0"/>
-          <w:sz w:val="20"/>
-          <w:szCs w:val="20"/>
-          <w:lang w:eastAsia="en-NZ"/>
-          <w14:ligatures w14:val="none"/>
-        </w:rPr>
-        <w:t>Procfile</w:t>
-      </w:r>
-      <w:proofErr w:type="spellEnd"/>
-    </w:p>
-    <w:p>
-      <w:pPr>
-        <w:shd w:val="clear" w:color="auto" w:fill="F5F5F5"/>
-        <w:spacing w:after="80" w:line="240" w:lineRule="auto"/>
-        <w:ind w:left="200" w:right="200"/>
-        <w:rPr>
-          <w:rFonts w:ascii="Arial" w:eastAsia="Arial" w:hAnsi="Arial" w:cs="Arial"/>
-          <w:kern w:val="0"/>
-          <w:sz w:val="20"/>
-          <w:szCs w:val="20"/>
-          <w:lang w:eastAsia="en-NZ"/>
-          <w14:ligatures w14:val="none"/>
-        </w:rPr>
-      </w:pPr>
-      <w:r>
-        <w:rPr>
-          <w:rFonts w:ascii="Courier New" w:eastAsia="Courier New" w:hAnsi="Courier New" w:cs="Courier New"/>
-          <w:kern w:val="0"/>
-          <w:sz w:val="18"/>
-          <w:szCs w:val="18"/>
-          <w:lang w:eastAsia="en-NZ"/>
-          <w14:ligatures w14:val="none"/>
-        </w:rPr>
-        <w:t xml:space="preserve">web: </w:t>
-      </w:r>
-      <w:proofErr w:type="spellStart"/>
-      <w:r>
-        <w:rPr>
-          <w:rFonts w:ascii="Courier New" w:eastAsia="Courier New" w:hAnsi="Courier New" w:cs="Courier New"/>
-          <w:kern w:val="0"/>
-          <w:sz w:val="18"/>
-          <w:szCs w:val="18"/>
-          <w:lang w:eastAsia="en-NZ"/>
-          <w14:ligatures w14:val="none"/>
-        </w:rPr>
-        <w:t>gunicorn</w:t>
-      </w:r>
-      <w:proofErr w:type="spellEnd"/>
-      <w:r>
-        <w:rPr>
-          <w:rFonts w:ascii="Courier New" w:eastAsia="Courier New" w:hAnsi="Courier New" w:cs="Courier New"/>
-          <w:kern w:val="0"/>
-          <w:sz w:val="18"/>
-          <w:szCs w:val="18"/>
-          <w:lang w:eastAsia="en-NZ"/>
-          <w14:ligatures w14:val="none"/>
-        </w:rPr>
-        <w:t xml:space="preserve"> -w 2 -k </w:t>
-      </w:r>
-      <w:proofErr w:type="spellStart"/>
-      <w:r>
-        <w:rPr>
-          <w:rFonts w:ascii="Courier New" w:eastAsia="Courier New" w:hAnsi="Courier New" w:cs="Courier New"/>
-          <w:kern w:val="0"/>
-          <w:sz w:val="18"/>
-          <w:szCs w:val="18"/>
-          <w:lang w:eastAsia="en-NZ"/>
-          <w14:ligatures w14:val="none"/>
-        </w:rPr>
-        <w:t>uvicorn.workers.UvicornWorker</w:t>
-      </w:r>
-      <w:proofErr w:type="spellEnd"/>
-      <w:r>
-        <w:rPr>
-          <w:rFonts w:ascii="Courier New" w:eastAsia="Courier New" w:hAnsi="Courier New" w:cs="Courier New"/>
-          <w:kern w:val="0"/>
-          <w:sz w:val="18"/>
-          <w:szCs w:val="18"/>
-          <w:lang w:eastAsia="en-NZ"/>
-          <w14:ligatures w14:val="none"/>
-        </w:rPr>
-        <w:t xml:space="preserve"> </w:t>
-      </w:r>
-      <w:proofErr w:type="spellStart"/>
-      <w:r>
-        <w:rPr>
-          <w:rFonts w:ascii="Courier New" w:eastAsia="Courier New" w:hAnsi="Courier New" w:cs="Courier New"/>
-          <w:kern w:val="0"/>
-          <w:sz w:val="18"/>
-          <w:szCs w:val="18"/>
-          <w:lang w:eastAsia="en-NZ"/>
-          <w14:ligatures w14:val="none"/>
-        </w:rPr>
-        <w:t>app.main:app</w:t>
-      </w:r>
-      <w:proofErr w:type="spellEnd"/>
-      <w:r>
-        <w:rPr>
-          <w:rFonts w:ascii="Courier New" w:eastAsia="Courier New" w:hAnsi="Courier New" w:cs="Courier New"/>
-          <w:kern w:val="0"/>
-          <w:sz w:val="18"/>
-          <w:szCs w:val="18"/>
-          <w:lang w:eastAsia="en-NZ"/>
-          <w14:ligatures w14:val="none"/>
-        </w:rPr>
-        <w:t xml:space="preserve"> --bind 0.0.0.0:8000</w:t>
+        <w:t>File: backend/Procfile</w:t>
+      </w:r>
+    </w:p>
+    <w:p>
+      <w:pPr>
+        <w:shd w:val="clear" w:color="auto" w:fill="F5F5F5"/>
+        <w:spacing w:after="80" w:line="240" w:lineRule="auto"/>
+        <w:ind w:left="200" w:right="200"/>
+        <w:rPr>
+          <w:rFonts w:ascii="Arial" w:eastAsia="Arial" w:hAnsi="Arial" w:cs="Arial"/>
+          <w:kern w:val="0"/>
+          <w:sz w:val="20"/>
+          <w:szCs w:val="20"/>
+          <w:lang w:eastAsia="en-NZ"/>
+          <w14:ligatures w14:val="none"/>
+        </w:rPr>
+      </w:pPr>
+      <w:r>
+        <w:rPr>
+          <w:rFonts w:ascii="Courier New" w:eastAsia="Courier New" w:hAnsi="Courier New" w:cs="Courier New"/>
+          <w:kern w:val="0"/>
+          <w:sz w:val="18"/>
+          <w:szCs w:val="18"/>
+          <w:lang w:eastAsia="en-NZ"/>
+          <w14:ligatures w14:val="none"/>
+        </w:rPr>
+        <w:t>web: gunicorn -w 2 -k uvicorn.workers.UvicornWorker app.main:app --bind 0.0.0.0:8000</w:t>
       </w:r>
     </w:p>
     <w:p>
@@ -12124,196 +9715,85 @@
           <w:lang w:eastAsia="en-NZ"/>
           <w14:ligatures w14:val="none"/>
         </w:rPr>
-        <w:t>cd packages/</w:t>
-      </w:r>
-      <w:proofErr w:type="spellStart"/>
-      <w:r>
-        <w:rPr>
-          <w:rFonts w:ascii="Courier New" w:eastAsia="Courier New" w:hAnsi="Courier New" w:cs="Courier New"/>
-          <w:kern w:val="0"/>
-          <w:sz w:val="18"/>
-          <w:szCs w:val="18"/>
-          <w:lang w:eastAsia="en-NZ"/>
-          <w14:ligatures w14:val="none"/>
-        </w:rPr>
-        <w:t>auxein</w:t>
-      </w:r>
-      <w:proofErr w:type="spellEnd"/>
-      <w:r>
-        <w:rPr>
-          <w:rFonts w:ascii="Courier New" w:eastAsia="Courier New" w:hAnsi="Courier New" w:cs="Courier New"/>
-          <w:kern w:val="0"/>
-          <w:sz w:val="18"/>
-          <w:szCs w:val="18"/>
-          <w:lang w:eastAsia="en-NZ"/>
-          <w14:ligatures w14:val="none"/>
-        </w:rPr>
-        <w:t>-marketing</w:t>
-      </w:r>
-    </w:p>
-    <w:p>
-      <w:pPr>
-        <w:shd w:val="clear" w:color="auto" w:fill="F5F5F5"/>
-        <w:spacing w:after="80" w:line="240" w:lineRule="auto"/>
-        <w:ind w:left="200" w:right="200"/>
-        <w:rPr>
-          <w:rFonts w:ascii="Arial" w:eastAsia="Arial" w:hAnsi="Arial" w:cs="Arial"/>
-          <w:kern w:val="0"/>
-          <w:sz w:val="20"/>
-          <w:szCs w:val="20"/>
-          <w:lang w:eastAsia="en-NZ"/>
-          <w14:ligatures w14:val="none"/>
-        </w:rPr>
-      </w:pPr>
-      <w:proofErr w:type="gramStart"/>
-      <w:r>
-        <w:rPr>
-          <w:rFonts w:ascii="Courier New" w:eastAsia="Courier New" w:hAnsi="Courier New" w:cs="Courier New"/>
-          <w:kern w:val="0"/>
-          <w:sz w:val="18"/>
-          <w:szCs w:val="18"/>
-          <w:lang w:eastAsia="en-NZ"/>
-          <w14:ligatures w14:val="none"/>
-        </w:rPr>
-        <w:t>../..</w:t>
-      </w:r>
-      <w:proofErr w:type="gramEnd"/>
-      <w:r>
-        <w:rPr>
-          <w:rFonts w:ascii="Courier New" w:eastAsia="Courier New" w:hAnsi="Courier New" w:cs="Courier New"/>
-          <w:kern w:val="0"/>
-          <w:sz w:val="18"/>
-          <w:szCs w:val="18"/>
-          <w:lang w:eastAsia="en-NZ"/>
-          <w14:ligatures w14:val="none"/>
-        </w:rPr>
-        <w:t>/</w:t>
-      </w:r>
-      <w:proofErr w:type="spellStart"/>
-      <w:r>
-        <w:rPr>
-          <w:rFonts w:ascii="Courier New" w:eastAsia="Courier New" w:hAnsi="Courier New" w:cs="Courier New"/>
-          <w:kern w:val="0"/>
-          <w:sz w:val="18"/>
-          <w:szCs w:val="18"/>
-          <w:lang w:eastAsia="en-NZ"/>
-          <w14:ligatures w14:val="none"/>
-        </w:rPr>
-        <w:t>node_modules</w:t>
-      </w:r>
-      <w:proofErr w:type="spellEnd"/>
-      <w:r>
-        <w:rPr>
-          <w:rFonts w:ascii="Courier New" w:eastAsia="Courier New" w:hAnsi="Courier New" w:cs="Courier New"/>
-          <w:kern w:val="0"/>
-          <w:sz w:val="18"/>
-          <w:szCs w:val="18"/>
-          <w:lang w:eastAsia="en-NZ"/>
-          <w14:ligatures w14:val="none"/>
-        </w:rPr>
-        <w:t>/.bin/next build</w:t>
-      </w:r>
-    </w:p>
-    <w:p>
-      <w:pPr>
-        <w:shd w:val="clear" w:color="auto" w:fill="F5F5F5"/>
-        <w:spacing w:after="80" w:line="240" w:lineRule="auto"/>
-        <w:ind w:left="200" w:right="200"/>
-        <w:rPr>
-          <w:rFonts w:ascii="Arial" w:eastAsia="Arial" w:hAnsi="Arial" w:cs="Arial"/>
-          <w:kern w:val="0"/>
-          <w:sz w:val="20"/>
-          <w:szCs w:val="20"/>
-          <w:lang w:eastAsia="en-NZ"/>
-          <w14:ligatures w14:val="none"/>
-        </w:rPr>
-      </w:pPr>
-      <w:proofErr w:type="spellStart"/>
-      <w:r>
-        <w:rPr>
-          <w:rFonts w:ascii="Courier New" w:eastAsia="Courier New" w:hAnsi="Courier New" w:cs="Courier New"/>
-          <w:kern w:val="0"/>
-          <w:sz w:val="18"/>
-          <w:szCs w:val="18"/>
-          <w:lang w:eastAsia="en-NZ"/>
-          <w14:ligatures w14:val="none"/>
-        </w:rPr>
-        <w:t>aws</w:t>
-      </w:r>
-      <w:proofErr w:type="spellEnd"/>
-      <w:r>
-        <w:rPr>
-          <w:rFonts w:ascii="Courier New" w:eastAsia="Courier New" w:hAnsi="Courier New" w:cs="Courier New"/>
-          <w:kern w:val="0"/>
-          <w:sz w:val="18"/>
-          <w:szCs w:val="18"/>
-          <w:lang w:eastAsia="en-NZ"/>
-          <w14:ligatures w14:val="none"/>
-        </w:rPr>
-        <w:t xml:space="preserve"> s3 sync out/ s3://auxein-marketing-site/ --delete</w:t>
-      </w:r>
-    </w:p>
-    <w:p>
-      <w:pPr>
-        <w:shd w:val="clear" w:color="auto" w:fill="F5F5F5"/>
-        <w:spacing w:after="80" w:line="240" w:lineRule="auto"/>
-        <w:ind w:left="200" w:right="200"/>
-        <w:rPr>
-          <w:rFonts w:ascii="Arial" w:eastAsia="Arial" w:hAnsi="Arial" w:cs="Arial"/>
-          <w:kern w:val="0"/>
-          <w:sz w:val="20"/>
-          <w:szCs w:val="20"/>
-          <w:lang w:eastAsia="en-NZ"/>
-          <w14:ligatures w14:val="none"/>
-        </w:rPr>
-      </w:pPr>
-      <w:proofErr w:type="spellStart"/>
-      <w:r>
-        <w:rPr>
-          <w:rFonts w:ascii="Courier New" w:eastAsia="Courier New" w:hAnsi="Courier New" w:cs="Courier New"/>
-          <w:kern w:val="0"/>
-          <w:sz w:val="18"/>
-          <w:szCs w:val="18"/>
-          <w:lang w:eastAsia="en-NZ"/>
-          <w14:ligatures w14:val="none"/>
-        </w:rPr>
-        <w:t>aws</w:t>
-      </w:r>
-      <w:proofErr w:type="spellEnd"/>
-      <w:r>
-        <w:rPr>
-          <w:rFonts w:ascii="Courier New" w:eastAsia="Courier New" w:hAnsi="Courier New" w:cs="Courier New"/>
-          <w:kern w:val="0"/>
-          <w:sz w:val="18"/>
-          <w:szCs w:val="18"/>
-          <w:lang w:eastAsia="en-NZ"/>
-          <w14:ligatures w14:val="none"/>
-        </w:rPr>
-        <w:t xml:space="preserve"> </w:t>
-      </w:r>
-      <w:proofErr w:type="spellStart"/>
-      <w:r>
-        <w:rPr>
-          <w:rFonts w:ascii="Courier New" w:eastAsia="Courier New" w:hAnsi="Courier New" w:cs="Courier New"/>
-          <w:kern w:val="0"/>
-          <w:sz w:val="18"/>
-          <w:szCs w:val="18"/>
-          <w:lang w:eastAsia="en-NZ"/>
-          <w14:ligatures w14:val="none"/>
-        </w:rPr>
-        <w:t>cloudfront</w:t>
-      </w:r>
-      <w:proofErr w:type="spellEnd"/>
-      <w:r>
-        <w:rPr>
-          <w:rFonts w:ascii="Courier New" w:eastAsia="Courier New" w:hAnsi="Courier New" w:cs="Courier New"/>
-          <w:kern w:val="0"/>
-          <w:sz w:val="18"/>
-          <w:szCs w:val="18"/>
-          <w:lang w:eastAsia="en-NZ"/>
-          <w14:ligatures w14:val="none"/>
-        </w:rPr>
-        <w:t xml:space="preserve"> create-invalidation --distribution-id E104EI45ZHSPLU --paths "/*"</w:t>
+        <w:t>cd packages/auxein-marketing</w:t>
+      </w:r>
+    </w:p>
+    <w:p>
+      <w:pPr>
+        <w:shd w:val="clear" w:color="auto" w:fill="F5F5F5"/>
+        <w:spacing w:after="80" w:line="240" w:lineRule="auto"/>
+        <w:ind w:left="200" w:right="200"/>
+        <w:rPr>
+          <w:rFonts w:ascii="Arial" w:eastAsia="Arial" w:hAnsi="Arial" w:cs="Arial"/>
+          <w:kern w:val="0"/>
+          <w:sz w:val="20"/>
+          <w:szCs w:val="20"/>
+          <w:lang w:eastAsia="en-NZ"/>
+          <w14:ligatures w14:val="none"/>
+        </w:rPr>
+      </w:pPr>
+      <w:r>
+        <w:rPr>
+          <w:rFonts w:ascii="Courier New" w:eastAsia="Courier New" w:hAnsi="Courier New" w:cs="Courier New"/>
+          <w:kern w:val="0"/>
+          <w:sz w:val="18"/>
+          <w:szCs w:val="18"/>
+          <w:lang w:eastAsia="en-NZ"/>
+          <w14:ligatures w14:val="none"/>
+        </w:rPr>
+        <w:t>../../node_modules/.bin/next build</w:t>
+      </w:r>
+    </w:p>
+    <w:p>
+      <w:pPr>
+        <w:shd w:val="clear" w:color="auto" w:fill="F5F5F5"/>
+        <w:spacing w:after="80" w:line="240" w:lineRule="auto"/>
+        <w:ind w:left="200" w:right="200"/>
+        <w:rPr>
+          <w:rFonts w:ascii="Arial" w:eastAsia="Arial" w:hAnsi="Arial" w:cs="Arial"/>
+          <w:kern w:val="0"/>
+          <w:sz w:val="20"/>
+          <w:szCs w:val="20"/>
+          <w:lang w:eastAsia="en-NZ"/>
+          <w14:ligatures w14:val="none"/>
+        </w:rPr>
+      </w:pPr>
+      <w:r>
+        <w:rPr>
+          <w:rFonts w:ascii="Courier New" w:eastAsia="Courier New" w:hAnsi="Courier New" w:cs="Courier New"/>
+          <w:kern w:val="0"/>
+          <w:sz w:val="18"/>
+          <w:szCs w:val="18"/>
+          <w:lang w:eastAsia="en-NZ"/>
+          <w14:ligatures w14:val="none"/>
+        </w:rPr>
+        <w:t>aws s3 sync out/ s3://auxein-marketing-site/ --delete</w:t>
+      </w:r>
+    </w:p>
+    <w:p>
+      <w:pPr>
+        <w:shd w:val="clear" w:color="auto" w:fill="F5F5F5"/>
+        <w:spacing w:after="80" w:line="240" w:lineRule="auto"/>
+        <w:ind w:left="200" w:right="200"/>
+        <w:rPr>
+          <w:rFonts w:ascii="Arial" w:eastAsia="Arial" w:hAnsi="Arial" w:cs="Arial"/>
+          <w:kern w:val="0"/>
+          <w:sz w:val="20"/>
+          <w:szCs w:val="20"/>
+          <w:lang w:eastAsia="en-NZ"/>
+          <w14:ligatures w14:val="none"/>
+        </w:rPr>
+      </w:pPr>
+      <w:r>
+        <w:rPr>
+          <w:rFonts w:ascii="Courier New" w:eastAsia="Courier New" w:hAnsi="Courier New" w:cs="Courier New"/>
+          <w:kern w:val="0"/>
+          <w:sz w:val="18"/>
+          <w:szCs w:val="18"/>
+          <w:lang w:eastAsia="en-NZ"/>
+          <w14:ligatures w14:val="none"/>
+        </w:rPr>
+        <w:t>aws cloudfront create-invalidation --distribution-id E104EI45ZHSPLU --paths "/*"</w:t>
       </w:r>
     </w:p>
     <w:p>
@@ -12368,94 +9848,33 @@
           <w:lang w:eastAsia="en-NZ"/>
           <w14:ligatures w14:val="none"/>
         </w:rPr>
-        <w:t>cd packages/</w:t>
-      </w:r>
-      <w:proofErr w:type="spellStart"/>
-      <w:r>
-        <w:rPr>
-          <w:rFonts w:ascii="Courier New" w:eastAsia="Courier New" w:hAnsi="Courier New" w:cs="Courier New"/>
-          <w:kern w:val="0"/>
-          <w:sz w:val="18"/>
-          <w:szCs w:val="18"/>
-          <w:lang w:eastAsia="en-NZ"/>
-          <w14:ligatures w14:val="none"/>
-        </w:rPr>
-        <w:t>auxein</w:t>
-      </w:r>
-      <w:proofErr w:type="spellEnd"/>
-      <w:r>
-        <w:rPr>
-          <w:rFonts w:ascii="Courier New" w:eastAsia="Courier New" w:hAnsi="Courier New" w:cs="Courier New"/>
-          <w:kern w:val="0"/>
-          <w:sz w:val="18"/>
-          <w:szCs w:val="18"/>
-          <w:lang w:eastAsia="en-NZ"/>
-          <w14:ligatures w14:val="none"/>
-        </w:rPr>
-        <w:t>-marketing</w:t>
-      </w:r>
-    </w:p>
-    <w:p>
-      <w:pPr>
-        <w:shd w:val="clear" w:color="auto" w:fill="F5F5F5"/>
-        <w:spacing w:after="80" w:line="240" w:lineRule="auto"/>
-        <w:ind w:left="200" w:right="200"/>
-        <w:rPr>
-          <w:rFonts w:ascii="Arial" w:eastAsia="Arial" w:hAnsi="Arial" w:cs="Arial"/>
-          <w:kern w:val="0"/>
-          <w:sz w:val="20"/>
-          <w:szCs w:val="20"/>
-          <w:lang w:eastAsia="en-NZ"/>
-          <w14:ligatures w14:val="none"/>
-        </w:rPr>
-      </w:pPr>
-      <w:proofErr w:type="gramStart"/>
-      <w:r>
-        <w:rPr>
-          <w:rFonts w:ascii="Courier New" w:eastAsia="Courier New" w:hAnsi="Courier New" w:cs="Courier New"/>
-          <w:kern w:val="0"/>
-          <w:sz w:val="18"/>
-          <w:szCs w:val="18"/>
-          <w:lang w:eastAsia="en-NZ"/>
-          <w14:ligatures w14:val="none"/>
-        </w:rPr>
-        <w:t>../..</w:t>
-      </w:r>
-      <w:proofErr w:type="gramEnd"/>
-      <w:r>
-        <w:rPr>
-          <w:rFonts w:ascii="Courier New" w:eastAsia="Courier New" w:hAnsi="Courier New" w:cs="Courier New"/>
-          <w:kern w:val="0"/>
-          <w:sz w:val="18"/>
-          <w:szCs w:val="18"/>
-          <w:lang w:eastAsia="en-NZ"/>
-          <w14:ligatures w14:val="none"/>
-        </w:rPr>
-        <w:t>/</w:t>
-      </w:r>
-      <w:proofErr w:type="spellStart"/>
-      <w:r>
-        <w:rPr>
-          <w:rFonts w:ascii="Courier New" w:eastAsia="Courier New" w:hAnsi="Courier New" w:cs="Courier New"/>
-          <w:kern w:val="0"/>
-          <w:sz w:val="18"/>
-          <w:szCs w:val="18"/>
-          <w:lang w:eastAsia="en-NZ"/>
-          <w14:ligatures w14:val="none"/>
-        </w:rPr>
-        <w:t>node_modules</w:t>
-      </w:r>
-      <w:proofErr w:type="spellEnd"/>
-      <w:r>
-        <w:rPr>
-          <w:rFonts w:ascii="Courier New" w:eastAsia="Courier New" w:hAnsi="Courier New" w:cs="Courier New"/>
-          <w:kern w:val="0"/>
-          <w:sz w:val="18"/>
-          <w:szCs w:val="18"/>
-          <w:lang w:eastAsia="en-NZ"/>
-          <w14:ligatures w14:val="none"/>
-        </w:rPr>
-        <w:t>/.bin/next dev</w:t>
+        <w:t>cd packages/auxein-marketing</w:t>
+      </w:r>
+    </w:p>
+    <w:p>
+      <w:pPr>
+        <w:shd w:val="clear" w:color="auto" w:fill="F5F5F5"/>
+        <w:spacing w:after="80" w:line="240" w:lineRule="auto"/>
+        <w:ind w:left="200" w:right="200"/>
+        <w:rPr>
+          <w:rFonts w:ascii="Arial" w:eastAsia="Arial" w:hAnsi="Arial" w:cs="Arial"/>
+          <w:kern w:val="0"/>
+          <w:sz w:val="20"/>
+          <w:szCs w:val="20"/>
+          <w:lang w:eastAsia="en-NZ"/>
+          <w14:ligatures w14:val="none"/>
+        </w:rPr>
+      </w:pPr>
+      <w:r>
+        <w:rPr>
+          <w:rFonts w:ascii="Courier New" w:eastAsia="Courier New" w:hAnsi="Courier New" w:cs="Courier New"/>
+          <w:kern w:val="0"/>
+          <w:sz w:val="18"/>
+          <w:szCs w:val="18"/>
+          <w:lang w:eastAsia="en-NZ"/>
+          <w14:ligatures w14:val="none"/>
+        </w:rPr>
+        <w:t>../../node_modules/.bin/next dev</w:t>
       </w:r>
     </w:p>
     <w:p>
@@ -12563,82 +9982,33 @@
           <w:lang w:eastAsia="en-NZ"/>
           <w14:ligatures w14:val="none"/>
         </w:rPr>
-        <w:t xml:space="preserve">From the project Root, First initiate a Branch on the </w:t>
-      </w:r>
-      <w:proofErr w:type="spellStart"/>
-      <w:r>
-        <w:rPr>
-          <w:rFonts w:ascii="Arial" w:eastAsia="Arial" w:hAnsi="Arial" w:cs="Arial"/>
-          <w:kern w:val="0"/>
-          <w:sz w:val="20"/>
-          <w:szCs w:val="20"/>
-          <w:lang w:eastAsia="en-NZ"/>
-          <w14:ligatures w14:val="none"/>
-        </w:rPr>
-        <w:t>Git</w:t>
-      </w:r>
-      <w:proofErr w:type="spellEnd"/>
-      <w:r>
-        <w:rPr>
-          <w:rFonts w:ascii="Arial" w:eastAsia="Arial" w:hAnsi="Arial" w:cs="Arial"/>
-          <w:kern w:val="0"/>
-          <w:sz w:val="20"/>
-          <w:szCs w:val="20"/>
-          <w:lang w:eastAsia="en-NZ"/>
-          <w14:ligatures w14:val="none"/>
-        </w:rPr>
-        <w:t xml:space="preserve"> Repo, then:</w:t>
-      </w:r>
-    </w:p>
-    <w:p>
-      <w:pPr>
-        <w:rPr>
-          <w:rFonts w:ascii="Courier New" w:eastAsia="Courier New" w:hAnsi="Courier New" w:cs="Courier New"/>
-          <w:kern w:val="0"/>
-          <w:sz w:val="18"/>
-          <w:szCs w:val="18"/>
-          <w:lang w:eastAsia="en-NZ"/>
-          <w14:ligatures w14:val="none"/>
-        </w:rPr>
-      </w:pPr>
-      <w:r>
-        <w:rPr>
-          <w:rFonts w:ascii="Courier New" w:eastAsia="Courier New" w:hAnsi="Courier New" w:cs="Courier New"/>
-          <w:kern w:val="0"/>
-          <w:sz w:val="18"/>
-          <w:szCs w:val="18"/>
-          <w:lang w:eastAsia="en-NZ"/>
-          <w14:ligatures w14:val="none"/>
-        </w:rPr>
-        <w:t>export CLAUDE_CODE_GIT_BASH_PATH="A:\\Auxein App\\Git\\</w:t>
-      </w:r>
-      <w:proofErr w:type="spellStart"/>
-      <w:r>
-        <w:rPr>
-          <w:rFonts w:ascii="Courier New" w:eastAsia="Courier New" w:hAnsi="Courier New" w:cs="Courier New"/>
-          <w:kern w:val="0"/>
-          <w:sz w:val="18"/>
-          <w:szCs w:val="18"/>
-          <w:lang w:eastAsia="en-NZ"/>
-          <w14:ligatures w14:val="none"/>
-        </w:rPr>
-        <w:t>usr</w:t>
-      </w:r>
-      <w:proofErr w:type="spellEnd"/>
-      <w:r>
-        <w:rPr>
-          <w:rFonts w:ascii="Courier New" w:eastAsia="Courier New" w:hAnsi="Courier New" w:cs="Courier New"/>
-          <w:kern w:val="0"/>
-          <w:sz w:val="18"/>
-          <w:szCs w:val="18"/>
-          <w:lang w:eastAsia="en-NZ"/>
-          <w14:ligatures w14:val="none"/>
-        </w:rPr>
-        <w:t>\\bin\\bash.exe"</w:t>
-      </w:r>
-    </w:p>
-    <w:p>
-      <w:proofErr w:type="spellStart"/>
+        <w:t>From the project Root, First initiate a Branch on the Git Repo, then:</w:t>
+      </w:r>
+    </w:p>
+    <w:p>
+      <w:pPr>
+        <w:rPr>
+          <w:rFonts w:ascii="Courier New" w:eastAsia="Courier New" w:hAnsi="Courier New" w:cs="Courier New"/>
+          <w:kern w:val="0"/>
+          <w:sz w:val="18"/>
+          <w:szCs w:val="18"/>
+          <w:lang w:eastAsia="en-NZ"/>
+          <w14:ligatures w14:val="none"/>
+        </w:rPr>
+      </w:pPr>
+      <w:r>
+        <w:rPr>
+          <w:rFonts w:ascii="Courier New" w:eastAsia="Courier New" w:hAnsi="Courier New" w:cs="Courier New"/>
+          <w:kern w:val="0"/>
+          <w:sz w:val="18"/>
+          <w:szCs w:val="18"/>
+          <w:lang w:eastAsia="en-NZ"/>
+          <w14:ligatures w14:val="none"/>
+        </w:rPr>
+        <w:t>export CLAUDE_CODE_GIT_BASH_PATH="A:\\Auxein App\\Git\\usr\\bin\\bash.exe"</w:t>
+      </w:r>
+    </w:p>
+    <w:p>
       <w:r>
         <w:rPr>
           <w:rFonts w:ascii="Courier New" w:eastAsia="Courier New" w:hAnsi="Courier New" w:cs="Courier New"/>
@@ -12650,7 +10020,6 @@
         </w:rPr>
         <w:t>claude</w:t>
       </w:r>
-      <w:proofErr w:type="spellEnd"/>
     </w:p>
     <w:sectPr>
       <w:pgSz w:w="11906" w:h="16838"/>
@@ -13444,6 +10813,7 @@
   <w:style w:type="character" w:default="1" w:styleId="DefaultParagraphFont">
     <w:name w:val="Default Paragraph Font"/>
     <w:uiPriority w:val="1"/>
+    <w:semiHidden/>
     <w:unhideWhenUsed/>
   </w:style>
   <w:style w:type="table" w:default="1" w:styleId="TableNormal">

--- a/docs/Auxein Inisghts Deployment Workflow V1.0.docx
+++ b/docs/Auxein Inisghts Deployment Workflow V1.0.docx
@@ -12958,7 +12958,21 @@
         <w:rPr>
           <w:lang w:eastAsia="en-NZ"/>
         </w:rPr>
-        <w:t>Version is set in packages/mobile/</w:t>
+        <w:t xml:space="preserve">Two independent numbers, set </w:t>
+      </w:r>
+      <w:r>
+        <w:rPr>
+          <w:b/>
+          <w:bCs/>
+          <w:lang w:eastAsia="en-NZ"/>
+        </w:rPr>
+        <w:t>**locally**</w:t>
+      </w:r>
+      <w:r>
+        <w:rPr>
+          <w:lang w:eastAsia="en-NZ"/>
+        </w:rPr>
+        <w:t xml:space="preserve"> in `packages/mobile/</w:t>
       </w:r>
       <w:proofErr w:type="spellStart"/>
       <w:r>
@@ -12972,21 +12986,81 @@
         <w:rPr>
           <w:lang w:eastAsia="en-NZ"/>
         </w:rPr>
-        <w:t xml:space="preserve"> (</w:t>
+        <w:t>` and tracked in git (`</w:t>
       </w:r>
       <w:proofErr w:type="spellStart"/>
       <w:r>
         <w:rPr>
           <w:lang w:eastAsia="en-NZ"/>
         </w:rPr>
+        <w:t>appVersionSource</w:t>
+      </w:r>
+      <w:proofErr w:type="spellEnd"/>
+      <w:r>
+        <w:rPr>
+          <w:lang w:eastAsia="en-NZ"/>
+        </w:rPr>
+        <w:t>: "local"` in `</w:t>
+      </w:r>
+      <w:proofErr w:type="spellStart"/>
+      <w:r>
+        <w:rPr>
+          <w:lang w:eastAsia="en-NZ"/>
+        </w:rPr>
+        <w:t>eas.json</w:t>
+      </w:r>
+      <w:proofErr w:type="spellEnd"/>
+      <w:r>
+        <w:rPr>
+          <w:lang w:eastAsia="en-NZ"/>
+        </w:rPr>
+        <w:t>`):</w:t>
+      </w:r>
+    </w:p>
+    <w:p>
+      <w:pPr>
+        <w:ind w:left="720"/>
+        <w:rPr>
+          <w:lang w:eastAsia="en-NZ"/>
+        </w:rPr>
+      </w:pPr>
+      <w:r>
+        <w:rPr>
+          <w:lang w:eastAsia="en-NZ"/>
+        </w:rPr>
+        <w:t xml:space="preserve">- </w:t>
+      </w:r>
+      <w:r>
+        <w:rPr>
+          <w:b/>
+          <w:bCs/>
+          <w:lang w:eastAsia="en-NZ"/>
+        </w:rPr>
+        <w:t>**`</w:t>
+      </w:r>
+      <w:proofErr w:type="spellStart"/>
+      <w:r>
+        <w:rPr>
+          <w:b/>
+          <w:bCs/>
+          <w:lang w:eastAsia="en-NZ"/>
+        </w:rPr>
         <w:t>expo.version</w:t>
       </w:r>
       <w:proofErr w:type="spellEnd"/>
       <w:r>
         <w:rPr>
-          <w:lang w:eastAsia="en-NZ"/>
-        </w:rPr>
-        <w:t xml:space="preserve">, </w:t>
+          <w:b/>
+          <w:bCs/>
+          <w:lang w:eastAsia="en-NZ"/>
+        </w:rPr>
+        <w:t>`**</w:t>
+      </w:r>
+      <w:r>
+        <w:rPr>
+          <w:lang w:eastAsia="en-NZ"/>
+        </w:rPr>
+        <w:t xml:space="preserve"> — marketing </w:t>
       </w:r>
       <w:proofErr w:type="spellStart"/>
       <w:r>
@@ -13000,25 +13074,762 @@
         <w:rPr>
           <w:lang w:eastAsia="en-NZ"/>
         </w:rPr>
-        <w:t xml:space="preserve">). </w:t>
+        <w:t xml:space="preserve"> (MAJOR.MINOR.PATCH), shown on the store listing. Bumped </w:t>
+      </w:r>
+      <w:r>
+        <w:rPr>
+          <w:b/>
+          <w:bCs/>
+          <w:lang w:eastAsia="en-NZ"/>
+        </w:rPr>
+        <w:t>**deliberately per release**</w:t>
+      </w:r>
+      <w:r>
+        <w:rPr>
+          <w:lang w:eastAsia="en-NZ"/>
+        </w:rPr>
+        <w:t>, not per build.</w:t>
+      </w:r>
+    </w:p>
+    <w:p>
+      <w:pPr>
+        <w:ind w:left="720"/>
+        <w:rPr>
+          <w:lang w:eastAsia="en-NZ"/>
+        </w:rPr>
+      </w:pPr>
+      <w:r>
+        <w:rPr>
+          <w:lang w:eastAsia="en-NZ"/>
+        </w:rPr>
+        <w:t xml:space="preserve">- </w:t>
+      </w:r>
+      <w:r>
+        <w:rPr>
+          <w:b/>
+          <w:bCs/>
+          <w:lang w:eastAsia="en-NZ"/>
+        </w:rPr>
+        <w:t>**`</w:t>
       </w:r>
       <w:proofErr w:type="spellStart"/>
       <w:r>
         <w:rPr>
-          <w:lang w:eastAsia="en-NZ"/>
-        </w:rPr>
-        <w:t>versionCode</w:t>
+          <w:b/>
+          <w:bCs/>
+          <w:lang w:eastAsia="en-NZ"/>
+        </w:rPr>
+        <w:t>ios.buildNumber</w:t>
       </w:r>
       <w:proofErr w:type="spellEnd"/>
       <w:r>
         <w:rPr>
-          <w:lang w:eastAsia="en-NZ"/>
-        </w:rPr>
-        <w:t xml:space="preserve"> (Android) and </w:t>
+          <w:b/>
+          <w:bCs/>
+          <w:lang w:eastAsia="en-NZ"/>
+        </w:rPr>
+        <w:t>`**</w:t>
+      </w:r>
+      <w:r>
+        <w:rPr>
+          <w:lang w:eastAsia="en-NZ"/>
+        </w:rPr>
+        <w:t xml:space="preserve"> (string) and </w:t>
+      </w:r>
+      <w:r>
+        <w:rPr>
+          <w:b/>
+          <w:bCs/>
+          <w:lang w:eastAsia="en-NZ"/>
+        </w:rPr>
+        <w:t>**`</w:t>
       </w:r>
       <w:proofErr w:type="spellStart"/>
       <w:r>
         <w:rPr>
+          <w:b/>
+          <w:bCs/>
+          <w:lang w:eastAsia="en-NZ"/>
+        </w:rPr>
+        <w:t>android.versionCode</w:t>
+      </w:r>
+      <w:proofErr w:type="spellEnd"/>
+      <w:r>
+        <w:rPr>
+          <w:b/>
+          <w:bCs/>
+          <w:lang w:eastAsia="en-NZ"/>
+        </w:rPr>
+        <w:t>`**</w:t>
+      </w:r>
+      <w:r>
+        <w:rPr>
+          <w:lang w:eastAsia="en-NZ"/>
+        </w:rPr>
+        <w:t xml:space="preserve"> (integer) — the per-upload build counter. Kept in </w:t>
+      </w:r>
+      <w:r>
+        <w:rPr>
+          <w:b/>
+          <w:bCs/>
+          <w:lang w:eastAsia="en-NZ"/>
+        </w:rPr>
+        <w:t>**lockstep**</w:t>
+      </w:r>
+      <w:r>
+        <w:rPr>
+          <w:lang w:eastAsia="en-NZ"/>
+        </w:rPr>
+        <w:t xml:space="preserve"> (the same integer) and incremented on </w:t>
+      </w:r>
+      <w:r>
+        <w:rPr>
+          <w:b/>
+          <w:bCs/>
+          <w:lang w:eastAsia="en-NZ"/>
+        </w:rPr>
+        <w:t>**every**</w:t>
+      </w:r>
+      <w:r>
+        <w:rPr>
+          <w:lang w:eastAsia="en-NZ"/>
+        </w:rPr>
+        <w:t xml:space="preserve"> build. Never reused.</w:t>
+      </w:r>
+    </w:p>
+    <w:p>
+      <w:pPr>
+        <w:rPr>
+          <w:lang w:eastAsia="en-NZ"/>
+        </w:rPr>
+      </w:pPr>
+      <w:r>
+        <w:rPr>
+          <w:lang w:eastAsia="en-NZ"/>
+        </w:rPr>
+        <w:t>Why local rather than remote: the build number lives in the repo, pinned to the commit that produced the build. There is no invisible EAS server counter that can drift out of sync with the stores — that drift was the cause of the duplicate-build-number rejection (`build number N already used`).</w:t>
+      </w:r>
+    </w:p>
+    <w:p>
+      <w:pPr>
+        <w:pStyle w:val="Heading4"/>
+        <w:rPr>
+          <w:lang w:eastAsia="en-NZ"/>
+        </w:rPr>
+      </w:pPr>
+      <w:r>
+        <w:rPr>
+          <w:lang w:eastAsia="en-NZ"/>
+        </w:rPr>
+        <w:t>Bu</w:t>
+      </w:r>
+      <w:r>
+        <w:rPr>
+          <w:lang w:eastAsia="en-NZ"/>
+        </w:rPr>
+        <w:t>mp before every build:</w:t>
+      </w:r>
+    </w:p>
+    <w:tbl>
+      <w:tblPr>
+        <w:tblStyle w:val="TableGrid"/>
+        <w:tblW w:w="0" w:type="auto"/>
+        <w:tblLook w:val="04A0" w:firstRow="1" w:lastRow="0" w:firstColumn="1" w:lastColumn="0" w:noHBand="0" w:noVBand="1"/>
+      </w:tblPr>
+      <w:tblGrid>
+        <w:gridCol w:w="2405"/>
+        <w:gridCol w:w="6611"/>
+      </w:tblGrid>
+      <w:tr>
+        <w:tc>
+          <w:tcPr>
+            <w:tcW w:w="2405" w:type="dxa"/>
+          </w:tcPr>
+          <w:p>
+            <w:pPr>
+              <w:rPr>
+                <w:lang w:eastAsia="en-NZ"/>
+              </w:rPr>
+            </w:pPr>
+            <w:r>
+              <w:rPr>
+                <w:lang w:eastAsia="en-NZ"/>
+              </w:rPr>
+              <w:t>Command</w:t>
+            </w:r>
+          </w:p>
+        </w:tc>
+        <w:tc>
+          <w:tcPr>
+            <w:tcW w:w="6611" w:type="dxa"/>
+          </w:tcPr>
+          <w:p>
+            <w:pPr>
+              <w:rPr>
+                <w:lang w:eastAsia="en-NZ"/>
+              </w:rPr>
+            </w:pPr>
+            <w:r>
+              <w:rPr>
+                <w:lang w:eastAsia="en-NZ"/>
+              </w:rPr>
+              <w:t>Effect</w:t>
+            </w:r>
+          </w:p>
+        </w:tc>
+      </w:tr>
+      <w:tr>
+        <w:tc>
+          <w:tcPr>
+            <w:tcW w:w="2405" w:type="dxa"/>
+          </w:tcPr>
+          <w:p>
+            <w:pPr>
+              <w:rPr>
+                <w:lang w:eastAsia="en-NZ"/>
+              </w:rPr>
+            </w:pPr>
+            <w:proofErr w:type="spellStart"/>
+            <w:r>
+              <w:rPr>
+                <w:lang w:eastAsia="en-NZ"/>
+              </w:rPr>
+              <w:t>npm</w:t>
+            </w:r>
+            <w:proofErr w:type="spellEnd"/>
+            <w:r>
+              <w:rPr>
+                <w:lang w:eastAsia="en-NZ"/>
+              </w:rPr>
+              <w:t xml:space="preserve"> run </w:t>
+            </w:r>
+            <w:proofErr w:type="spellStart"/>
+            <w:r>
+              <w:rPr>
+                <w:lang w:eastAsia="en-NZ"/>
+              </w:rPr>
+              <w:t>bump:build</w:t>
+            </w:r>
+            <w:proofErr w:type="spellEnd"/>
+          </w:p>
+        </w:tc>
+        <w:tc>
+          <w:tcPr>
+            <w:tcW w:w="6611" w:type="dxa"/>
+          </w:tcPr>
+          <w:p>
+            <w:pPr>
+              <w:rPr>
+                <w:lang w:eastAsia="en-NZ"/>
+              </w:rPr>
+            </w:pPr>
+            <w:r>
+              <w:rPr>
+                <w:lang w:eastAsia="en-NZ"/>
+              </w:rPr>
+              <w:t>+1 build number only (same release, new build) — most common</w:t>
+            </w:r>
+          </w:p>
+        </w:tc>
+      </w:tr>
+      <w:tr>
+        <w:tc>
+          <w:tcPr>
+            <w:tcW w:w="2405" w:type="dxa"/>
+          </w:tcPr>
+          <w:p>
+            <w:pPr>
+              <w:rPr>
+                <w:lang w:eastAsia="en-NZ"/>
+              </w:rPr>
+            </w:pPr>
+            <w:proofErr w:type="spellStart"/>
+            <w:r>
+              <w:rPr>
+                <w:lang w:eastAsia="en-NZ"/>
+              </w:rPr>
+              <w:t>npm</w:t>
+            </w:r>
+            <w:proofErr w:type="spellEnd"/>
+            <w:r>
+              <w:rPr>
+                <w:lang w:eastAsia="en-NZ"/>
+              </w:rPr>
+              <w:t xml:space="preserve"> run </w:t>
+            </w:r>
+            <w:proofErr w:type="spellStart"/>
+            <w:r>
+              <w:rPr>
+                <w:lang w:eastAsia="en-NZ"/>
+              </w:rPr>
+              <w:t>bump:patch</w:t>
+            </w:r>
+            <w:proofErr w:type="spellEnd"/>
+          </w:p>
+        </w:tc>
+        <w:tc>
+          <w:tcPr>
+            <w:tcW w:w="6611" w:type="dxa"/>
+          </w:tcPr>
+          <w:p>
+            <w:pPr>
+              <w:rPr>
+                <w:lang w:eastAsia="en-NZ"/>
+              </w:rPr>
+            </w:pPr>
+            <w:r>
+              <w:rPr>
+                <w:lang w:eastAsia="en-NZ"/>
+              </w:rPr>
+              <w:t>+1 build AND 0.1.1 → 0.1.2 (bugfix release)</w:t>
+            </w:r>
+          </w:p>
+        </w:tc>
+      </w:tr>
+      <w:tr>
+        <w:tc>
+          <w:tcPr>
+            <w:tcW w:w="2405" w:type="dxa"/>
+          </w:tcPr>
+          <w:p>
+            <w:pPr>
+              <w:rPr>
+                <w:lang w:eastAsia="en-NZ"/>
+              </w:rPr>
+            </w:pPr>
+            <w:proofErr w:type="spellStart"/>
+            <w:r>
+              <w:rPr>
+                <w:lang w:eastAsia="en-NZ"/>
+              </w:rPr>
+              <w:t>npm</w:t>
+            </w:r>
+            <w:proofErr w:type="spellEnd"/>
+            <w:r>
+              <w:rPr>
+                <w:lang w:eastAsia="en-NZ"/>
+              </w:rPr>
+              <w:t xml:space="preserve"> run </w:t>
+            </w:r>
+            <w:proofErr w:type="spellStart"/>
+            <w:r>
+              <w:rPr>
+                <w:lang w:eastAsia="en-NZ"/>
+              </w:rPr>
+              <w:t>bump:minor</w:t>
+            </w:r>
+            <w:proofErr w:type="spellEnd"/>
+          </w:p>
+        </w:tc>
+        <w:tc>
+          <w:tcPr>
+            <w:tcW w:w="6611" w:type="dxa"/>
+          </w:tcPr>
+          <w:p>
+            <w:pPr>
+              <w:rPr>
+                <w:lang w:eastAsia="en-NZ"/>
+              </w:rPr>
+            </w:pPr>
+            <w:r>
+              <w:rPr>
+                <w:lang w:eastAsia="en-NZ"/>
+              </w:rPr>
+              <w:t>+1 build AND 0.1.1 → 0.2.0 (feature release)</w:t>
+            </w:r>
+          </w:p>
+        </w:tc>
+      </w:tr>
+      <w:tr>
+        <w:tc>
+          <w:tcPr>
+            <w:tcW w:w="2405" w:type="dxa"/>
+          </w:tcPr>
+          <w:p>
+            <w:pPr>
+              <w:rPr>
+                <w:lang w:eastAsia="en-NZ"/>
+              </w:rPr>
+            </w:pPr>
+            <w:proofErr w:type="spellStart"/>
+            <w:r>
+              <w:rPr>
+                <w:lang w:eastAsia="en-NZ"/>
+              </w:rPr>
+              <w:t>npm</w:t>
+            </w:r>
+            <w:proofErr w:type="spellEnd"/>
+            <w:r>
+              <w:rPr>
+                <w:lang w:eastAsia="en-NZ"/>
+              </w:rPr>
+              <w:t xml:space="preserve"> run </w:t>
+            </w:r>
+            <w:proofErr w:type="spellStart"/>
+            <w:r>
+              <w:rPr>
+                <w:lang w:eastAsia="en-NZ"/>
+              </w:rPr>
+              <w:t>bump:major</w:t>
+            </w:r>
+            <w:proofErr w:type="spellEnd"/>
+          </w:p>
+        </w:tc>
+        <w:tc>
+          <w:tcPr>
+            <w:tcW w:w="6611" w:type="dxa"/>
+          </w:tcPr>
+          <w:p>
+            <w:pPr>
+              <w:rPr>
+                <w:lang w:eastAsia="en-NZ"/>
+              </w:rPr>
+            </w:pPr>
+            <w:r>
+              <w:rPr>
+                <w:lang w:eastAsia="en-NZ"/>
+              </w:rPr>
+              <w:t>+1 build AND → 1.0.0</w:t>
+            </w:r>
+          </w:p>
+        </w:tc>
+      </w:tr>
+      <w:tr>
+        <w:tc>
+          <w:tcPr>
+            <w:tcW w:w="2405" w:type="dxa"/>
+          </w:tcPr>
+          <w:p>
+            <w:pPr>
+              <w:rPr>
+                <w:lang w:eastAsia="en-NZ"/>
+              </w:rPr>
+            </w:pPr>
+            <w:proofErr w:type="spellStart"/>
+            <w:r>
+              <w:rPr>
+                <w:lang w:eastAsia="en-NZ"/>
+              </w:rPr>
+              <w:t>npm</w:t>
+            </w:r>
+            <w:proofErr w:type="spellEnd"/>
+            <w:r>
+              <w:rPr>
+                <w:lang w:eastAsia="en-NZ"/>
+              </w:rPr>
+              <w:t xml:space="preserve"> run </w:t>
+            </w:r>
+            <w:proofErr w:type="spellStart"/>
+            <w:r>
+              <w:rPr>
+                <w:lang w:eastAsia="en-NZ"/>
+              </w:rPr>
+              <w:t>version:show</w:t>
+            </w:r>
+            <w:proofErr w:type="spellEnd"/>
+          </w:p>
+        </w:tc>
+        <w:tc>
+          <w:tcPr>
+            <w:tcW w:w="6611" w:type="dxa"/>
+          </w:tcPr>
+          <w:p>
+            <w:pPr>
+              <w:rPr>
+                <w:lang w:eastAsia="en-NZ"/>
+              </w:rPr>
+            </w:pPr>
+            <w:r>
+              <w:rPr>
+                <w:lang w:eastAsia="en-NZ"/>
+              </w:rPr>
+              <w:t>print current numbers, change nothing</w:t>
+            </w:r>
+          </w:p>
+        </w:tc>
+      </w:tr>
+      <w:tr>
+        <w:tc>
+          <w:tcPr>
+            <w:tcW w:w="2405" w:type="dxa"/>
+          </w:tcPr>
+          <w:p>
+            <w:pPr>
+              <w:rPr>
+                <w:lang w:eastAsia="en-NZ"/>
+              </w:rPr>
+            </w:pPr>
+            <w:proofErr w:type="spellStart"/>
+            <w:r>
+              <w:rPr>
+                <w:lang w:eastAsia="en-NZ"/>
+              </w:rPr>
+              <w:t>npm</w:t>
+            </w:r>
+            <w:proofErr w:type="spellEnd"/>
+            <w:r>
+              <w:rPr>
+                <w:lang w:eastAsia="en-NZ"/>
+              </w:rPr>
+              <w:t xml:space="preserve"> run </w:t>
+            </w:r>
+            <w:proofErr w:type="spellStart"/>
+            <w:r>
+              <w:rPr>
+                <w:lang w:eastAsia="en-NZ"/>
+              </w:rPr>
+              <w:t>bump:build</w:t>
+            </w:r>
+            <w:proofErr w:type="spellEnd"/>
+            <w:r>
+              <w:rPr>
+                <w:lang w:eastAsia="en-NZ"/>
+              </w:rPr>
+              <w:t xml:space="preserve"> -- --build N</w:t>
+            </w:r>
+          </w:p>
+        </w:tc>
+        <w:tc>
+          <w:tcPr>
+            <w:tcW w:w="6611" w:type="dxa"/>
+          </w:tcPr>
+          <w:p>
+            <w:pPr>
+              <w:rPr>
+                <w:lang w:eastAsia="en-NZ"/>
+              </w:rPr>
+            </w:pPr>
+            <w:r>
+              <w:rPr>
+                <w:lang w:eastAsia="en-NZ"/>
+              </w:rPr>
+              <w:t>force a specific build integer (e.g. to clear a store clash)</w:t>
+            </w:r>
+          </w:p>
+        </w:tc>
+      </w:tr>
+    </w:tbl>
+    <w:p>
+      <w:pPr>
+        <w:rPr>
+          <w:lang w:eastAsia="en-NZ"/>
+        </w:rPr>
+      </w:pPr>
+      <w:r>
+        <w:rPr>
+          <w:lang w:eastAsia="en-NZ"/>
+        </w:rPr>
+        <w:t>The bump script is `packages/mobile/scripts/bump-</w:t>
+      </w:r>
+      <w:proofErr w:type="spellStart"/>
+      <w:r>
+        <w:rPr>
+          <w:lang w:eastAsia="en-NZ"/>
+        </w:rPr>
+        <w:t>build.mjs</w:t>
+      </w:r>
+      <w:proofErr w:type="spellEnd"/>
+      <w:r>
+        <w:rPr>
+          <w:lang w:eastAsia="en-NZ"/>
+        </w:rPr>
+        <w:t>`.</w:t>
+      </w:r>
+    </w:p>
+    <w:p>
+      <w:pPr>
+        <w:rPr>
+          <w:lang w:eastAsia="en-NZ"/>
+        </w:rPr>
+      </w:pPr>
+    </w:p>
+    <w:p>
+      <w:pPr>
+        <w:pStyle w:val="Heading4"/>
+        <w:rPr>
+          <w:lang w:eastAsia="en-NZ"/>
+        </w:rPr>
+      </w:pPr>
+      <w:r>
+        <w:rPr>
+          <w:lang w:eastAsia="en-NZ"/>
+        </w:rPr>
+        <w:lastRenderedPageBreak/>
+        <w:t>Rules</w:t>
+      </w:r>
+    </w:p>
+    <w:p>
+      <w:pPr>
+        <w:pStyle w:val="ListParagraph"/>
+        <w:numPr>
+          <w:ilvl w:val="0"/>
+          <w:numId w:val="17"/>
+        </w:numPr>
+        <w:rPr>
+          <w:lang w:eastAsia="en-NZ"/>
+        </w:rPr>
+      </w:pPr>
+      <w:r>
+        <w:rPr>
+          <w:lang w:eastAsia="en-NZ"/>
+        </w:rPr>
+        <w:t xml:space="preserve">Run a bump command → </w:t>
+      </w:r>
+      <w:r>
+        <w:rPr>
+          <w:b/>
+          <w:bCs/>
+          <w:lang w:eastAsia="en-NZ"/>
+        </w:rPr>
+        <w:t>**commit `</w:t>
+      </w:r>
+      <w:proofErr w:type="spellStart"/>
+      <w:r>
+        <w:rPr>
+          <w:b/>
+          <w:bCs/>
+          <w:lang w:eastAsia="en-NZ"/>
+        </w:rPr>
+        <w:t>app.json</w:t>
+      </w:r>
+      <w:proofErr w:type="spellEnd"/>
+      <w:r>
+        <w:rPr>
+          <w:b/>
+          <w:bCs/>
+          <w:lang w:eastAsia="en-NZ"/>
+        </w:rPr>
+        <w:t>`**</w:t>
+      </w:r>
+      <w:r>
+        <w:rPr>
+          <w:lang w:eastAsia="en-NZ"/>
+        </w:rPr>
+        <w:t xml:space="preserve"> → then `</w:t>
+      </w:r>
+      <w:proofErr w:type="spellStart"/>
+      <w:r>
+        <w:rPr>
+          <w:lang w:eastAsia="en-NZ"/>
+        </w:rPr>
+        <w:t>eas</w:t>
+      </w:r>
+      <w:proofErr w:type="spellEnd"/>
+      <w:r>
+        <w:rPr>
+          <w:lang w:eastAsia="en-NZ"/>
+        </w:rPr>
+        <w:t xml:space="preserve"> build`. With local versioning, EAS reads `</w:t>
+      </w:r>
+      <w:proofErr w:type="spellStart"/>
+      <w:r>
+        <w:rPr>
+          <w:lang w:eastAsia="en-NZ"/>
+        </w:rPr>
+        <w:t>app.json</w:t>
+      </w:r>
+      <w:proofErr w:type="spellEnd"/>
+      <w:r>
+        <w:rPr>
+          <w:lang w:eastAsia="en-NZ"/>
+        </w:rPr>
+        <w:t xml:space="preserve">` from the </w:t>
+      </w:r>
+      <w:r>
+        <w:rPr>
+          <w:b/>
+          <w:bCs/>
+          <w:lang w:eastAsia="en-NZ"/>
+        </w:rPr>
+        <w:t>**committed git state**</w:t>
+      </w:r>
+      <w:r>
+        <w:rPr>
+          <w:lang w:eastAsia="en-NZ"/>
+        </w:rPr>
+        <w:t xml:space="preserve"> — an uncommitted bump is silently ignored.</w:t>
+      </w:r>
+    </w:p>
+    <w:p>
+      <w:pPr>
+        <w:pStyle w:val="ListParagraph"/>
+        <w:numPr>
+          <w:ilvl w:val="0"/>
+          <w:numId w:val="17"/>
+        </w:numPr>
+        <w:rPr>
+          <w:lang w:eastAsia="en-NZ"/>
+        </w:rPr>
+      </w:pPr>
+      <w:r>
+        <w:rPr>
+          <w:lang w:eastAsia="en-NZ"/>
+        </w:rPr>
+        <w:t>Build both platforms together (`</w:t>
+      </w:r>
+      <w:proofErr w:type="spellStart"/>
+      <w:r>
+        <w:rPr>
+          <w:lang w:eastAsia="en-NZ"/>
+        </w:rPr>
+        <w:t>eas</w:t>
+      </w:r>
+      <w:proofErr w:type="spellEnd"/>
+      <w:r>
+        <w:rPr>
+          <w:lang w:eastAsia="en-NZ"/>
+        </w:rPr>
+        <w:t xml:space="preserve"> build --platform all --profile production`) so the single number stays identical across stores.</w:t>
+      </w:r>
+    </w:p>
+    <w:p>
+      <w:pPr>
+        <w:pStyle w:val="ListParagraph"/>
+        <w:numPr>
+          <w:ilvl w:val="0"/>
+          <w:numId w:val="17"/>
+        </w:numPr>
+        <w:rPr>
+          <w:lang w:eastAsia="en-NZ"/>
+        </w:rPr>
+      </w:pPr>
+      <w:r>
+        <w:rPr>
+          <w:lang w:eastAsia="en-NZ"/>
+        </w:rPr>
+        <w:t>`</w:t>
+      </w:r>
+      <w:proofErr w:type="spellStart"/>
+      <w:r>
+        <w:rPr>
+          <w:lang w:eastAsia="en-NZ"/>
+        </w:rPr>
+        <w:t>android.versionCode</w:t>
+      </w:r>
+      <w:proofErr w:type="spellEnd"/>
+      <w:r>
+        <w:rPr>
+          <w:lang w:eastAsia="en-NZ"/>
+        </w:rPr>
+        <w:t xml:space="preserve">` must be </w:t>
+      </w:r>
+      <w:r>
+        <w:rPr>
+          <w:b/>
+          <w:bCs/>
+          <w:lang w:eastAsia="en-NZ"/>
+        </w:rPr>
+        <w:t>**strictly greater**</w:t>
+      </w:r>
+      <w:r>
+        <w:rPr>
+          <w:lang w:eastAsia="en-NZ"/>
+        </w:rPr>
+        <w:t xml:space="preserve"> than the highest ever uploaded to Play (across all tracks). iOS `</w:t>
+      </w:r>
+      <w:proofErr w:type="spellStart"/>
+      <w:r>
+        <w:rPr>
           <w:lang w:eastAsia="en-NZ"/>
         </w:rPr>
         <w:t>buildNumber</w:t>
@@ -13028,84 +13839,25 @@
         <w:rPr>
           <w:lang w:eastAsia="en-NZ"/>
         </w:rPr>
-        <w:t xml:space="preserve"> (iOS) are managed remotely by EAS — </w:t>
-      </w:r>
-      <w:proofErr w:type="spellStart"/>
-      <w:r>
-        <w:rPr>
-          <w:lang w:eastAsia="en-NZ"/>
-        </w:rPr>
-        <w:t>appVersionSource</w:t>
-      </w:r>
-      <w:proofErr w:type="spellEnd"/>
-      <w:r>
-        <w:rPr>
-          <w:lang w:eastAsia="en-NZ"/>
-        </w:rPr>
-        <w:t xml:space="preserve">: "remote" in </w:t>
-      </w:r>
-      <w:proofErr w:type="spellStart"/>
-      <w:r>
-        <w:rPr>
-          <w:lang w:eastAsia="en-NZ"/>
-        </w:rPr>
-        <w:t>eas.json</w:t>
-      </w:r>
-      <w:proofErr w:type="spellEnd"/>
-      <w:r>
-        <w:rPr>
-          <w:lang w:eastAsia="en-NZ"/>
-        </w:rPr>
-        <w:t>. Do not edit these manually.</w:t>
-      </w:r>
-    </w:p>
-    <w:p>
-      <w:pPr>
-        <w:rPr>
-          <w:lang w:eastAsia="en-NZ"/>
-        </w:rPr>
-      </w:pPr>
-      <w:r>
-        <w:rPr>
-          <w:lang w:eastAsia="en-NZ"/>
-        </w:rPr>
-        <w:t xml:space="preserve">Bump </w:t>
-      </w:r>
-      <w:proofErr w:type="spellStart"/>
-      <w:r>
-        <w:rPr>
-          <w:lang w:eastAsia="en-NZ"/>
-        </w:rPr>
-        <w:t>expo.version</w:t>
-      </w:r>
-      <w:proofErr w:type="spellEnd"/>
-      <w:r>
-        <w:rPr>
-          <w:lang w:eastAsia="en-NZ"/>
-        </w:rPr>
-        <w:t xml:space="preserve"> on each release that contains user-visible changes. EAS auto-increments the platform build numbers on every build via </w:t>
-      </w:r>
-      <w:proofErr w:type="spellStart"/>
-      <w:proofErr w:type="gramStart"/>
-      <w:r>
-        <w:rPr>
-          <w:lang w:eastAsia="en-NZ"/>
-        </w:rPr>
-        <w:t>autoIncrement</w:t>
-      </w:r>
-      <w:proofErr w:type="spellEnd"/>
-      <w:r>
-        <w:rPr>
-          <w:lang w:eastAsia="en-NZ"/>
-        </w:rPr>
-        <w:t>:</w:t>
-      </w:r>
-      <w:proofErr w:type="gramEnd"/>
-      <w:r>
-        <w:rPr>
-          <w:lang w:eastAsia="en-NZ"/>
-        </w:rPr>
-        <w:t xml:space="preserve"> true in the production profile.</w:t>
+        <w:t>` must be unique within the version train. The bump script self-heals any drift by using `max(iOS, Android) + 1`.</w:t>
+      </w:r>
+    </w:p>
+    <w:p>
+      <w:pPr>
+        <w:pStyle w:val="ListParagraph"/>
+        <w:numPr>
+          <w:ilvl w:val="0"/>
+          <w:numId w:val="17"/>
+        </w:numPr>
+        <w:rPr>
+          <w:lang w:eastAsia="en-NZ"/>
+        </w:rPr>
+      </w:pPr>
+      <w:r>
+        <w:rPr>
+          <w:lang w:eastAsia="en-NZ"/>
+        </w:rPr>
+        <w:t>Never hand-edit the build numbers except via the bump script (or a deliberate one-off to clear a clash).</w:t>
       </w:r>
     </w:p>
     <w:p>
@@ -13396,7 +14148,6 @@
         <w:rPr>
           <w:lang w:eastAsia="en-NZ"/>
         </w:rPr>
-        <w:lastRenderedPageBreak/>
         <w:t>development — APK / dev-client iOS build, internal distribution, Metro-connected for hot reload</w:t>
       </w:r>
     </w:p>
@@ -13549,6 +14300,7 @@
         <w:rPr>
           <w:lang w:eastAsia="en-NZ"/>
         </w:rPr>
+        <w:lastRenderedPageBreak/>
         <w:t xml:space="preserve">(Uses Expo's resolver to pick the version matching SDK 54. Do not add manually to </w:t>
       </w:r>
       <w:proofErr w:type="spellStart"/>
@@ -14118,7 +14870,6 @@
         <w:rPr>
           <w:lang w:eastAsia="en-NZ"/>
         </w:rPr>
-        <w:lastRenderedPageBreak/>
         <w:t>cd packages/mobile</w:t>
       </w:r>
     </w:p>
@@ -14330,6 +15081,7 @@
         <w:rPr>
           <w:lang w:eastAsia="en-NZ"/>
         </w:rPr>
+        <w:lastRenderedPageBreak/>
         <w:t>Metro starts, terminal shows a QR code and a Metro URL like exp+auxein-grow://expo-development-client/?url=http%3A%2F%2F192.168.1.144%3A8081.</w:t>
       </w:r>
     </w:p>
@@ -14653,240 +15405,240 @@
         <w:rPr>
           <w:lang w:eastAsia="en-NZ"/>
         </w:rPr>
+        <w:t>cd packages/mobile</w:t>
+      </w:r>
+    </w:p>
+    <w:p>
+      <w:pPr>
+        <w:rPr>
+          <w:lang w:eastAsia="en-NZ"/>
+        </w:rPr>
+      </w:pPr>
+      <w:r>
+        <w:rPr>
+          <w:lang w:eastAsia="en-NZ"/>
+        </w:rPr>
+        <w:t># Submits latest iOS build to App Store Connect</w:t>
+      </w:r>
+    </w:p>
+    <w:p>
+      <w:pPr>
+        <w:rPr>
+          <w:lang w:eastAsia="en-NZ"/>
+        </w:rPr>
+      </w:pPr>
+      <w:proofErr w:type="spellStart"/>
+      <w:r>
+        <w:rPr>
+          <w:lang w:eastAsia="en-NZ"/>
+        </w:rPr>
+        <w:t>eas</w:t>
+      </w:r>
+      <w:proofErr w:type="spellEnd"/>
+      <w:r>
+        <w:rPr>
+          <w:lang w:eastAsia="en-NZ"/>
+        </w:rPr>
+        <w:t xml:space="preserve"> submit --platform </w:t>
+      </w:r>
+      <w:proofErr w:type="spellStart"/>
+      <w:r>
+        <w:rPr>
+          <w:lang w:eastAsia="en-NZ"/>
+        </w:rPr>
+        <w:t>ios</w:t>
+      </w:r>
+      <w:proofErr w:type="spellEnd"/>
+      <w:r>
+        <w:rPr>
+          <w:lang w:eastAsia="en-NZ"/>
+        </w:rPr>
+        <w:t xml:space="preserve"> --latest</w:t>
+      </w:r>
+    </w:p>
+    <w:p>
+      <w:pPr>
+        <w:rPr>
+          <w:lang w:eastAsia="en-NZ"/>
+        </w:rPr>
+      </w:pPr>
+      <w:r>
+        <w:rPr>
+          <w:lang w:eastAsia="en-NZ"/>
+        </w:rPr>
+        <w:t>Build processes in App Store Connect (~10–20 min), then becomes available to internal testers. External testers require Apple Beta App Review (~24h).</w:t>
+      </w:r>
+    </w:p>
+    <w:p>
+      <w:pPr>
+        <w:pStyle w:val="Heading3"/>
+        <w:rPr>
+          <w:lang w:eastAsia="en-NZ"/>
+        </w:rPr>
+      </w:pPr>
+      <w:r>
+        <w:rPr>
+          <w:lang w:eastAsia="en-NZ"/>
+        </w:rPr>
+        <w:t>12.5 Release to Internal Testing (automated submit — Android)</w:t>
+      </w:r>
+    </w:p>
+    <w:p>
+      <w:pPr>
+        <w:rPr>
+          <w:lang w:eastAsia="en-NZ"/>
+        </w:rPr>
+      </w:pPr>
+      <w:proofErr w:type="spellStart"/>
+      <w:r>
+        <w:rPr>
+          <w:lang w:eastAsia="en-NZ"/>
+        </w:rPr>
+        <w:t>eas</w:t>
+      </w:r>
+      <w:proofErr w:type="spellEnd"/>
+      <w:r>
+        <w:rPr>
+          <w:lang w:eastAsia="en-NZ"/>
+        </w:rPr>
+        <w:t xml:space="preserve"> submit for Android requires the Play Console service account JSON. The canonical copy lives in AWS Secrets Manager. Pull at submit time:</w:t>
+      </w:r>
+    </w:p>
+    <w:p>
+      <w:pPr>
+        <w:rPr>
+          <w:lang w:eastAsia="en-NZ"/>
+        </w:rPr>
+      </w:pPr>
+      <w:proofErr w:type="spellStart"/>
+      <w:r>
+        <w:rPr>
+          <w:lang w:eastAsia="en-NZ"/>
+        </w:rPr>
+        <w:t>aws</w:t>
+      </w:r>
+      <w:proofErr w:type="spellEnd"/>
+      <w:r>
+        <w:rPr>
+          <w:lang w:eastAsia="en-NZ"/>
+        </w:rPr>
+        <w:t xml:space="preserve"> </w:t>
+      </w:r>
+      <w:proofErr w:type="spellStart"/>
+      <w:r>
+        <w:rPr>
+          <w:lang w:eastAsia="en-NZ"/>
+        </w:rPr>
+        <w:t>secretsmanager</w:t>
+      </w:r>
+      <w:proofErr w:type="spellEnd"/>
+      <w:r>
+        <w:rPr>
+          <w:lang w:eastAsia="en-NZ"/>
+        </w:rPr>
+        <w:t xml:space="preserve"> get-secret-value \</w:t>
+      </w:r>
+    </w:p>
+    <w:p>
+      <w:pPr>
+        <w:rPr>
+          <w:lang w:eastAsia="en-NZ"/>
+        </w:rPr>
+      </w:pPr>
+      <w:r>
+        <w:rPr>
+          <w:lang w:eastAsia="en-NZ"/>
+        </w:rPr>
+        <w:t xml:space="preserve">--secret-id </w:t>
+      </w:r>
+      <w:proofErr w:type="spellStart"/>
+      <w:r>
+        <w:rPr>
+          <w:lang w:eastAsia="en-NZ"/>
+        </w:rPr>
+        <w:t>auxein</w:t>
+      </w:r>
+      <w:proofErr w:type="spellEnd"/>
+      <w:r>
+        <w:rPr>
+          <w:lang w:eastAsia="en-NZ"/>
+        </w:rPr>
+        <w:t>/grow/play-console-service-account \</w:t>
+      </w:r>
+    </w:p>
+    <w:p>
+      <w:pPr>
+        <w:rPr>
+          <w:lang w:eastAsia="en-NZ"/>
+        </w:rPr>
+      </w:pPr>
+      <w:r>
+        <w:rPr>
+          <w:lang w:eastAsia="en-NZ"/>
+        </w:rPr>
+        <w:t>--region ap-southeast-2 \</w:t>
+      </w:r>
+    </w:p>
+    <w:p>
+      <w:pPr>
+        <w:rPr>
+          <w:lang w:eastAsia="en-NZ"/>
+        </w:rPr>
+      </w:pPr>
+      <w:r>
+        <w:rPr>
+          <w:lang w:eastAsia="en-NZ"/>
+        </w:rPr>
+        <w:t>--query SecretString --output text &gt; /</w:t>
+      </w:r>
+      <w:proofErr w:type="spellStart"/>
+      <w:r>
+        <w:rPr>
+          <w:lang w:eastAsia="en-NZ"/>
+        </w:rPr>
+        <w:t>tmp</w:t>
+      </w:r>
+      <w:proofErr w:type="spellEnd"/>
+      <w:r>
+        <w:rPr>
+          <w:lang w:eastAsia="en-NZ"/>
+        </w:rPr>
+        <w:t>/play-</w:t>
+      </w:r>
+      <w:proofErr w:type="spellStart"/>
+      <w:r>
+        <w:rPr>
+          <w:lang w:eastAsia="en-NZ"/>
+        </w:rPr>
+        <w:t>key.json</w:t>
+      </w:r>
+      <w:proofErr w:type="spellEnd"/>
+    </w:p>
+    <w:p>
+      <w:pPr>
+        <w:rPr>
+          <w:lang w:eastAsia="en-NZ"/>
+        </w:rPr>
+      </w:pPr>
+      <w:r>
+        <w:rPr>
+          <w:lang w:eastAsia="en-NZ"/>
+        </w:rPr>
+        <w:t>cd packages/mobile</w:t>
+      </w:r>
+    </w:p>
+    <w:p>
+      <w:pPr>
+        <w:rPr>
+          <w:lang w:eastAsia="en-NZ"/>
+        </w:rPr>
+      </w:pPr>
+      <w:proofErr w:type="spellStart"/>
+      <w:r>
+        <w:rPr>
+          <w:lang w:eastAsia="en-NZ"/>
+        </w:rPr>
         <w:lastRenderedPageBreak/>
-        <w:t>cd packages/mobile</w:t>
-      </w:r>
-    </w:p>
-    <w:p>
-      <w:pPr>
-        <w:rPr>
-          <w:lang w:eastAsia="en-NZ"/>
-        </w:rPr>
-      </w:pPr>
-      <w:r>
-        <w:rPr>
-          <w:lang w:eastAsia="en-NZ"/>
-        </w:rPr>
-        <w:t># Submits latest iOS build to App Store Connect</w:t>
-      </w:r>
-    </w:p>
-    <w:p>
-      <w:pPr>
-        <w:rPr>
-          <w:lang w:eastAsia="en-NZ"/>
-        </w:rPr>
-      </w:pPr>
-      <w:proofErr w:type="spellStart"/>
-      <w:r>
-        <w:rPr>
-          <w:lang w:eastAsia="en-NZ"/>
-        </w:rPr>
-        <w:t>eas</w:t>
-      </w:r>
-      <w:proofErr w:type="spellEnd"/>
-      <w:r>
-        <w:rPr>
-          <w:lang w:eastAsia="en-NZ"/>
-        </w:rPr>
-        <w:t xml:space="preserve"> submit --platform </w:t>
-      </w:r>
-      <w:proofErr w:type="spellStart"/>
-      <w:r>
-        <w:rPr>
-          <w:lang w:eastAsia="en-NZ"/>
-        </w:rPr>
-        <w:t>ios</w:t>
-      </w:r>
-      <w:proofErr w:type="spellEnd"/>
-      <w:r>
-        <w:rPr>
-          <w:lang w:eastAsia="en-NZ"/>
-        </w:rPr>
-        <w:t xml:space="preserve"> --latest</w:t>
-      </w:r>
-    </w:p>
-    <w:p>
-      <w:pPr>
-        <w:rPr>
-          <w:lang w:eastAsia="en-NZ"/>
-        </w:rPr>
-      </w:pPr>
-      <w:r>
-        <w:rPr>
-          <w:lang w:eastAsia="en-NZ"/>
-        </w:rPr>
-        <w:t>Build processes in App Store Connect (~10–20 min), then becomes available to internal testers. External testers require Apple Beta App Review (~24h).</w:t>
-      </w:r>
-    </w:p>
-    <w:p>
-      <w:pPr>
-        <w:pStyle w:val="Heading3"/>
-        <w:rPr>
-          <w:lang w:eastAsia="en-NZ"/>
-        </w:rPr>
-      </w:pPr>
-      <w:r>
-        <w:rPr>
-          <w:lang w:eastAsia="en-NZ"/>
-        </w:rPr>
-        <w:t>12.5 Release to Internal Testing (automated submit — Android)</w:t>
-      </w:r>
-    </w:p>
-    <w:p>
-      <w:pPr>
-        <w:rPr>
-          <w:lang w:eastAsia="en-NZ"/>
-        </w:rPr>
-      </w:pPr>
-      <w:proofErr w:type="spellStart"/>
-      <w:r>
-        <w:rPr>
-          <w:lang w:eastAsia="en-NZ"/>
-        </w:rPr>
-        <w:t>eas</w:t>
-      </w:r>
-      <w:proofErr w:type="spellEnd"/>
-      <w:r>
-        <w:rPr>
-          <w:lang w:eastAsia="en-NZ"/>
-        </w:rPr>
-        <w:t xml:space="preserve"> submit for Android requires the Play Console service account JSON. The canonical copy lives in AWS Secrets Manager. Pull at submit time:</w:t>
-      </w:r>
-    </w:p>
-    <w:p>
-      <w:pPr>
-        <w:rPr>
-          <w:lang w:eastAsia="en-NZ"/>
-        </w:rPr>
-      </w:pPr>
-      <w:proofErr w:type="spellStart"/>
-      <w:r>
-        <w:rPr>
-          <w:lang w:eastAsia="en-NZ"/>
-        </w:rPr>
-        <w:t>aws</w:t>
-      </w:r>
-      <w:proofErr w:type="spellEnd"/>
-      <w:r>
-        <w:rPr>
-          <w:lang w:eastAsia="en-NZ"/>
-        </w:rPr>
-        <w:t xml:space="preserve"> </w:t>
-      </w:r>
-      <w:proofErr w:type="spellStart"/>
-      <w:r>
-        <w:rPr>
-          <w:lang w:eastAsia="en-NZ"/>
-        </w:rPr>
-        <w:t>secretsmanager</w:t>
-      </w:r>
-      <w:proofErr w:type="spellEnd"/>
-      <w:r>
-        <w:rPr>
-          <w:lang w:eastAsia="en-NZ"/>
-        </w:rPr>
-        <w:t xml:space="preserve"> get-secret-value \</w:t>
-      </w:r>
-    </w:p>
-    <w:p>
-      <w:pPr>
-        <w:rPr>
-          <w:lang w:eastAsia="en-NZ"/>
-        </w:rPr>
-      </w:pPr>
-      <w:r>
-        <w:rPr>
-          <w:lang w:eastAsia="en-NZ"/>
-        </w:rPr>
-        <w:t xml:space="preserve">--secret-id </w:t>
-      </w:r>
-      <w:proofErr w:type="spellStart"/>
-      <w:r>
-        <w:rPr>
-          <w:lang w:eastAsia="en-NZ"/>
-        </w:rPr>
-        <w:t>auxein</w:t>
-      </w:r>
-      <w:proofErr w:type="spellEnd"/>
-      <w:r>
-        <w:rPr>
-          <w:lang w:eastAsia="en-NZ"/>
-        </w:rPr>
-        <w:t>/grow/play-console-service-account \</w:t>
-      </w:r>
-    </w:p>
-    <w:p>
-      <w:pPr>
-        <w:rPr>
-          <w:lang w:eastAsia="en-NZ"/>
-        </w:rPr>
-      </w:pPr>
-      <w:r>
-        <w:rPr>
-          <w:lang w:eastAsia="en-NZ"/>
-        </w:rPr>
-        <w:t>--region ap-southeast-2 \</w:t>
-      </w:r>
-    </w:p>
-    <w:p>
-      <w:pPr>
-        <w:rPr>
-          <w:lang w:eastAsia="en-NZ"/>
-        </w:rPr>
-      </w:pPr>
-      <w:r>
-        <w:rPr>
-          <w:lang w:eastAsia="en-NZ"/>
-        </w:rPr>
-        <w:t>--query SecretString --output text &gt; /</w:t>
-      </w:r>
-      <w:proofErr w:type="spellStart"/>
-      <w:r>
-        <w:rPr>
-          <w:lang w:eastAsia="en-NZ"/>
-        </w:rPr>
-        <w:t>tmp</w:t>
-      </w:r>
-      <w:proofErr w:type="spellEnd"/>
-      <w:r>
-        <w:rPr>
-          <w:lang w:eastAsia="en-NZ"/>
-        </w:rPr>
-        <w:t>/play-</w:t>
-      </w:r>
-      <w:proofErr w:type="spellStart"/>
-      <w:r>
-        <w:rPr>
-          <w:lang w:eastAsia="en-NZ"/>
-        </w:rPr>
-        <w:t>key.json</w:t>
-      </w:r>
-      <w:proofErr w:type="spellEnd"/>
-    </w:p>
-    <w:p>
-      <w:pPr>
-        <w:rPr>
-          <w:lang w:eastAsia="en-NZ"/>
-        </w:rPr>
-      </w:pPr>
-      <w:r>
-        <w:rPr>
-          <w:lang w:eastAsia="en-NZ"/>
-        </w:rPr>
-        <w:t>cd packages/mobile</w:t>
-      </w:r>
-    </w:p>
-    <w:p>
-      <w:pPr>
-        <w:rPr>
-          <w:lang w:eastAsia="en-NZ"/>
-        </w:rPr>
-      </w:pPr>
-      <w:proofErr w:type="spellStart"/>
-      <w:r>
-        <w:rPr>
-          <w:lang w:eastAsia="en-NZ"/>
-        </w:rPr>
         <w:t>eas</w:t>
       </w:r>
       <w:proofErr w:type="spellEnd"/>
@@ -15216,7 +15968,6 @@
         <w:rPr>
           <w:lang w:eastAsia="en-NZ"/>
         </w:rPr>
-        <w:lastRenderedPageBreak/>
         <w:t>Content rating questionnaire</w:t>
       </w:r>
     </w:p>
@@ -15510,6 +16261,7 @@
               <w:rPr>
                 <w:lang w:eastAsia="en-NZ"/>
               </w:rPr>
+              <w:lastRenderedPageBreak/>
               <w:t>TestFlight build stuck "Processing"</w:t>
             </w:r>
           </w:p>
@@ -15966,7 +16718,6 @@
           <w:rFonts w:asciiTheme="minorHAnsi" w:eastAsia="Arial" w:hAnsiTheme="minorHAnsi"/>
           <w:lang w:eastAsia="en-NZ"/>
         </w:rPr>
-        <w:lastRenderedPageBreak/>
         <w:t>1</w:t>
       </w:r>
       <w:r>
@@ -16767,6 +17518,181 @@
     </w:lvl>
   </w:abstractNum>
   <w:abstractNum w:abstractNumId="5" w15:restartNumberingAfterBreak="0">
+    <w:nsid w:val="2C713998"/>
+    <w:multiLevelType w:val="hybridMultilevel"/>
+    <w:tmpl w:val="29120F82"/>
+    <w:lvl w:ilvl="0" w:tplc="1409000F">
+      <w:start w:val="1"/>
+      <w:numFmt w:val="decimal"/>
+      <w:lvlText w:val="%1."/>
+      <w:lvlJc w:val="left"/>
+      <w:pPr>
+        <w:ind w:left="720" w:hanging="360"/>
+      </w:pPr>
+      <w:rPr>
+        <w:rFonts w:hint="default"/>
+      </w:rPr>
+    </w:lvl>
+    <w:lvl w:ilvl="1" w:tplc="14090019" w:tentative="1">
+      <w:start w:val="1"/>
+      <w:numFmt w:val="lowerLetter"/>
+      <w:lvlText w:val="%2."/>
+      <w:lvlJc w:val="left"/>
+      <w:pPr>
+        <w:ind w:left="1440" w:hanging="360"/>
+      </w:pPr>
+    </w:lvl>
+    <w:lvl w:ilvl="2" w:tplc="1409001B" w:tentative="1">
+      <w:start w:val="1"/>
+      <w:numFmt w:val="lowerRoman"/>
+      <w:lvlText w:val="%3."/>
+      <w:lvlJc w:val="right"/>
+      <w:pPr>
+        <w:ind w:left="2160" w:hanging="180"/>
+      </w:pPr>
+    </w:lvl>
+    <w:lvl w:ilvl="3" w:tplc="1409000F" w:tentative="1">
+      <w:start w:val="1"/>
+      <w:numFmt w:val="decimal"/>
+      <w:lvlText w:val="%4."/>
+      <w:lvlJc w:val="left"/>
+      <w:pPr>
+        <w:ind w:left="2880" w:hanging="360"/>
+      </w:pPr>
+    </w:lvl>
+    <w:lvl w:ilvl="4" w:tplc="14090019" w:tentative="1">
+      <w:start w:val="1"/>
+      <w:numFmt w:val="lowerLetter"/>
+      <w:lvlText w:val="%5."/>
+      <w:lvlJc w:val="left"/>
+      <w:pPr>
+        <w:ind w:left="3600" w:hanging="360"/>
+      </w:pPr>
+    </w:lvl>
+    <w:lvl w:ilvl="5" w:tplc="1409001B" w:tentative="1">
+      <w:start w:val="1"/>
+      <w:numFmt w:val="lowerRoman"/>
+      <w:lvlText w:val="%6."/>
+      <w:lvlJc w:val="right"/>
+      <w:pPr>
+        <w:ind w:left="4320" w:hanging="180"/>
+      </w:pPr>
+    </w:lvl>
+    <w:lvl w:ilvl="6" w:tplc="1409000F" w:tentative="1">
+      <w:start w:val="1"/>
+      <w:numFmt w:val="decimal"/>
+      <w:lvlText w:val="%7."/>
+      <w:lvlJc w:val="left"/>
+      <w:pPr>
+        <w:ind w:left="5040" w:hanging="360"/>
+      </w:pPr>
+    </w:lvl>
+    <w:lvl w:ilvl="7" w:tplc="14090019" w:tentative="1">
+      <w:start w:val="1"/>
+      <w:numFmt w:val="lowerLetter"/>
+      <w:lvlText w:val="%8."/>
+      <w:lvlJc w:val="left"/>
+      <w:pPr>
+        <w:ind w:left="5760" w:hanging="360"/>
+      </w:pPr>
+    </w:lvl>
+    <w:lvl w:ilvl="8" w:tplc="1409001B" w:tentative="1">
+      <w:start w:val="1"/>
+      <w:numFmt w:val="lowerRoman"/>
+      <w:lvlText w:val="%9."/>
+      <w:lvlJc w:val="right"/>
+      <w:pPr>
+        <w:ind w:left="6480" w:hanging="180"/>
+      </w:pPr>
+    </w:lvl>
+  </w:abstractNum>
+  <w:abstractNum w:abstractNumId="6" w15:restartNumberingAfterBreak="0">
+    <w:nsid w:val="313A3B67"/>
+    <w:multiLevelType w:val="hybridMultilevel"/>
+    <w:tmpl w:val="3F10AA4A"/>
+    <w:lvl w:ilvl="0" w:tplc="1409000F">
+      <w:start w:val="1"/>
+      <w:numFmt w:val="decimal"/>
+      <w:lvlText w:val="%1."/>
+      <w:lvlJc w:val="left"/>
+      <w:pPr>
+        <w:ind w:left="720" w:hanging="360"/>
+      </w:pPr>
+    </w:lvl>
+    <w:lvl w:ilvl="1" w:tplc="14090019" w:tentative="1">
+      <w:start w:val="1"/>
+      <w:numFmt w:val="lowerLetter"/>
+      <w:lvlText w:val="%2."/>
+      <w:lvlJc w:val="left"/>
+      <w:pPr>
+        <w:ind w:left="1440" w:hanging="360"/>
+      </w:pPr>
+    </w:lvl>
+    <w:lvl w:ilvl="2" w:tplc="1409001B" w:tentative="1">
+      <w:start w:val="1"/>
+      <w:numFmt w:val="lowerRoman"/>
+      <w:lvlText w:val="%3."/>
+      <w:lvlJc w:val="right"/>
+      <w:pPr>
+        <w:ind w:left="2160" w:hanging="180"/>
+      </w:pPr>
+    </w:lvl>
+    <w:lvl w:ilvl="3" w:tplc="1409000F" w:tentative="1">
+      <w:start w:val="1"/>
+      <w:numFmt w:val="decimal"/>
+      <w:lvlText w:val="%4."/>
+      <w:lvlJc w:val="left"/>
+      <w:pPr>
+        <w:ind w:left="2880" w:hanging="360"/>
+      </w:pPr>
+    </w:lvl>
+    <w:lvl w:ilvl="4" w:tplc="14090019" w:tentative="1">
+      <w:start w:val="1"/>
+      <w:numFmt w:val="lowerLetter"/>
+      <w:lvlText w:val="%5."/>
+      <w:lvlJc w:val="left"/>
+      <w:pPr>
+        <w:ind w:left="3600" w:hanging="360"/>
+      </w:pPr>
+    </w:lvl>
+    <w:lvl w:ilvl="5" w:tplc="1409001B" w:tentative="1">
+      <w:start w:val="1"/>
+      <w:numFmt w:val="lowerRoman"/>
+      <w:lvlText w:val="%6."/>
+      <w:lvlJc w:val="right"/>
+      <w:pPr>
+        <w:ind w:left="4320" w:hanging="180"/>
+      </w:pPr>
+    </w:lvl>
+    <w:lvl w:ilvl="6" w:tplc="1409000F" w:tentative="1">
+      <w:start w:val="1"/>
+      <w:numFmt w:val="decimal"/>
+      <w:lvlText w:val="%7."/>
+      <w:lvlJc w:val="left"/>
+      <w:pPr>
+        <w:ind w:left="5040" w:hanging="360"/>
+      </w:pPr>
+    </w:lvl>
+    <w:lvl w:ilvl="7" w:tplc="14090019" w:tentative="1">
+      <w:start w:val="1"/>
+      <w:numFmt w:val="lowerLetter"/>
+      <w:lvlText w:val="%8."/>
+      <w:lvlJc w:val="left"/>
+      <w:pPr>
+        <w:ind w:left="5760" w:hanging="360"/>
+      </w:pPr>
+    </w:lvl>
+    <w:lvl w:ilvl="8" w:tplc="1409001B" w:tentative="1">
+      <w:start w:val="1"/>
+      <w:numFmt w:val="lowerRoman"/>
+      <w:lvlText w:val="%9."/>
+      <w:lvlJc w:val="right"/>
+      <w:pPr>
+        <w:ind w:left="6480" w:hanging="180"/>
+      </w:pPr>
+    </w:lvl>
+  </w:abstractNum>
+  <w:abstractNum w:abstractNumId="7" w15:restartNumberingAfterBreak="0">
     <w:nsid w:val="3549615C"/>
     <w:multiLevelType w:val="hybridMultilevel"/>
     <w:tmpl w:val="891C6016"/>
@@ -16844,7 +17770,7 @@
       </w:pPr>
     </w:lvl>
   </w:abstractNum>
-  <w:abstractNum w:abstractNumId="6" w15:restartNumberingAfterBreak="0">
+  <w:abstractNum w:abstractNumId="8" w15:restartNumberingAfterBreak="0">
     <w:nsid w:val="3B490D95"/>
     <w:multiLevelType w:val="multilevel"/>
     <w:tmpl w:val="8B581462"/>
@@ -16993,7 +17919,7 @@
       </w:rPr>
     </w:lvl>
   </w:abstractNum>
-  <w:abstractNum w:abstractNumId="7" w15:restartNumberingAfterBreak="0">
+  <w:abstractNum w:abstractNumId="9" w15:restartNumberingAfterBreak="0">
     <w:nsid w:val="489376F8"/>
     <w:multiLevelType w:val="multilevel"/>
     <w:tmpl w:val="D5F6D934"/>
@@ -17142,7 +18068,7 @@
       </w:rPr>
     </w:lvl>
   </w:abstractNum>
-  <w:abstractNum w:abstractNumId="8" w15:restartNumberingAfterBreak="0">
+  <w:abstractNum w:abstractNumId="10" w15:restartNumberingAfterBreak="0">
     <w:nsid w:val="4EA13A5B"/>
     <w:multiLevelType w:val="multilevel"/>
     <w:tmpl w:val="EAFC48D0"/>
@@ -17291,7 +18217,7 @@
       </w:rPr>
     </w:lvl>
   </w:abstractNum>
-  <w:abstractNum w:abstractNumId="9" w15:restartNumberingAfterBreak="0">
+  <w:abstractNum w:abstractNumId="11" w15:restartNumberingAfterBreak="0">
     <w:nsid w:val="594A45D9"/>
     <w:multiLevelType w:val="multilevel"/>
     <w:tmpl w:val="9B42BAB2"/>
@@ -17404,7 +18330,7 @@
       </w:pPr>
     </w:lvl>
   </w:abstractNum>
-  <w:abstractNum w:abstractNumId="10" w15:restartNumberingAfterBreak="0">
+  <w:abstractNum w:abstractNumId="12" w15:restartNumberingAfterBreak="0">
     <w:nsid w:val="661B673D"/>
     <w:multiLevelType w:val="multilevel"/>
     <w:tmpl w:val="B4B03FE6"/>
@@ -17553,7 +18479,7 @@
       </w:rPr>
     </w:lvl>
   </w:abstractNum>
-  <w:abstractNum w:abstractNumId="11" w15:restartNumberingAfterBreak="0">
+  <w:abstractNum w:abstractNumId="13" w15:restartNumberingAfterBreak="0">
     <w:nsid w:val="69E138C4"/>
     <w:multiLevelType w:val="multilevel"/>
     <w:tmpl w:val="D160045C"/>
@@ -17702,7 +18628,7 @@
       </w:rPr>
     </w:lvl>
   </w:abstractNum>
-  <w:abstractNum w:abstractNumId="12" w15:restartNumberingAfterBreak="0">
+  <w:abstractNum w:abstractNumId="14" w15:restartNumberingAfterBreak="0">
     <w:nsid w:val="718248AC"/>
     <w:multiLevelType w:val="multilevel"/>
     <w:tmpl w:val="5EEAA31A"/>
@@ -17851,7 +18777,7 @@
       </w:rPr>
     </w:lvl>
   </w:abstractNum>
-  <w:abstractNum w:abstractNumId="13" w15:restartNumberingAfterBreak="0">
+  <w:abstractNum w:abstractNumId="15" w15:restartNumberingAfterBreak="0">
     <w:nsid w:val="78E37E4A"/>
     <w:multiLevelType w:val="multilevel"/>
     <w:tmpl w:val="6628721E"/>
@@ -18000,7 +18926,7 @@
       </w:rPr>
     </w:lvl>
   </w:abstractNum>
-  <w:abstractNum w:abstractNumId="14" w15:restartNumberingAfterBreak="0">
+  <w:abstractNum w:abstractNumId="16" w15:restartNumberingAfterBreak="0">
     <w:nsid w:val="78EE138F"/>
     <w:multiLevelType w:val="multilevel"/>
     <w:tmpl w:val="EDE6178E"/>
@@ -18150,7 +19076,7 @@
     </w:lvl>
   </w:abstractNum>
   <w:num w:numId="1" w16cid:durableId="61488855">
-    <w:abstractNumId w:val="5"/>
+    <w:abstractNumId w:val="7"/>
     <w:lvlOverride w:ilvl="0">
       <w:startOverride w:val="1"/>
     </w:lvlOverride>
@@ -18167,43 +19093,49 @@
     <w:abstractNumId w:val="1"/>
   </w:num>
   <w:num w:numId="3" w16cid:durableId="1906525780">
-    <w:abstractNumId w:val="10"/>
+    <w:abstractNumId w:val="12"/>
   </w:num>
   <w:num w:numId="4" w16cid:durableId="1576235368">
-    <w:abstractNumId w:val="9"/>
+    <w:abstractNumId w:val="11"/>
   </w:num>
   <w:num w:numId="5" w16cid:durableId="1133714925">
-    <w:abstractNumId w:val="12"/>
+    <w:abstractNumId w:val="14"/>
   </w:num>
   <w:num w:numId="6" w16cid:durableId="801576157">
-    <w:abstractNumId w:val="7"/>
+    <w:abstractNumId w:val="9"/>
   </w:num>
   <w:num w:numId="7" w16cid:durableId="426314259">
     <w:abstractNumId w:val="4"/>
   </w:num>
   <w:num w:numId="8" w16cid:durableId="1132359819">
-    <w:abstractNumId w:val="11"/>
+    <w:abstractNumId w:val="13"/>
   </w:num>
   <w:num w:numId="9" w16cid:durableId="773794311">
-    <w:abstractNumId w:val="6"/>
+    <w:abstractNumId w:val="8"/>
   </w:num>
   <w:num w:numId="10" w16cid:durableId="473448278">
     <w:abstractNumId w:val="0"/>
   </w:num>
   <w:num w:numId="11" w16cid:durableId="903486432">
-    <w:abstractNumId w:val="13"/>
+    <w:abstractNumId w:val="15"/>
   </w:num>
   <w:num w:numId="12" w16cid:durableId="981274075">
     <w:abstractNumId w:val="3"/>
   </w:num>
   <w:num w:numId="13" w16cid:durableId="1622495884">
-    <w:abstractNumId w:val="8"/>
+    <w:abstractNumId w:val="10"/>
   </w:num>
   <w:num w:numId="14" w16cid:durableId="151145013">
-    <w:abstractNumId w:val="14"/>
+    <w:abstractNumId w:val="16"/>
   </w:num>
   <w:num w:numId="15" w16cid:durableId="1981302926">
     <w:abstractNumId w:val="2"/>
+  </w:num>
+  <w:num w:numId="16" w16cid:durableId="2109570911">
+    <w:abstractNumId w:val="6"/>
+  </w:num>
+  <w:num w:numId="17" w16cid:durableId="1414547043">
+    <w:abstractNumId w:val="5"/>
   </w:num>
 </w:numbering>
 </file>
